--- a/silrec/templates/docs/silrec_demo.docx
+++ b/silrec/templates/docs/silrec_demo.docx
@@ -49,49 +49,54 @@
         </w:rPr>
       </w:pPr>
       <w:r>
-        <w:rPr/>
-      </w:r>
-    </w:p>
-    <w:p>
-      <w:pPr>
-        <w:pStyle w:val="Normal"/>
-        <w:bidi w:val="0"/>
-        <w:jc w:val="center"/>
         <w:rPr>
           <w:b/>
           <w:bCs/>
           <w:sz w:val="28"/>
           <w:szCs w:val="28"/>
         </w:rPr>
-      </w:pPr>
-      <w:r>
+      </w:r>
+    </w:p>
+    <w:p>
+      <w:pPr>
+        <w:pStyle w:val="Normal"/>
+        <w:bidi w:val="0"/>
+        <w:jc w:val="center"/>
         <w:rPr>
           <w:b/>
           <w:bCs/>
           <w:sz w:val="28"/>
           <w:szCs w:val="28"/>
         </w:rPr>
-      </w:r>
-    </w:p>
-    <w:p>
-      <w:pPr>
-        <w:pStyle w:val="Normal"/>
-        <w:bidi w:val="0"/>
-        <w:jc w:val="start"/>
+      </w:pPr>
+      <w:r>
         <w:rPr>
           <w:b/>
           <w:bCs/>
           <w:sz w:val="28"/>
           <w:szCs w:val="28"/>
         </w:rPr>
-      </w:pPr>
-      <w:r>
+      </w:r>
+    </w:p>
+    <w:p>
+      <w:pPr>
+        <w:pStyle w:val="Normal"/>
+        <w:bidi w:val="0"/>
+        <w:jc w:val="start"/>
         <w:rPr>
           <w:b/>
           <w:bCs/>
           <w:sz w:val="28"/>
           <w:szCs w:val="28"/>
         </w:rPr>
+      </w:pPr>
+      <w:r>
+        <w:rPr>
+          <w:b/>
+          <w:bCs/>
+          <w:sz w:val="28"/>
+          <w:szCs w:val="28"/>
+        </w:rPr>
         <w:t>Contents</w:t>
       </w:r>
     </w:p>
@@ -136,14 +141,7 @@
           <w:b w:val="false"/>
           <w:bCs w:val="false"/>
         </w:rPr>
-        <w:t xml:space="preserve">Treatments - </w:t>
-      </w:r>
-      <w:r>
-        <w:rPr>
-          <w:b w:val="false"/>
-          <w:bCs w:val="false"/>
-        </w:rPr>
-        <w:t>Geometries/Polygons</w:t>
+        <w:t>Treatments - Geometries/Polygons</w:t>
       </w:r>
     </w:p>
     <w:p>
@@ -165,14 +163,7 @@
           <w:b w:val="false"/>
           <w:bCs w:val="false"/>
         </w:rPr>
-        <w:t xml:space="preserve">Map </w:t>
-      </w:r>
-      <w:r>
-        <w:rPr>
-          <w:b w:val="false"/>
-          <w:bCs w:val="false"/>
-        </w:rPr>
-        <w:t>View - Geometries/Polygons</w:t>
+        <w:t>Map View - Geometries/Polygons</w:t>
       </w:r>
     </w:p>
     <w:p>
@@ -238,677 +229,7 @@
           <w:b w:val="false"/>
           <w:bCs w:val="false"/>
         </w:rPr>
-        <w:t xml:space="preserve">Admin – </w:t>
-      </w:r>
-      <w:r>
-        <w:rPr>
-          <w:b w:val="false"/>
-          <w:bCs w:val="false"/>
-        </w:rPr>
-        <w:t>Configuration Settings</w:t>
-      </w:r>
-    </w:p>
-    <w:p>
-      <w:pPr>
-        <w:pStyle w:val="Normal"/>
-        <w:bidi w:val="0"/>
-        <w:jc w:val="start"/>
-        <w:rPr>
-          <w:b w:val="false"/>
-          <w:bCs w:val="false"/>
-        </w:rPr>
-      </w:pPr>
-      <w:r>
-        <w:rPr>
-          <w:b w:val="false"/>
-          <w:bCs w:val="false"/>
-        </w:rPr>
-      </w:r>
-    </w:p>
-    <w:p>
-      <w:pPr>
-        <w:pStyle w:val="Normal"/>
-        <w:bidi w:val="0"/>
-        <w:jc w:val="start"/>
-        <w:rPr>
-          <w:b w:val="false"/>
-          <w:bCs w:val="false"/>
-        </w:rPr>
-      </w:pPr>
-      <w:r>
-        <w:rPr>
-          <w:b w:val="false"/>
-          <w:bCs w:val="false"/>
-        </w:rPr>
-      </w:r>
-    </w:p>
-    <w:p>
-      <w:pPr>
-        <w:pStyle w:val="Normal"/>
-        <w:bidi w:val="0"/>
-        <w:jc w:val="start"/>
-        <w:rPr>
-          <w:b w:val="false"/>
-          <w:bCs w:val="false"/>
-        </w:rPr>
-      </w:pPr>
-      <w:r>
-        <w:rPr>
-          <w:b w:val="false"/>
-          <w:bCs w:val="false"/>
-        </w:rPr>
-      </w:r>
-    </w:p>
-    <w:p>
-      <w:pPr>
-        <w:pStyle w:val="Normal"/>
-        <w:bidi w:val="0"/>
-        <w:jc w:val="start"/>
-        <w:rPr>
-          <w:b w:val="false"/>
-          <w:bCs w:val="false"/>
-        </w:rPr>
-      </w:pPr>
-      <w:r>
-        <w:rPr>
-          <w:b w:val="false"/>
-          <w:bCs w:val="false"/>
-        </w:rPr>
-      </w:r>
-    </w:p>
-    <w:p>
-      <w:pPr>
-        <w:pStyle w:val="Normal"/>
-        <w:bidi w:val="0"/>
-        <w:jc w:val="start"/>
-        <w:rPr>
-          <w:b w:val="false"/>
-          <w:bCs w:val="false"/>
-        </w:rPr>
-      </w:pPr>
-      <w:r>
-        <w:rPr>
-          <w:b w:val="false"/>
-          <w:bCs w:val="false"/>
-        </w:rPr>
-      </w:r>
-    </w:p>
-    <w:p>
-      <w:pPr>
-        <w:pStyle w:val="Normal"/>
-        <w:bidi w:val="0"/>
-        <w:jc w:val="start"/>
-        <w:rPr>
-          <w:b w:val="false"/>
-          <w:bCs w:val="false"/>
-        </w:rPr>
-      </w:pPr>
-      <w:r>
-        <w:rPr>
-          <w:b w:val="false"/>
-          <w:bCs w:val="false"/>
-        </w:rPr>
-      </w:r>
-    </w:p>
-    <w:p>
-      <w:pPr>
-        <w:pStyle w:val="Normal"/>
-        <w:bidi w:val="0"/>
-        <w:jc w:val="start"/>
-        <w:rPr>
-          <w:b w:val="false"/>
-          <w:bCs w:val="false"/>
-        </w:rPr>
-      </w:pPr>
-      <w:r>
-        <w:rPr>
-          <w:b w:val="false"/>
-          <w:bCs w:val="false"/>
-        </w:rPr>
-      </w:r>
-    </w:p>
-    <w:p>
-      <w:pPr>
-        <w:pStyle w:val="Normal"/>
-        <w:bidi w:val="0"/>
-        <w:jc w:val="start"/>
-        <w:rPr>
-          <w:b w:val="false"/>
-          <w:bCs w:val="false"/>
-        </w:rPr>
-      </w:pPr>
-      <w:r>
-        <w:rPr>
-          <w:b w:val="false"/>
-          <w:bCs w:val="false"/>
-        </w:rPr>
-      </w:r>
-    </w:p>
-    <w:p>
-      <w:pPr>
-        <w:pStyle w:val="Normal"/>
-        <w:bidi w:val="0"/>
-        <w:jc w:val="start"/>
-        <w:rPr>
-          <w:b w:val="false"/>
-          <w:bCs w:val="false"/>
-        </w:rPr>
-      </w:pPr>
-      <w:r>
-        <w:rPr>
-          <w:b w:val="false"/>
-          <w:bCs w:val="false"/>
-        </w:rPr>
-      </w:r>
-    </w:p>
-    <w:p>
-      <w:pPr>
-        <w:pStyle w:val="Normal"/>
-        <w:bidi w:val="0"/>
-        <w:jc w:val="start"/>
-        <w:rPr>
-          <w:b w:val="false"/>
-          <w:bCs w:val="false"/>
-        </w:rPr>
-      </w:pPr>
-      <w:r>
-        <w:rPr>
-          <w:b w:val="false"/>
-          <w:bCs w:val="false"/>
-        </w:rPr>
-      </w:r>
-    </w:p>
-    <w:p>
-      <w:pPr>
-        <w:pStyle w:val="Normal"/>
-        <w:bidi w:val="0"/>
-        <w:jc w:val="start"/>
-        <w:rPr>
-          <w:b w:val="false"/>
-          <w:bCs w:val="false"/>
-        </w:rPr>
-      </w:pPr>
-      <w:r>
-        <w:rPr>
-          <w:b w:val="false"/>
-          <w:bCs w:val="false"/>
-        </w:rPr>
-      </w:r>
-    </w:p>
-    <w:p>
-      <w:pPr>
-        <w:pStyle w:val="Normal"/>
-        <w:bidi w:val="0"/>
-        <w:jc w:val="start"/>
-        <w:rPr>
-          <w:b w:val="false"/>
-          <w:bCs w:val="false"/>
-        </w:rPr>
-      </w:pPr>
-      <w:r>
-        <w:rPr>
-          <w:b w:val="false"/>
-          <w:bCs w:val="false"/>
-        </w:rPr>
-      </w:r>
-    </w:p>
-    <w:p>
-      <w:pPr>
-        <w:pStyle w:val="Normal"/>
-        <w:bidi w:val="0"/>
-        <w:jc w:val="start"/>
-        <w:rPr>
-          <w:b w:val="false"/>
-          <w:bCs w:val="false"/>
-        </w:rPr>
-      </w:pPr>
-      <w:r>
-        <w:rPr>
-          <w:b w:val="false"/>
-          <w:bCs w:val="false"/>
-        </w:rPr>
-      </w:r>
-    </w:p>
-    <w:p>
-      <w:pPr>
-        <w:pStyle w:val="Normal"/>
-        <w:bidi w:val="0"/>
-        <w:jc w:val="start"/>
-        <w:rPr>
-          <w:b w:val="false"/>
-          <w:bCs w:val="false"/>
-        </w:rPr>
-      </w:pPr>
-      <w:r>
-        <w:rPr>
-          <w:b w:val="false"/>
-          <w:bCs w:val="false"/>
-        </w:rPr>
-      </w:r>
-    </w:p>
-    <w:p>
-      <w:pPr>
-        <w:pStyle w:val="Normal"/>
-        <w:bidi w:val="0"/>
-        <w:jc w:val="start"/>
-        <w:rPr>
-          <w:b w:val="false"/>
-          <w:bCs w:val="false"/>
-        </w:rPr>
-      </w:pPr>
-      <w:r>
-        <w:rPr>
-          <w:b w:val="false"/>
-          <w:bCs w:val="false"/>
-        </w:rPr>
-      </w:r>
-    </w:p>
-    <w:p>
-      <w:pPr>
-        <w:pStyle w:val="Normal"/>
-        <w:bidi w:val="0"/>
-        <w:jc w:val="start"/>
-        <w:rPr>
-          <w:b w:val="false"/>
-          <w:bCs w:val="false"/>
-        </w:rPr>
-      </w:pPr>
-      <w:r>
-        <w:rPr>
-          <w:b w:val="false"/>
-          <w:bCs w:val="false"/>
-        </w:rPr>
-      </w:r>
-    </w:p>
-    <w:p>
-      <w:pPr>
-        <w:pStyle w:val="Normal"/>
-        <w:bidi w:val="0"/>
-        <w:jc w:val="start"/>
-        <w:rPr>
-          <w:b w:val="false"/>
-          <w:bCs w:val="false"/>
-        </w:rPr>
-      </w:pPr>
-      <w:r>
-        <w:rPr>
-          <w:b w:val="false"/>
-          <w:bCs w:val="false"/>
-        </w:rPr>
-      </w:r>
-    </w:p>
-    <w:p>
-      <w:pPr>
-        <w:pStyle w:val="Normal"/>
-        <w:bidi w:val="0"/>
-        <w:jc w:val="start"/>
-        <w:rPr>
-          <w:b w:val="false"/>
-          <w:bCs w:val="false"/>
-        </w:rPr>
-      </w:pPr>
-      <w:r>
-        <w:rPr>
-          <w:b w:val="false"/>
-          <w:bCs w:val="false"/>
-        </w:rPr>
-      </w:r>
-    </w:p>
-    <w:p>
-      <w:pPr>
-        <w:pStyle w:val="Normal"/>
-        <w:bidi w:val="0"/>
-        <w:jc w:val="start"/>
-        <w:rPr>
-          <w:b w:val="false"/>
-          <w:bCs w:val="false"/>
-        </w:rPr>
-      </w:pPr>
-      <w:r>
-        <w:rPr>
-          <w:b w:val="false"/>
-          <w:bCs w:val="false"/>
-        </w:rPr>
-      </w:r>
-    </w:p>
-    <w:p>
-      <w:pPr>
-        <w:pStyle w:val="Normal"/>
-        <w:bidi w:val="0"/>
-        <w:jc w:val="start"/>
-        <w:rPr>
-          <w:b w:val="false"/>
-          <w:bCs w:val="false"/>
-        </w:rPr>
-      </w:pPr>
-      <w:r>
-        <w:rPr>
-          <w:b w:val="false"/>
-          <w:bCs w:val="false"/>
-        </w:rPr>
-      </w:r>
-    </w:p>
-    <w:p>
-      <w:pPr>
-        <w:pStyle w:val="Normal"/>
-        <w:bidi w:val="0"/>
-        <w:jc w:val="start"/>
-        <w:rPr>
-          <w:b w:val="false"/>
-          <w:bCs w:val="false"/>
-        </w:rPr>
-      </w:pPr>
-      <w:r>
-        <w:rPr>
-          <w:b w:val="false"/>
-          <w:bCs w:val="false"/>
-        </w:rPr>
-      </w:r>
-    </w:p>
-    <w:p>
-      <w:pPr>
-        <w:pStyle w:val="Normal"/>
-        <w:bidi w:val="0"/>
-        <w:jc w:val="start"/>
-        <w:rPr>
-          <w:b w:val="false"/>
-          <w:bCs w:val="false"/>
-        </w:rPr>
-      </w:pPr>
-      <w:r>
-        <w:rPr>
-          <w:b w:val="false"/>
-          <w:bCs w:val="false"/>
-        </w:rPr>
-      </w:r>
-    </w:p>
-    <w:p>
-      <w:pPr>
-        <w:pStyle w:val="Normal"/>
-        <w:bidi w:val="0"/>
-        <w:jc w:val="start"/>
-        <w:rPr>
-          <w:b w:val="false"/>
-          <w:bCs w:val="false"/>
-        </w:rPr>
-      </w:pPr>
-      <w:r>
-        <w:rPr>
-          <w:b w:val="false"/>
-          <w:bCs w:val="false"/>
-        </w:rPr>
-      </w:r>
-    </w:p>
-    <w:p>
-      <w:pPr>
-        <w:pStyle w:val="Normal"/>
-        <w:bidi w:val="0"/>
-        <w:jc w:val="start"/>
-        <w:rPr>
-          <w:b w:val="false"/>
-          <w:bCs w:val="false"/>
-        </w:rPr>
-      </w:pPr>
-      <w:r>
-        <w:rPr>
-          <w:b w:val="false"/>
-          <w:bCs w:val="false"/>
-        </w:rPr>
-      </w:r>
-    </w:p>
-    <w:p>
-      <w:pPr>
-        <w:pStyle w:val="Normal"/>
-        <w:bidi w:val="0"/>
-        <w:jc w:val="start"/>
-        <w:rPr>
-          <w:b w:val="false"/>
-          <w:bCs w:val="false"/>
-        </w:rPr>
-      </w:pPr>
-      <w:r>
-        <w:rPr>
-          <w:b w:val="false"/>
-          <w:bCs w:val="false"/>
-        </w:rPr>
-      </w:r>
-    </w:p>
-    <w:p>
-      <w:pPr>
-        <w:pStyle w:val="Normal"/>
-        <w:bidi w:val="0"/>
-        <w:jc w:val="start"/>
-        <w:rPr>
-          <w:b w:val="false"/>
-          <w:bCs w:val="false"/>
-        </w:rPr>
-      </w:pPr>
-      <w:r>
-        <w:rPr>
-          <w:b w:val="false"/>
-          <w:bCs w:val="false"/>
-        </w:rPr>
-      </w:r>
-    </w:p>
-    <w:p>
-      <w:pPr>
-        <w:pStyle w:val="Normal"/>
-        <w:bidi w:val="0"/>
-        <w:jc w:val="start"/>
-        <w:rPr>
-          <w:b w:val="false"/>
-          <w:bCs w:val="false"/>
-        </w:rPr>
-      </w:pPr>
-      <w:r>
-        <w:rPr>
-          <w:b w:val="false"/>
-          <w:bCs w:val="false"/>
-        </w:rPr>
-      </w:r>
-    </w:p>
-    <w:p>
-      <w:pPr>
-        <w:pStyle w:val="Normal"/>
-        <w:bidi w:val="0"/>
-        <w:jc w:val="start"/>
-        <w:rPr>
-          <w:b w:val="false"/>
-          <w:bCs w:val="false"/>
-        </w:rPr>
-      </w:pPr>
-      <w:r>
-        <w:rPr>
-          <w:b w:val="false"/>
-          <w:bCs w:val="false"/>
-        </w:rPr>
-      </w:r>
-    </w:p>
-    <w:p>
-      <w:pPr>
-        <w:pStyle w:val="Normal"/>
-        <w:bidi w:val="0"/>
-        <w:jc w:val="start"/>
-        <w:rPr>
-          <w:b w:val="false"/>
-          <w:bCs w:val="false"/>
-        </w:rPr>
-      </w:pPr>
-      <w:r>
-        <w:rPr>
-          <w:b w:val="false"/>
-          <w:bCs w:val="false"/>
-        </w:rPr>
-      </w:r>
-    </w:p>
-    <w:p>
-      <w:pPr>
-        <w:pStyle w:val="Normal"/>
-        <w:bidi w:val="0"/>
-        <w:jc w:val="start"/>
-        <w:rPr>
-          <w:b w:val="false"/>
-          <w:bCs w:val="false"/>
-        </w:rPr>
-      </w:pPr>
-      <w:r>
-        <w:rPr>
-          <w:b w:val="false"/>
-          <w:bCs w:val="false"/>
-        </w:rPr>
-      </w:r>
-    </w:p>
-    <w:p>
-      <w:pPr>
-        <w:pStyle w:val="Normal"/>
-        <w:bidi w:val="0"/>
-        <w:jc w:val="start"/>
-        <w:rPr>
-          <w:b w:val="false"/>
-          <w:bCs w:val="false"/>
-        </w:rPr>
-      </w:pPr>
-      <w:r>
-        <w:rPr>
-          <w:b w:val="false"/>
-          <w:bCs w:val="false"/>
-        </w:rPr>
-      </w:r>
-    </w:p>
-    <w:p>
-      <w:pPr>
-        <w:pStyle w:val="Normal"/>
-        <w:bidi w:val="0"/>
-        <w:jc w:val="start"/>
-        <w:rPr>
-          <w:b w:val="false"/>
-          <w:bCs w:val="false"/>
-        </w:rPr>
-      </w:pPr>
-      <w:r>
-        <w:rPr>
-          <w:b w:val="false"/>
-          <w:bCs w:val="false"/>
-        </w:rPr>
-      </w:r>
-    </w:p>
-    <w:p>
-      <w:pPr>
-        <w:pStyle w:val="Normal"/>
-        <w:bidi w:val="0"/>
-        <w:jc w:val="start"/>
-        <w:rPr>
-          <w:b w:val="false"/>
-          <w:bCs w:val="false"/>
-        </w:rPr>
-      </w:pPr>
-      <w:r>
-        <w:rPr>
-          <w:b w:val="false"/>
-          <w:bCs w:val="false"/>
-        </w:rPr>
-      </w:r>
-    </w:p>
-    <w:p>
-      <w:pPr>
-        <w:pStyle w:val="Normal"/>
-        <w:bidi w:val="0"/>
-        <w:jc w:val="start"/>
-        <w:rPr>
-          <w:b w:val="false"/>
-          <w:bCs w:val="false"/>
-        </w:rPr>
-      </w:pPr>
-      <w:r>
-        <w:rPr>
-          <w:b w:val="false"/>
-          <w:bCs w:val="false"/>
-        </w:rPr>
-      </w:r>
-    </w:p>
-    <w:p>
-      <w:pPr>
-        <w:pStyle w:val="Normal"/>
-        <w:bidi w:val="0"/>
-        <w:jc w:val="start"/>
-        <w:rPr>
-          <w:b w:val="false"/>
-          <w:bCs w:val="false"/>
-        </w:rPr>
-      </w:pPr>
-      <w:r>
-        <w:rPr>
-          <w:b w:val="false"/>
-          <w:bCs w:val="false"/>
-        </w:rPr>
-      </w:r>
-    </w:p>
-    <w:p>
-      <w:pPr>
-        <w:pStyle w:val="Normal"/>
-        <w:bidi w:val="0"/>
-        <w:jc w:val="start"/>
-        <w:rPr>
-          <w:b w:val="false"/>
-          <w:bCs w:val="false"/>
-        </w:rPr>
-      </w:pPr>
-      <w:r>
-        <w:rPr>
-          <w:b w:val="false"/>
-          <w:bCs w:val="false"/>
-        </w:rPr>
-      </w:r>
-    </w:p>
-    <w:p>
-      <w:pPr>
-        <w:pStyle w:val="Normal"/>
-        <w:bidi w:val="0"/>
-        <w:jc w:val="start"/>
-        <w:rPr>
-          <w:b w:val="false"/>
-          <w:bCs w:val="false"/>
-        </w:rPr>
-      </w:pPr>
-      <w:r>
-        <w:rPr>
-          <w:b w:val="false"/>
-          <w:bCs w:val="false"/>
-        </w:rPr>
-      </w:r>
-    </w:p>
-    <w:p>
-      <w:pPr>
-        <w:pStyle w:val="Normal"/>
-        <w:bidi w:val="0"/>
-        <w:jc w:val="start"/>
-        <w:rPr>
-          <w:b w:val="false"/>
-          <w:bCs w:val="false"/>
-        </w:rPr>
-      </w:pPr>
-      <w:r>
-        <w:rPr>
-          <w:b w:val="false"/>
-          <w:bCs w:val="false"/>
-        </w:rPr>
-      </w:r>
-    </w:p>
-    <w:p>
-      <w:pPr>
-        <w:pStyle w:val="Normal"/>
-        <w:bidi w:val="0"/>
-        <w:jc w:val="start"/>
-        <w:rPr>
-          <w:b w:val="false"/>
-          <w:bCs w:val="false"/>
-        </w:rPr>
-      </w:pPr>
-      <w:r>
-        <w:rPr>
-          <w:b w:val="false"/>
-          <w:bCs w:val="false"/>
-        </w:rPr>
+        <w:t>Admin – Configuration Settings</w:t>
       </w:r>
     </w:p>
     <w:p>
@@ -940,6 +261,9 @@
       </w:pPr>
       <w:r>
         <w:rPr/>
+      </w:r>
+      <w:r>
+        <w:br w:type="page"/>
       </w:r>
     </w:p>
     <w:p>
@@ -1788,49 +1112,8 @@
       <w:r>
         <w:rPr/>
       </w:r>
-    </w:p>
-    <w:p>
-      <w:pPr>
-        <w:pStyle w:val="Normal"/>
-        <w:bidi w:val="0"/>
-        <w:jc w:val="start"/>
-        <w:rPr/>
-      </w:pPr>
-      <w:r>
-        <w:rPr/>
-      </w:r>
-    </w:p>
-    <w:p>
-      <w:pPr>
-        <w:pStyle w:val="Normal"/>
-        <w:bidi w:val="0"/>
-        <w:jc w:val="start"/>
-        <w:rPr/>
-      </w:pPr>
-      <w:r>
-        <w:rPr/>
-      </w:r>
-    </w:p>
-    <w:p>
-      <w:pPr>
-        <w:pStyle w:val="Normal"/>
-        <w:bidi w:val="0"/>
-        <w:jc w:val="start"/>
-        <w:rPr/>
-      </w:pPr>
-      <w:r>
-        <w:rPr/>
-      </w:r>
-    </w:p>
-    <w:p>
-      <w:pPr>
-        <w:pStyle w:val="Normal"/>
-        <w:bidi w:val="0"/>
-        <w:jc w:val="start"/>
-        <w:rPr/>
-      </w:pPr>
-      <w:r>
-        <w:rPr/>
+      <w:r>
+        <w:br w:type="page"/>
       </w:r>
     </w:p>
     <w:p>
@@ -2460,170 +1743,8 @@
       <w:r>
         <w:rPr/>
       </w:r>
-    </w:p>
-    <w:p>
-      <w:pPr>
-        <w:pStyle w:val="Normal"/>
-        <w:bidi w:val="0"/>
-        <w:jc w:val="start"/>
-        <w:rPr/>
-      </w:pPr>
-      <w:r>
-        <w:rPr/>
-      </w:r>
-    </w:p>
-    <w:p>
-      <w:pPr>
-        <w:pStyle w:val="Normal"/>
-        <w:bidi w:val="0"/>
-        <w:jc w:val="start"/>
-        <w:rPr/>
-      </w:pPr>
-      <w:r>
-        <w:rPr/>
-      </w:r>
-    </w:p>
-    <w:p>
-      <w:pPr>
-        <w:pStyle w:val="Normal"/>
-        <w:bidi w:val="0"/>
-        <w:jc w:val="start"/>
-        <w:rPr/>
-      </w:pPr>
-      <w:r>
-        <w:rPr/>
-      </w:r>
-    </w:p>
-    <w:p>
-      <w:pPr>
-        <w:pStyle w:val="Normal"/>
-        <w:bidi w:val="0"/>
-        <w:jc w:val="start"/>
-        <w:rPr/>
-      </w:pPr>
-      <w:r>
-        <w:rPr/>
-      </w:r>
-    </w:p>
-    <w:p>
-      <w:pPr>
-        <w:pStyle w:val="Normal"/>
-        <w:bidi w:val="0"/>
-        <w:jc w:val="start"/>
-        <w:rPr/>
-      </w:pPr>
-      <w:r>
-        <w:rPr/>
-      </w:r>
-    </w:p>
-    <w:p>
-      <w:pPr>
-        <w:pStyle w:val="Normal"/>
-        <w:bidi w:val="0"/>
-        <w:jc w:val="start"/>
-        <w:rPr/>
-      </w:pPr>
-      <w:r>
-        <w:rPr/>
-      </w:r>
-    </w:p>
-    <w:p>
-      <w:pPr>
-        <w:pStyle w:val="Normal"/>
-        <w:bidi w:val="0"/>
-        <w:jc w:val="start"/>
-        <w:rPr/>
-      </w:pPr>
-      <w:r>
-        <w:rPr/>
-      </w:r>
-    </w:p>
-    <w:p>
-      <w:pPr>
-        <w:pStyle w:val="Normal"/>
-        <w:bidi w:val="0"/>
-        <w:jc w:val="start"/>
-        <w:rPr/>
-      </w:pPr>
-      <w:r>
-        <w:rPr/>
-      </w:r>
-    </w:p>
-    <w:p>
-      <w:pPr>
-        <w:pStyle w:val="Normal"/>
-        <w:bidi w:val="0"/>
-        <w:jc w:val="start"/>
-        <w:rPr/>
-      </w:pPr>
-      <w:r>
-        <w:rPr/>
-      </w:r>
-    </w:p>
-    <w:p>
-      <w:pPr>
-        <w:pStyle w:val="Normal"/>
-        <w:bidi w:val="0"/>
-        <w:jc w:val="start"/>
-        <w:rPr/>
-      </w:pPr>
-      <w:r>
-        <w:rPr/>
-      </w:r>
-    </w:p>
-    <w:p>
-      <w:pPr>
-        <w:pStyle w:val="Normal"/>
-        <w:bidi w:val="0"/>
-        <w:jc w:val="start"/>
-        <w:rPr/>
-      </w:pPr>
-      <w:r>
-        <w:rPr/>
-      </w:r>
-    </w:p>
-    <w:p>
-      <w:pPr>
-        <w:pStyle w:val="Normal"/>
-        <w:bidi w:val="0"/>
-        <w:jc w:val="start"/>
-        <w:rPr/>
-      </w:pPr>
-      <w:r>
-        <w:rPr/>
-      </w:r>
-    </w:p>
-    <w:p>
-      <w:pPr>
-        <w:pStyle w:val="Normal"/>
-        <w:bidi w:val="0"/>
-        <w:jc w:val="start"/>
-        <w:rPr/>
-      </w:pPr>
-      <w:r>
-        <w:rPr/>
-      </w:r>
-    </w:p>
-    <w:p>
-      <w:pPr>
-        <w:pStyle w:val="Normal"/>
-        <w:bidi w:val="0"/>
-        <w:jc w:val="start"/>
-        <w:rPr/>
-      </w:pPr>
-      <w:r>
-        <w:rPr/>
-      </w:r>
-    </w:p>
-    <w:p>
-      <w:pPr>
-        <w:pStyle w:val="Normal"/>
-        <w:bidi w:val="0"/>
-        <w:jc w:val="start"/>
-        <w:rPr/>
-      </w:pPr>
-      <w:r>
-        <w:rPr/>
+      <w:r>
+        <w:br w:type="page"/>
       </w:r>
     </w:p>
     <w:p>
@@ -3156,104 +2277,8 @@
       <w:r>
         <w:rPr/>
       </w:r>
-    </w:p>
-    <w:p>
-      <w:pPr>
-        <w:pStyle w:val="Normal"/>
-        <w:bidi w:val="0"/>
-        <w:jc w:val="start"/>
-        <w:rPr/>
-      </w:pPr>
-      <w:r>
-        <w:rPr/>
-      </w:r>
-    </w:p>
-    <w:p>
-      <w:pPr>
-        <w:pStyle w:val="Normal"/>
-        <w:bidi w:val="0"/>
-        <w:jc w:val="start"/>
-        <w:rPr/>
-      </w:pPr>
-      <w:r>
-        <w:rPr/>
-      </w:r>
-    </w:p>
-    <w:p>
-      <w:pPr>
-        <w:pStyle w:val="Normal"/>
-        <w:bidi w:val="0"/>
-        <w:jc w:val="start"/>
-        <w:rPr/>
-      </w:pPr>
-      <w:r>
-        <w:rPr/>
-      </w:r>
-    </w:p>
-    <w:p>
-      <w:pPr>
-        <w:pStyle w:val="Normal"/>
-        <w:bidi w:val="0"/>
-        <w:jc w:val="start"/>
-        <w:rPr/>
-      </w:pPr>
-      <w:r>
-        <w:rPr/>
-      </w:r>
-    </w:p>
-    <w:p>
-      <w:pPr>
-        <w:pStyle w:val="Normal"/>
-        <w:bidi w:val="0"/>
-        <w:jc w:val="start"/>
-        <w:rPr/>
-      </w:pPr>
-      <w:r>
-        <w:rPr/>
-      </w:r>
-    </w:p>
-    <w:p>
-      <w:pPr>
-        <w:pStyle w:val="Normal"/>
-        <w:bidi w:val="0"/>
-        <w:jc w:val="start"/>
-        <w:rPr/>
-      </w:pPr>
-      <w:r>
-        <w:rPr/>
-      </w:r>
-    </w:p>
-    <w:p>
-      <w:pPr>
-        <w:pStyle w:val="Normal"/>
-        <w:bidi w:val="0"/>
-        <w:jc w:val="start"/>
-        <w:rPr/>
-      </w:pPr>
-      <w:r>
-        <w:rPr/>
-      </w:r>
-    </w:p>
-    <w:p>
-      <w:pPr>
-        <w:pStyle w:val="Normal"/>
-        <w:bidi w:val="0"/>
-        <w:jc w:val="start"/>
-        <w:rPr/>
-      </w:pPr>
-      <w:r>
-        <w:rPr/>
-      </w:r>
-    </w:p>
-    <w:p>
-      <w:pPr>
-        <w:pStyle w:val="Normal"/>
-        <w:bidi w:val="0"/>
-        <w:jc w:val="start"/>
-        <w:rPr/>
-      </w:pPr>
-      <w:r>
-        <w:rPr/>
+      <w:r>
+        <w:br w:type="page"/>
       </w:r>
     </w:p>
     <w:p>
@@ -3556,21 +2581,10 @@
         </w:rPr>
       </w:pPr>
       <w:r>
-        <w:rPr/>
-      </w:r>
-    </w:p>
-    <w:p>
-      <w:pPr>
-        <w:pStyle w:val="Normal"/>
-        <w:bidi w:val="0"/>
-        <w:jc w:val="start"/>
         <w:rPr>
           <w:b/>
           <w:bCs/>
         </w:rPr>
-      </w:pPr>
-      <w:r>
-        <w:rPr/>
       </w:r>
     </w:p>
     <w:p>
@@ -3584,21 +2598,10 @@
         </w:rPr>
       </w:pPr>
       <w:r>
-        <w:rPr/>
-      </w:r>
-    </w:p>
-    <w:p>
-      <w:pPr>
-        <w:pStyle w:val="Normal"/>
-        <w:bidi w:val="0"/>
-        <w:jc w:val="start"/>
         <w:rPr>
           <w:b/>
           <w:bCs/>
         </w:rPr>
-      </w:pPr>
-      <w:r>
-        <w:rPr/>
       </w:r>
     </w:p>
     <w:p>
@@ -3612,21 +2615,10 @@
         </w:rPr>
       </w:pPr>
       <w:r>
-        <w:rPr/>
-      </w:r>
-    </w:p>
-    <w:p>
-      <w:pPr>
-        <w:pStyle w:val="Normal"/>
-        <w:bidi w:val="0"/>
-        <w:jc w:val="start"/>
         <w:rPr>
           <w:b/>
           <w:bCs/>
         </w:rPr>
-      </w:pPr>
-      <w:r>
-        <w:rPr/>
       </w:r>
     </w:p>
     <w:p>
@@ -3642,335 +2634,23 @@
       <w:r>
         <w:rPr/>
       </w:r>
-    </w:p>
-    <w:p>
-      <w:pPr>
-        <w:pStyle w:val="Normal"/>
-        <w:bidi w:val="0"/>
-        <w:jc w:val="start"/>
+      <w:r>
+        <w:br w:type="page"/>
+      </w:r>
+    </w:p>
+    <w:p>
+      <w:pPr>
+        <w:pStyle w:val="Normal"/>
+        <w:bidi w:val="0"/>
+        <w:jc w:val="start"/>
+        <w:rPr/>
+      </w:pPr>
+      <w:r>
         <w:rPr>
           <w:b/>
           <w:bCs/>
         </w:rPr>
-      </w:pPr>
-      <w:r>
-        <w:rPr/>
-      </w:r>
-    </w:p>
-    <w:p>
-      <w:pPr>
-        <w:pStyle w:val="Normal"/>
-        <w:bidi w:val="0"/>
-        <w:jc w:val="start"/>
-        <w:rPr>
-          <w:b/>
-          <w:bCs/>
-        </w:rPr>
-      </w:pPr>
-      <w:r>
-        <w:rPr/>
-      </w:r>
-    </w:p>
-    <w:p>
-      <w:pPr>
-        <w:pStyle w:val="Normal"/>
-        <w:bidi w:val="0"/>
-        <w:jc w:val="start"/>
-        <w:rPr>
-          <w:b/>
-          <w:bCs/>
-        </w:rPr>
-      </w:pPr>
-      <w:r>
-        <w:rPr/>
-      </w:r>
-    </w:p>
-    <w:p>
-      <w:pPr>
-        <w:pStyle w:val="Normal"/>
-        <w:bidi w:val="0"/>
-        <w:jc w:val="start"/>
-        <w:rPr>
-          <w:b/>
-          <w:bCs/>
-        </w:rPr>
-      </w:pPr>
-      <w:r>
-        <w:rPr/>
-      </w:r>
-    </w:p>
-    <w:p>
-      <w:pPr>
-        <w:pStyle w:val="Normal"/>
-        <w:bidi w:val="0"/>
-        <w:jc w:val="start"/>
-        <w:rPr>
-          <w:b/>
-          <w:bCs/>
-        </w:rPr>
-      </w:pPr>
-      <w:r>
-        <w:rPr/>
-      </w:r>
-    </w:p>
-    <w:p>
-      <w:pPr>
-        <w:pStyle w:val="Normal"/>
-        <w:bidi w:val="0"/>
-        <w:jc w:val="start"/>
-        <w:rPr>
-          <w:b/>
-          <w:bCs/>
-        </w:rPr>
-      </w:pPr>
-      <w:r>
-        <w:rPr/>
-      </w:r>
-    </w:p>
-    <w:p>
-      <w:pPr>
-        <w:pStyle w:val="Normal"/>
-        <w:bidi w:val="0"/>
-        <w:jc w:val="start"/>
-        <w:rPr>
-          <w:b/>
-          <w:bCs/>
-        </w:rPr>
-      </w:pPr>
-      <w:r>
-        <w:rPr/>
-      </w:r>
-    </w:p>
-    <w:p>
-      <w:pPr>
-        <w:pStyle w:val="Normal"/>
-        <w:bidi w:val="0"/>
-        <w:jc w:val="start"/>
-        <w:rPr>
-          <w:b/>
-          <w:bCs/>
-        </w:rPr>
-      </w:pPr>
-      <w:r>
-        <w:rPr/>
-      </w:r>
-    </w:p>
-    <w:p>
-      <w:pPr>
-        <w:pStyle w:val="Normal"/>
-        <w:bidi w:val="0"/>
-        <w:jc w:val="start"/>
-        <w:rPr>
-          <w:b/>
-          <w:bCs/>
-        </w:rPr>
-      </w:pPr>
-      <w:r>
-        <w:rPr/>
-      </w:r>
-    </w:p>
-    <w:p>
-      <w:pPr>
-        <w:pStyle w:val="Normal"/>
-        <w:bidi w:val="0"/>
-        <w:jc w:val="start"/>
-        <w:rPr>
-          <w:b/>
-          <w:bCs/>
-        </w:rPr>
-      </w:pPr>
-      <w:r>
-        <w:rPr/>
-      </w:r>
-    </w:p>
-    <w:p>
-      <w:pPr>
-        <w:pStyle w:val="Normal"/>
-        <w:bidi w:val="0"/>
-        <w:jc w:val="start"/>
-        <w:rPr>
-          <w:b/>
-          <w:bCs/>
-        </w:rPr>
-      </w:pPr>
-      <w:r>
-        <w:rPr/>
-      </w:r>
-    </w:p>
-    <w:p>
-      <w:pPr>
-        <w:pStyle w:val="Normal"/>
-        <w:bidi w:val="0"/>
-        <w:jc w:val="start"/>
-        <w:rPr>
-          <w:b/>
-          <w:bCs/>
-        </w:rPr>
-      </w:pPr>
-      <w:r>
-        <w:rPr/>
-      </w:r>
-    </w:p>
-    <w:p>
-      <w:pPr>
-        <w:pStyle w:val="Normal"/>
-        <w:bidi w:val="0"/>
-        <w:jc w:val="start"/>
-        <w:rPr>
-          <w:b/>
-          <w:bCs/>
-        </w:rPr>
-      </w:pPr>
-      <w:r>
-        <w:rPr/>
-      </w:r>
-    </w:p>
-    <w:p>
-      <w:pPr>
-        <w:pStyle w:val="Normal"/>
-        <w:bidi w:val="0"/>
-        <w:jc w:val="start"/>
-        <w:rPr>
-          <w:b/>
-          <w:bCs/>
-        </w:rPr>
-      </w:pPr>
-      <w:r>
-        <w:rPr/>
-      </w:r>
-    </w:p>
-    <w:p>
-      <w:pPr>
-        <w:pStyle w:val="Normal"/>
-        <w:bidi w:val="0"/>
-        <w:jc w:val="start"/>
-        <w:rPr>
-          <w:b/>
-          <w:bCs/>
-        </w:rPr>
-      </w:pPr>
-      <w:r>
-        <w:rPr/>
-      </w:r>
-    </w:p>
-    <w:p>
-      <w:pPr>
-        <w:pStyle w:val="Normal"/>
-        <w:bidi w:val="0"/>
-        <w:jc w:val="start"/>
-        <w:rPr>
-          <w:b/>
-          <w:bCs/>
-        </w:rPr>
-      </w:pPr>
-      <w:r>
-        <w:rPr/>
-      </w:r>
-    </w:p>
-    <w:p>
-      <w:pPr>
-        <w:pStyle w:val="Normal"/>
-        <w:bidi w:val="0"/>
-        <w:jc w:val="start"/>
-        <w:rPr>
-          <w:b/>
-          <w:bCs/>
-        </w:rPr>
-      </w:pPr>
-      <w:r>
-        <w:rPr/>
-      </w:r>
-    </w:p>
-    <w:p>
-      <w:pPr>
-        <w:pStyle w:val="Normal"/>
-        <w:bidi w:val="0"/>
-        <w:jc w:val="start"/>
-        <w:rPr>
-          <w:b/>
-          <w:bCs/>
-        </w:rPr>
-      </w:pPr>
-      <w:r>
-        <w:rPr/>
-      </w:r>
-    </w:p>
-    <w:p>
-      <w:pPr>
-        <w:pStyle w:val="Normal"/>
-        <w:bidi w:val="0"/>
-        <w:jc w:val="start"/>
-        <w:rPr>
-          <w:b/>
-          <w:bCs/>
-        </w:rPr>
-      </w:pPr>
-      <w:r>
-        <w:rPr/>
-      </w:r>
-    </w:p>
-    <w:p>
-      <w:pPr>
-        <w:pStyle w:val="Normal"/>
-        <w:bidi w:val="0"/>
-        <w:jc w:val="start"/>
-        <w:rPr>
-          <w:b/>
-          <w:bCs/>
-        </w:rPr>
-      </w:pPr>
-      <w:r>
-        <w:rPr/>
-      </w:r>
-    </w:p>
-    <w:p>
-      <w:pPr>
-        <w:pStyle w:val="Normal"/>
-        <w:bidi w:val="0"/>
-        <w:jc w:val="start"/>
-        <w:rPr>
-          <w:b/>
-          <w:bCs/>
-        </w:rPr>
-      </w:pPr>
-      <w:r>
-        <w:rPr/>
-      </w:r>
-    </w:p>
-    <w:p>
-      <w:pPr>
-        <w:pStyle w:val="Normal"/>
-        <w:bidi w:val="0"/>
-        <w:jc w:val="start"/>
-        <w:rPr>
-          <w:b/>
-          <w:bCs/>
-        </w:rPr>
-      </w:pPr>
-      <w:r>
-        <w:rPr/>
-      </w:r>
-    </w:p>
-    <w:p>
-      <w:pPr>
-        <w:pStyle w:val="Normal"/>
-        <w:bidi w:val="0"/>
-        <w:jc w:val="start"/>
-        <w:rPr/>
-      </w:pPr>
-      <w:r>
-        <w:rPr>
-          <w:b/>
-          <w:bCs/>
-        </w:rPr>
-        <w:t xml:space="preserve">2. Treatments - </w:t>
-      </w:r>
-      <w:r>
-        <w:rPr>
-          <w:b/>
-          <w:bCs/>
-        </w:rPr>
-        <w:t>Geometries/Polygons</w:t>
+        <w:t>2. Treatments - Geometries/Polygons</w:t>
       </w:r>
     </w:p>
     <w:p>
@@ -4333,233 +3013,34 @@
         <w:pStyle w:val="Normal"/>
         <w:bidi w:val="0"/>
         <w:jc w:val="start"/>
-        <w:rPr/>
-      </w:pPr>
-      <w:r>
-        <w:rPr/>
-      </w:r>
-    </w:p>
-    <w:p>
-      <w:pPr>
-        <w:pStyle w:val="Normal"/>
-        <w:bidi w:val="0"/>
-        <w:jc w:val="start"/>
-        <w:rPr/>
-      </w:pPr>
-      <w:r>
-        <w:rPr/>
-      </w:r>
-    </w:p>
-    <w:p>
-      <w:pPr>
-        <w:pStyle w:val="Normal"/>
-        <w:bidi w:val="0"/>
-        <w:jc w:val="start"/>
-        <w:rPr/>
-      </w:pPr>
-      <w:r>
-        <w:rPr/>
-      </w:r>
-    </w:p>
-    <w:p>
-      <w:pPr>
-        <w:pStyle w:val="Normal"/>
-        <w:bidi w:val="0"/>
-        <w:jc w:val="start"/>
-        <w:rPr/>
-      </w:pPr>
-      <w:r>
-        <w:rPr/>
-      </w:r>
-    </w:p>
-    <w:p>
-      <w:pPr>
-        <w:pStyle w:val="Normal"/>
-        <w:bidi w:val="0"/>
-        <w:jc w:val="start"/>
-        <w:rPr/>
-      </w:pPr>
-      <w:r>
-        <w:rPr/>
-      </w:r>
-    </w:p>
-    <w:p>
-      <w:pPr>
-        <w:pStyle w:val="Normal"/>
-        <w:bidi w:val="0"/>
-        <w:jc w:val="start"/>
-        <w:rPr/>
-      </w:pPr>
-      <w:r>
-        <w:rPr/>
-      </w:r>
-    </w:p>
-    <w:p>
-      <w:pPr>
-        <w:pStyle w:val="Normal"/>
-        <w:bidi w:val="0"/>
-        <w:jc w:val="start"/>
-        <w:rPr/>
-      </w:pPr>
-      <w:r>
-        <w:rPr/>
-      </w:r>
-    </w:p>
-    <w:p>
-      <w:pPr>
-        <w:pStyle w:val="Normal"/>
-        <w:bidi w:val="0"/>
-        <w:jc w:val="start"/>
-        <w:rPr/>
-      </w:pPr>
-      <w:r>
-        <w:rPr/>
-      </w:r>
-    </w:p>
-    <w:p>
-      <w:pPr>
-        <w:pStyle w:val="Normal"/>
-        <w:bidi w:val="0"/>
-        <w:jc w:val="start"/>
-        <w:rPr/>
-      </w:pPr>
-      <w:r>
-        <w:rPr/>
-      </w:r>
-    </w:p>
-    <w:p>
-      <w:pPr>
-        <w:pStyle w:val="Normal"/>
-        <w:bidi w:val="0"/>
-        <w:jc w:val="start"/>
-        <w:rPr/>
-      </w:pPr>
-      <w:r>
-        <w:rPr/>
-      </w:r>
-    </w:p>
-    <w:p>
-      <w:pPr>
-        <w:pStyle w:val="Normal"/>
-        <w:bidi w:val="0"/>
-        <w:jc w:val="start"/>
-        <w:rPr/>
-      </w:pPr>
-      <w:r>
-        <w:rPr/>
-      </w:r>
-    </w:p>
-    <w:p>
-      <w:pPr>
-        <w:pStyle w:val="Normal"/>
-        <w:bidi w:val="0"/>
-        <w:jc w:val="start"/>
-        <w:rPr/>
-      </w:pPr>
-      <w:r>
-        <w:rPr/>
-      </w:r>
-    </w:p>
-    <w:p>
-      <w:pPr>
-        <w:pStyle w:val="Normal"/>
-        <w:bidi w:val="0"/>
-        <w:jc w:val="start"/>
-        <w:rPr/>
-      </w:pPr>
-      <w:r>
-        <w:rPr/>
-      </w:r>
-    </w:p>
-    <w:p>
-      <w:pPr>
-        <w:pStyle w:val="Normal"/>
-        <w:bidi w:val="0"/>
-        <w:jc w:val="start"/>
-        <w:rPr/>
-      </w:pPr>
-      <w:r>
-        <w:rPr/>
-      </w:r>
-    </w:p>
-    <w:p>
-      <w:pPr>
-        <w:pStyle w:val="Normal"/>
-        <w:bidi w:val="0"/>
-        <w:jc w:val="start"/>
-        <w:rPr/>
-      </w:pPr>
-      <w:r>
-        <w:rPr/>
-      </w:r>
-    </w:p>
-    <w:p>
-      <w:pPr>
-        <w:pStyle w:val="Normal"/>
-        <w:bidi w:val="0"/>
-        <w:jc w:val="start"/>
-        <w:rPr/>
-      </w:pPr>
-      <w:r>
-        <w:rPr/>
-      </w:r>
-    </w:p>
-    <w:p>
-      <w:pPr>
-        <w:pStyle w:val="Normal"/>
-        <w:bidi w:val="0"/>
-        <w:jc w:val="start"/>
-        <w:rPr/>
-      </w:pPr>
-      <w:r>
-        <w:rPr/>
-      </w:r>
-    </w:p>
-    <w:p>
-      <w:pPr>
-        <w:pStyle w:val="Normal"/>
-        <w:bidi w:val="0"/>
-        <w:jc w:val="start"/>
-        <w:rPr/>
-      </w:pPr>
-      <w:r>
-        <w:rPr/>
-      </w:r>
-    </w:p>
-    <w:p>
-      <w:pPr>
-        <w:pStyle w:val="Normal"/>
-        <w:bidi w:val="0"/>
-        <w:jc w:val="start"/>
-        <w:rPr/>
-      </w:pPr>
-      <w:r>
-        <w:rPr/>
-      </w:r>
-    </w:p>
-    <w:p>
-      <w:pPr>
-        <w:pStyle w:val="Normal"/>
-        <w:bidi w:val="0"/>
-        <w:jc w:val="start"/>
         <w:rPr>
           <w:b/>
           <w:bCs/>
         </w:rPr>
       </w:pPr>
       <w:r>
+        <w:rPr/>
+      </w:r>
+      <w:r>
+        <w:br w:type="page"/>
+      </w:r>
+    </w:p>
+    <w:p>
+      <w:pPr>
+        <w:pStyle w:val="Normal"/>
+        <w:bidi w:val="0"/>
+        <w:jc w:val="start"/>
         <w:rPr>
           <w:b/>
           <w:bCs/>
         </w:rPr>
-        <w:t xml:space="preserve">3. Map </w:t>
-      </w:r>
+      </w:pPr>
       <w:r>
         <w:rPr>
           <w:b/>
           <w:bCs/>
         </w:rPr>
-        <w:t>View - Geometries/Polygons</w:t>
+        <w:t>3. Map View - Geometries/Polygons</w:t>
       </w:r>
     </w:p>
     <w:p>
@@ -5351,83 +3832,15 @@
         <w:bidi w:val="0"/>
         <w:jc w:val="start"/>
         <w:rPr>
-          <w:b w:val="false"/>
-          <w:bCs w:val="false"/>
-        </w:rPr>
-      </w:pPr>
-      <w:r>
-        <w:rPr>
-          <w:b w:val="false"/>
-          <w:bCs w:val="false"/>
-        </w:rPr>
-      </w:r>
-    </w:p>
-    <w:p>
-      <w:pPr>
-        <w:pStyle w:val="Normal"/>
-        <w:bidi w:val="0"/>
-        <w:jc w:val="start"/>
-        <w:rPr>
-          <w:b w:val="false"/>
-          <w:bCs w:val="false"/>
-        </w:rPr>
-      </w:pPr>
-      <w:r>
-        <w:rPr>
-          <w:b w:val="false"/>
-          <w:bCs w:val="false"/>
-        </w:rPr>
-      </w:r>
-    </w:p>
-    <w:p>
-      <w:pPr>
-        <w:pStyle w:val="Normal"/>
-        <w:bidi w:val="0"/>
-        <w:jc w:val="start"/>
-        <w:rPr>
-          <w:b w:val="false"/>
-          <w:bCs w:val="false"/>
-        </w:rPr>
-      </w:pPr>
-      <w:r>
-        <w:rPr>
-          <w:b w:val="false"/>
-          <w:bCs w:val="false"/>
-        </w:rPr>
-      </w:r>
-    </w:p>
-    <w:p>
-      <w:pPr>
-        <w:pStyle w:val="Normal"/>
-        <w:bidi w:val="0"/>
-        <w:jc w:val="start"/>
-        <w:rPr>
-          <w:b w:val="false"/>
-          <w:bCs w:val="false"/>
-        </w:rPr>
-      </w:pPr>
-      <w:r>
-        <w:rPr>
-          <w:b w:val="false"/>
-          <w:bCs w:val="false"/>
-        </w:rPr>
-      </w:r>
-    </w:p>
-    <w:p>
-      <w:pPr>
-        <w:pStyle w:val="Normal"/>
-        <w:bidi w:val="0"/>
-        <w:jc w:val="start"/>
-        <w:rPr>
-          <w:b w:val="false"/>
-          <w:bCs w:val="false"/>
-        </w:rPr>
-      </w:pPr>
-      <w:r>
-        <w:rPr>
-          <w:b w:val="false"/>
-          <w:bCs w:val="false"/>
-        </w:rPr>
+          <w:b/>
+          <w:bCs/>
+        </w:rPr>
+      </w:pPr>
+      <w:r>
+        <w:rPr/>
+      </w:r>
+      <w:r>
+        <w:br w:type="page"/>
       </w:r>
     </w:p>
     <w:p>
@@ -5991,367 +4404,10 @@
         </w:rPr>
       </w:pPr>
       <w:r>
-        <w:rPr>
-          <w:b w:val="false"/>
-          <w:bCs w:val="false"/>
-        </w:rPr>
-      </w:r>
-    </w:p>
-    <w:p>
-      <w:pPr>
-        <w:pStyle w:val="Normal"/>
-        <w:bidi w:val="0"/>
-        <w:jc w:val="start"/>
-        <w:rPr>
-          <w:b w:val="false"/>
-          <w:bCs w:val="false"/>
-        </w:rPr>
-      </w:pPr>
-      <w:r>
-        <w:rPr>
-          <w:b w:val="false"/>
-          <w:bCs w:val="false"/>
-        </w:rPr>
-      </w:r>
-    </w:p>
-    <w:p>
-      <w:pPr>
-        <w:pStyle w:val="Normal"/>
-        <w:bidi w:val="0"/>
-        <w:jc w:val="start"/>
-        <w:rPr>
-          <w:b w:val="false"/>
-          <w:bCs w:val="false"/>
-        </w:rPr>
-      </w:pPr>
-      <w:r>
-        <w:rPr>
-          <w:b w:val="false"/>
-          <w:bCs w:val="false"/>
-        </w:rPr>
-      </w:r>
-    </w:p>
-    <w:p>
-      <w:pPr>
-        <w:pStyle w:val="Normal"/>
-        <w:bidi w:val="0"/>
-        <w:jc w:val="start"/>
-        <w:rPr>
-          <w:b w:val="false"/>
-          <w:bCs w:val="false"/>
-        </w:rPr>
-      </w:pPr>
-      <w:r>
-        <w:rPr>
-          <w:b w:val="false"/>
-          <w:bCs w:val="false"/>
-        </w:rPr>
-      </w:r>
-    </w:p>
-    <w:p>
-      <w:pPr>
-        <w:pStyle w:val="Normal"/>
-        <w:bidi w:val="0"/>
-        <w:jc w:val="start"/>
-        <w:rPr>
-          <w:b w:val="false"/>
-          <w:bCs w:val="false"/>
-        </w:rPr>
-      </w:pPr>
-      <w:r>
-        <w:rPr>
-          <w:b w:val="false"/>
-          <w:bCs w:val="false"/>
-        </w:rPr>
-      </w:r>
-    </w:p>
-    <w:p>
-      <w:pPr>
-        <w:pStyle w:val="Normal"/>
-        <w:bidi w:val="0"/>
-        <w:jc w:val="start"/>
-        <w:rPr>
-          <w:b w:val="false"/>
-          <w:bCs w:val="false"/>
-        </w:rPr>
-      </w:pPr>
-      <w:r>
-        <w:rPr>
-          <w:b w:val="false"/>
-          <w:bCs w:val="false"/>
-        </w:rPr>
-      </w:r>
-    </w:p>
-    <w:p>
-      <w:pPr>
-        <w:pStyle w:val="Normal"/>
-        <w:bidi w:val="0"/>
-        <w:jc w:val="start"/>
-        <w:rPr>
-          <w:b w:val="false"/>
-          <w:bCs w:val="false"/>
-        </w:rPr>
-      </w:pPr>
-      <w:r>
-        <w:rPr>
-          <w:b w:val="false"/>
-          <w:bCs w:val="false"/>
-        </w:rPr>
-      </w:r>
-    </w:p>
-    <w:p>
-      <w:pPr>
-        <w:pStyle w:val="Normal"/>
-        <w:bidi w:val="0"/>
-        <w:jc w:val="start"/>
-        <w:rPr>
-          <w:b w:val="false"/>
-          <w:bCs w:val="false"/>
-        </w:rPr>
-      </w:pPr>
-      <w:r>
-        <w:rPr>
-          <w:b w:val="false"/>
-          <w:bCs w:val="false"/>
-        </w:rPr>
-      </w:r>
-    </w:p>
-    <w:p>
-      <w:pPr>
-        <w:pStyle w:val="Normal"/>
-        <w:bidi w:val="0"/>
-        <w:jc w:val="start"/>
-        <w:rPr>
-          <w:b w:val="false"/>
-          <w:bCs w:val="false"/>
-        </w:rPr>
-      </w:pPr>
-      <w:r>
-        <w:rPr>
-          <w:b w:val="false"/>
-          <w:bCs w:val="false"/>
-        </w:rPr>
-      </w:r>
-    </w:p>
-    <w:p>
-      <w:pPr>
-        <w:pStyle w:val="Normal"/>
-        <w:bidi w:val="0"/>
-        <w:jc w:val="start"/>
-        <w:rPr>
-          <w:b w:val="false"/>
-          <w:bCs w:val="false"/>
-        </w:rPr>
-      </w:pPr>
-      <w:r>
-        <w:rPr>
-          <w:b w:val="false"/>
-          <w:bCs w:val="false"/>
-        </w:rPr>
-      </w:r>
-    </w:p>
-    <w:p>
-      <w:pPr>
-        <w:pStyle w:val="Normal"/>
-        <w:bidi w:val="0"/>
-        <w:jc w:val="start"/>
-        <w:rPr>
-          <w:b w:val="false"/>
-          <w:bCs w:val="false"/>
-        </w:rPr>
-      </w:pPr>
-      <w:r>
-        <w:rPr>
-          <w:b w:val="false"/>
-          <w:bCs w:val="false"/>
-        </w:rPr>
-      </w:r>
-    </w:p>
-    <w:p>
-      <w:pPr>
-        <w:pStyle w:val="Normal"/>
-        <w:bidi w:val="0"/>
-        <w:jc w:val="start"/>
-        <w:rPr>
-          <w:b w:val="false"/>
-          <w:bCs w:val="false"/>
-        </w:rPr>
-      </w:pPr>
-      <w:r>
-        <w:rPr>
-          <w:b w:val="false"/>
-          <w:bCs w:val="false"/>
-        </w:rPr>
-      </w:r>
-    </w:p>
-    <w:p>
-      <w:pPr>
-        <w:pStyle w:val="Normal"/>
-        <w:bidi w:val="0"/>
-        <w:jc w:val="start"/>
-        <w:rPr>
-          <w:b w:val="false"/>
-          <w:bCs w:val="false"/>
-        </w:rPr>
-      </w:pPr>
-      <w:r>
-        <w:rPr>
-          <w:b w:val="false"/>
-          <w:bCs w:val="false"/>
-        </w:rPr>
-      </w:r>
-    </w:p>
-    <w:p>
-      <w:pPr>
-        <w:pStyle w:val="Normal"/>
-        <w:bidi w:val="0"/>
-        <w:jc w:val="start"/>
-        <w:rPr>
-          <w:b w:val="false"/>
-          <w:bCs w:val="false"/>
-        </w:rPr>
-      </w:pPr>
-      <w:r>
-        <w:rPr>
-          <w:b w:val="false"/>
-          <w:bCs w:val="false"/>
-        </w:rPr>
-      </w:r>
-    </w:p>
-    <w:p>
-      <w:pPr>
-        <w:pStyle w:val="Normal"/>
-        <w:bidi w:val="0"/>
-        <w:jc w:val="start"/>
-        <w:rPr>
-          <w:b w:val="false"/>
-          <w:bCs w:val="false"/>
-        </w:rPr>
-      </w:pPr>
-      <w:r>
-        <w:rPr>
-          <w:b w:val="false"/>
-          <w:bCs w:val="false"/>
-        </w:rPr>
-      </w:r>
-    </w:p>
-    <w:p>
-      <w:pPr>
-        <w:pStyle w:val="Normal"/>
-        <w:bidi w:val="0"/>
-        <w:jc w:val="start"/>
-        <w:rPr>
-          <w:b w:val="false"/>
-          <w:bCs w:val="false"/>
-        </w:rPr>
-      </w:pPr>
-      <w:r>
-        <w:rPr>
-          <w:b w:val="false"/>
-          <w:bCs w:val="false"/>
-        </w:rPr>
-      </w:r>
-    </w:p>
-    <w:p>
-      <w:pPr>
-        <w:pStyle w:val="Normal"/>
-        <w:bidi w:val="0"/>
-        <w:jc w:val="start"/>
-        <w:rPr>
-          <w:b w:val="false"/>
-          <w:bCs w:val="false"/>
-        </w:rPr>
-      </w:pPr>
-      <w:r>
-        <w:rPr>
-          <w:b w:val="false"/>
-          <w:bCs w:val="false"/>
-        </w:rPr>
-      </w:r>
-    </w:p>
-    <w:p>
-      <w:pPr>
-        <w:pStyle w:val="Normal"/>
-        <w:bidi w:val="0"/>
-        <w:jc w:val="start"/>
-        <w:rPr>
-          <w:b w:val="false"/>
-          <w:bCs w:val="false"/>
-        </w:rPr>
-      </w:pPr>
-      <w:r>
-        <w:rPr>
-          <w:b w:val="false"/>
-          <w:bCs w:val="false"/>
-        </w:rPr>
-      </w:r>
-    </w:p>
-    <w:p>
-      <w:pPr>
-        <w:pStyle w:val="Normal"/>
-        <w:bidi w:val="0"/>
-        <w:jc w:val="start"/>
-        <w:rPr>
-          <w:b w:val="false"/>
-          <w:bCs w:val="false"/>
-        </w:rPr>
-      </w:pPr>
-      <w:r>
-        <w:rPr>
-          <w:b w:val="false"/>
-          <w:bCs w:val="false"/>
-        </w:rPr>
-      </w:r>
-    </w:p>
-    <w:p>
-      <w:pPr>
-        <w:pStyle w:val="Normal"/>
-        <w:bidi w:val="0"/>
-        <w:jc w:val="start"/>
-        <w:rPr>
-          <w:b w:val="false"/>
-          <w:bCs w:val="false"/>
-        </w:rPr>
-      </w:pPr>
-      <w:r>
-        <w:rPr>
-          <w:b w:val="false"/>
-          <w:bCs w:val="false"/>
-        </w:rPr>
-      </w:r>
-    </w:p>
-    <w:p>
-      <w:pPr>
-        <w:pStyle w:val="Normal"/>
-        <w:bidi w:val="0"/>
-        <w:jc w:val="start"/>
-        <w:rPr>
-          <w:b w:val="false"/>
-          <w:bCs w:val="false"/>
-        </w:rPr>
-      </w:pPr>
-      <w:r>
-        <w:rPr>
-          <w:b w:val="false"/>
-          <w:bCs w:val="false"/>
-        </w:rPr>
-      </w:r>
-    </w:p>
-    <w:p>
-      <w:pPr>
-        <w:pStyle w:val="Normal"/>
-        <w:bidi w:val="0"/>
-        <w:jc w:val="start"/>
-        <w:rPr>
-          <w:b w:val="false"/>
-          <w:bCs w:val="false"/>
-        </w:rPr>
-      </w:pPr>
-      <w:r>
-        <w:rPr>
-          <w:b w:val="false"/>
-          <w:bCs w:val="false"/>
-        </w:rPr>
+        <w:rPr/>
+      </w:r>
+      <w:r>
+        <w:br w:type="page"/>
       </w:r>
     </w:p>
     <w:p>
@@ -6664,10 +4720,10 @@
           <wp:anchor behindDoc="0" distT="0" distB="0" distL="0" distR="0" simplePos="0" locked="0" layoutInCell="0" allowOverlap="1" relativeHeight="23">
             <wp:simplePos x="0" y="0"/>
             <wp:positionH relativeFrom="column">
-              <wp:posOffset>760730</wp:posOffset>
+              <wp:posOffset>655955</wp:posOffset>
             </wp:positionH>
             <wp:positionV relativeFrom="paragraph">
-              <wp:posOffset>71755</wp:posOffset>
+              <wp:posOffset>69850</wp:posOffset>
             </wp:positionV>
             <wp:extent cx="4598670" cy="3621405"/>
             <wp:effectExtent l="0" t="0" r="0" b="0"/>
@@ -7070,304 +5126,15 @@
         <w:bidi w:val="0"/>
         <w:jc w:val="start"/>
         <w:rPr>
-          <w:b w:val="false"/>
-          <w:bCs w:val="false"/>
-        </w:rPr>
-      </w:pPr>
-      <w:r>
-        <w:rPr>
-          <w:b w:val="false"/>
-          <w:bCs w:val="false"/>
-        </w:rPr>
-      </w:r>
-    </w:p>
-    <w:p>
-      <w:pPr>
-        <w:pStyle w:val="Normal"/>
-        <w:bidi w:val="0"/>
-        <w:jc w:val="start"/>
-        <w:rPr>
-          <w:b w:val="false"/>
-          <w:bCs w:val="false"/>
-        </w:rPr>
-      </w:pPr>
-      <w:r>
-        <w:rPr>
-          <w:b w:val="false"/>
-          <w:bCs w:val="false"/>
-        </w:rPr>
-      </w:r>
-    </w:p>
-    <w:p>
-      <w:pPr>
-        <w:pStyle w:val="Normal"/>
-        <w:bidi w:val="0"/>
-        <w:jc w:val="start"/>
-        <w:rPr>
-          <w:b w:val="false"/>
-          <w:bCs w:val="false"/>
-        </w:rPr>
-      </w:pPr>
-      <w:r>
-        <w:rPr>
-          <w:b w:val="false"/>
-          <w:bCs w:val="false"/>
-        </w:rPr>
-      </w:r>
-    </w:p>
-    <w:p>
-      <w:pPr>
-        <w:pStyle w:val="Normal"/>
-        <w:bidi w:val="0"/>
-        <w:jc w:val="start"/>
-        <w:rPr>
-          <w:b w:val="false"/>
-          <w:bCs w:val="false"/>
-        </w:rPr>
-      </w:pPr>
-      <w:r>
-        <w:rPr>
-          <w:b w:val="false"/>
-          <w:bCs w:val="false"/>
-        </w:rPr>
-      </w:r>
-    </w:p>
-    <w:p>
-      <w:pPr>
-        <w:pStyle w:val="Normal"/>
-        <w:bidi w:val="0"/>
-        <w:jc w:val="start"/>
-        <w:rPr>
-          <w:b w:val="false"/>
-          <w:bCs w:val="false"/>
-        </w:rPr>
-      </w:pPr>
-      <w:r>
-        <w:rPr>
-          <w:b w:val="false"/>
-          <w:bCs w:val="false"/>
-        </w:rPr>
-      </w:r>
-    </w:p>
-    <w:p>
-      <w:pPr>
-        <w:pStyle w:val="Normal"/>
-        <w:bidi w:val="0"/>
-        <w:jc w:val="start"/>
-        <w:rPr>
-          <w:b w:val="false"/>
-          <w:bCs w:val="false"/>
-        </w:rPr>
-      </w:pPr>
-      <w:r>
-        <w:rPr>
-          <w:b w:val="false"/>
-          <w:bCs w:val="false"/>
-        </w:rPr>
-      </w:r>
-    </w:p>
-    <w:p>
-      <w:pPr>
-        <w:pStyle w:val="Normal"/>
-        <w:bidi w:val="0"/>
-        <w:jc w:val="start"/>
-        <w:rPr>
-          <w:b w:val="false"/>
-          <w:bCs w:val="false"/>
-        </w:rPr>
-      </w:pPr>
-      <w:r>
-        <w:rPr>
-          <w:b w:val="false"/>
-          <w:bCs w:val="false"/>
-        </w:rPr>
-      </w:r>
-    </w:p>
-    <w:p>
-      <w:pPr>
-        <w:pStyle w:val="Normal"/>
-        <w:bidi w:val="0"/>
-        <w:jc w:val="start"/>
-        <w:rPr>
-          <w:b w:val="false"/>
-          <w:bCs w:val="false"/>
-        </w:rPr>
-      </w:pPr>
-      <w:r>
-        <w:rPr>
-          <w:b w:val="false"/>
-          <w:bCs w:val="false"/>
-        </w:rPr>
-      </w:r>
-    </w:p>
-    <w:p>
-      <w:pPr>
-        <w:pStyle w:val="Normal"/>
-        <w:bidi w:val="0"/>
-        <w:jc w:val="start"/>
-        <w:rPr>
-          <w:b w:val="false"/>
-          <w:bCs w:val="false"/>
-        </w:rPr>
-      </w:pPr>
-      <w:r>
-        <w:rPr>
-          <w:b w:val="false"/>
-          <w:bCs w:val="false"/>
-        </w:rPr>
-      </w:r>
-    </w:p>
-    <w:p>
-      <w:pPr>
-        <w:pStyle w:val="Normal"/>
-        <w:bidi w:val="0"/>
-        <w:jc w:val="start"/>
-        <w:rPr>
-          <w:b w:val="false"/>
-          <w:bCs w:val="false"/>
-        </w:rPr>
-      </w:pPr>
-      <w:r>
-        <w:rPr>
-          <w:b w:val="false"/>
-          <w:bCs w:val="false"/>
-        </w:rPr>
-      </w:r>
-    </w:p>
-    <w:p>
-      <w:pPr>
-        <w:pStyle w:val="Normal"/>
-        <w:bidi w:val="0"/>
-        <w:jc w:val="start"/>
-        <w:rPr>
-          <w:b w:val="false"/>
-          <w:bCs w:val="false"/>
-        </w:rPr>
-      </w:pPr>
-      <w:r>
-        <w:rPr>
-          <w:b w:val="false"/>
-          <w:bCs w:val="false"/>
-        </w:rPr>
-      </w:r>
-    </w:p>
-    <w:p>
-      <w:pPr>
-        <w:pStyle w:val="Normal"/>
-        <w:bidi w:val="0"/>
-        <w:jc w:val="start"/>
-        <w:rPr>
-          <w:b w:val="false"/>
-          <w:bCs w:val="false"/>
-        </w:rPr>
-      </w:pPr>
-      <w:r>
-        <w:rPr>
-          <w:b w:val="false"/>
-          <w:bCs w:val="false"/>
-        </w:rPr>
-      </w:r>
-    </w:p>
-    <w:p>
-      <w:pPr>
-        <w:pStyle w:val="Normal"/>
-        <w:bidi w:val="0"/>
-        <w:jc w:val="start"/>
-        <w:rPr>
-          <w:b w:val="false"/>
-          <w:bCs w:val="false"/>
-        </w:rPr>
-      </w:pPr>
-      <w:r>
-        <w:rPr>
-          <w:b w:val="false"/>
-          <w:bCs w:val="false"/>
-        </w:rPr>
-      </w:r>
-    </w:p>
-    <w:p>
-      <w:pPr>
-        <w:pStyle w:val="Normal"/>
-        <w:bidi w:val="0"/>
-        <w:jc w:val="start"/>
-        <w:rPr>
-          <w:b w:val="false"/>
-          <w:bCs w:val="false"/>
-        </w:rPr>
-      </w:pPr>
-      <w:r>
-        <w:rPr>
-          <w:b w:val="false"/>
-          <w:bCs w:val="false"/>
-        </w:rPr>
-      </w:r>
-    </w:p>
-    <w:p>
-      <w:pPr>
-        <w:pStyle w:val="Normal"/>
-        <w:bidi w:val="0"/>
-        <w:jc w:val="start"/>
-        <w:rPr>
-          <w:b w:val="false"/>
-          <w:bCs w:val="false"/>
-        </w:rPr>
-      </w:pPr>
-      <w:r>
-        <w:rPr>
-          <w:b w:val="false"/>
-          <w:bCs w:val="false"/>
-        </w:rPr>
-      </w:r>
-    </w:p>
-    <w:p>
-      <w:pPr>
-        <w:pStyle w:val="Normal"/>
-        <w:bidi w:val="0"/>
-        <w:jc w:val="start"/>
-        <w:rPr>
-          <w:b w:val="false"/>
-          <w:bCs w:val="false"/>
-        </w:rPr>
-      </w:pPr>
-      <w:r>
-        <w:rPr>
-          <w:b w:val="false"/>
-          <w:bCs w:val="false"/>
-        </w:rPr>
-      </w:r>
-    </w:p>
-    <w:p>
-      <w:pPr>
-        <w:pStyle w:val="Normal"/>
-        <w:bidi w:val="0"/>
-        <w:jc w:val="start"/>
-        <w:rPr>
-          <w:b w:val="false"/>
-          <w:bCs w:val="false"/>
-        </w:rPr>
-      </w:pPr>
-      <w:r>
-        <w:rPr>
-          <w:b w:val="false"/>
-          <w:bCs w:val="false"/>
-        </w:rPr>
-      </w:r>
-    </w:p>
-    <w:p>
-      <w:pPr>
-        <w:pStyle w:val="Normal"/>
-        <w:bidi w:val="0"/>
-        <w:jc w:val="start"/>
-        <w:rPr>
-          <w:b w:val="false"/>
-          <w:bCs w:val="false"/>
-        </w:rPr>
-      </w:pPr>
-      <w:r>
-        <w:rPr>
-          <w:b w:val="false"/>
-          <w:bCs w:val="false"/>
-        </w:rPr>
+          <w:b/>
+          <w:bCs/>
+        </w:rPr>
+      </w:pPr>
+      <w:r>
+        <w:rPr/>
+      </w:r>
+      <w:r>
+        <w:br w:type="page"/>
       </w:r>
     </w:p>
     <w:p>
@@ -8387,117 +6154,15 @@
         <w:bidi w:val="0"/>
         <w:jc w:val="start"/>
         <w:rPr>
-          <w:b w:val="false"/>
-          <w:bCs w:val="false"/>
-        </w:rPr>
-      </w:pPr>
-      <w:r>
-        <w:rPr>
-          <w:b w:val="false"/>
-          <w:bCs w:val="false"/>
-        </w:rPr>
-      </w:r>
-    </w:p>
-    <w:p>
-      <w:pPr>
-        <w:pStyle w:val="Normal"/>
-        <w:bidi w:val="0"/>
-        <w:jc w:val="start"/>
-        <w:rPr>
-          <w:b w:val="false"/>
-          <w:bCs w:val="false"/>
-        </w:rPr>
-      </w:pPr>
-      <w:r>
-        <w:rPr>
-          <w:b w:val="false"/>
-          <w:bCs w:val="false"/>
-        </w:rPr>
-      </w:r>
-    </w:p>
-    <w:p>
-      <w:pPr>
-        <w:pStyle w:val="Normal"/>
-        <w:bidi w:val="0"/>
-        <w:jc w:val="start"/>
-        <w:rPr>
-          <w:b w:val="false"/>
-          <w:bCs w:val="false"/>
-        </w:rPr>
-      </w:pPr>
-      <w:r>
-        <w:rPr>
-          <w:b w:val="false"/>
-          <w:bCs w:val="false"/>
-        </w:rPr>
-      </w:r>
-    </w:p>
-    <w:p>
-      <w:pPr>
-        <w:pStyle w:val="Normal"/>
-        <w:bidi w:val="0"/>
-        <w:jc w:val="start"/>
-        <w:rPr>
-          <w:b w:val="false"/>
-          <w:bCs w:val="false"/>
-        </w:rPr>
-      </w:pPr>
-      <w:r>
-        <w:rPr>
-          <w:b w:val="false"/>
-          <w:bCs w:val="false"/>
-        </w:rPr>
-      </w:r>
-    </w:p>
-    <w:p>
-      <w:pPr>
-        <w:pStyle w:val="Normal"/>
-        <w:bidi w:val="0"/>
-        <w:jc w:val="start"/>
-        <w:rPr>
-          <w:b w:val="false"/>
-          <w:bCs w:val="false"/>
-        </w:rPr>
-      </w:pPr>
-      <w:r>
-        <w:rPr>
-          <w:b w:val="false"/>
-          <w:bCs w:val="false"/>
-        </w:rPr>
-      </w:r>
-    </w:p>
-    <w:p>
-      <w:pPr>
-        <w:pStyle w:val="Normal"/>
-        <w:bidi w:val="0"/>
-        <w:jc w:val="start"/>
-        <w:rPr>
-          <w:b w:val="false"/>
-          <w:bCs w:val="false"/>
-        </w:rPr>
-      </w:pPr>
-      <w:r>
-        <w:rPr>
-          <w:b w:val="false"/>
-          <w:bCs w:val="false"/>
-        </w:rPr>
-      </w:r>
-    </w:p>
-    <w:p>
-      <w:pPr>
-        <w:pStyle w:val="Normal"/>
-        <w:bidi w:val="0"/>
-        <w:jc w:val="start"/>
-        <w:rPr>
-          <w:b w:val="false"/>
-          <w:bCs w:val="false"/>
-        </w:rPr>
-      </w:pPr>
-      <w:r>
-        <w:rPr>
-          <w:b w:val="false"/>
-          <w:bCs w:val="false"/>
-        </w:rPr>
+          <w:b/>
+          <w:bCs/>
+        </w:rPr>
+      </w:pPr>
+      <w:r>
+        <w:rPr/>
+      </w:r>
+      <w:r>
+        <w:br w:type="page"/>
       </w:r>
     </w:p>
     <w:p>

--- a/silrec/templates/docs/silrec_demo.docx
+++ b/silrec/templates/docs/silrec_demo.docx
@@ -119,7 +119,128 @@
           <w:b w:val="false"/>
           <w:bCs w:val="false"/>
         </w:rPr>
-        <w:t>Create New Proposal</w:t>
+        <w:t>Roles</w:t>
+      </w:r>
+    </w:p>
+    <w:p>
+      <w:pPr>
+        <w:pStyle w:val="Normal"/>
+        <w:numPr>
+          <w:ilvl w:val="0"/>
+          <w:numId w:val="0"/>
+        </w:numPr>
+        <w:bidi w:val="0"/>
+        <w:ind w:hanging="0" w:start="720"/>
+        <w:jc w:val="start"/>
+        <w:rPr>
+          <w:b w:val="false"/>
+          <w:bCs w:val="false"/>
+        </w:rPr>
+      </w:pPr>
+      <w:r>
+        <w:rPr>
+          <w:b w:val="false"/>
+          <w:bCs w:val="false"/>
+        </w:rPr>
+        <w:t xml:space="preserve">1.1 </w:t>
+      </w:r>
+      <w:r>
+        <w:rPr>
+          <w:b w:val="false"/>
+          <w:bCs w:val="false"/>
+        </w:rPr>
+        <w:t>No User</w:t>
+      </w:r>
+    </w:p>
+    <w:p>
+      <w:pPr>
+        <w:pStyle w:val="Normal"/>
+        <w:numPr>
+          <w:ilvl w:val="0"/>
+          <w:numId w:val="0"/>
+        </w:numPr>
+        <w:bidi w:val="0"/>
+        <w:ind w:hanging="0" w:start="720"/>
+        <w:jc w:val="start"/>
+        <w:rPr>
+          <w:b w:val="false"/>
+          <w:bCs w:val="false"/>
+        </w:rPr>
+      </w:pPr>
+      <w:r>
+        <w:rPr>
+          <w:b w:val="false"/>
+          <w:bCs w:val="false"/>
+        </w:rPr>
+        <w:t>1.</w:t>
+      </w:r>
+      <w:r>
+        <w:rPr>
+          <w:b w:val="false"/>
+          <w:bCs w:val="false"/>
+        </w:rPr>
+        <w:t>2 User</w:t>
+      </w:r>
+    </w:p>
+    <w:p>
+      <w:pPr>
+        <w:pStyle w:val="Normal"/>
+        <w:numPr>
+          <w:ilvl w:val="0"/>
+          <w:numId w:val="0"/>
+        </w:numPr>
+        <w:bidi w:val="0"/>
+        <w:ind w:hanging="0" w:start="720"/>
+        <w:jc w:val="start"/>
+        <w:rPr>
+          <w:b w:val="false"/>
+          <w:bCs w:val="false"/>
+        </w:rPr>
+      </w:pPr>
+      <w:r>
+        <w:rPr>
+          <w:b w:val="false"/>
+          <w:bCs w:val="false"/>
+        </w:rPr>
+        <w:t>1.3 Operator</w:t>
+      </w:r>
+    </w:p>
+    <w:p>
+      <w:pPr>
+        <w:pStyle w:val="Normal"/>
+        <w:bidi w:val="0"/>
+        <w:jc w:val="start"/>
+        <w:rPr>
+          <w:b w:val="false"/>
+          <w:bCs w:val="false"/>
+        </w:rPr>
+      </w:pPr>
+      <w:r>
+        <w:rPr>
+          <w:b w:val="false"/>
+          <w:bCs w:val="false"/>
+        </w:rPr>
+        <w:tab/>
+        <w:t>1.4 Reviewer</w:t>
+      </w:r>
+    </w:p>
+    <w:p>
+      <w:pPr>
+        <w:pStyle w:val="Normal"/>
+        <w:bidi w:val="0"/>
+        <w:jc w:val="start"/>
+        <w:rPr>
+          <w:b w:val="false"/>
+          <w:bCs w:val="false"/>
+        </w:rPr>
+      </w:pPr>
+      <w:r>
+        <w:rPr>
+          <w:b w:val="false"/>
+          <w:bCs w:val="false"/>
+        </w:rPr>
+        <w:tab/>
+        <w:t>1.5 Silrec Admin</w:t>
       </w:r>
     </w:p>
     <w:p>
@@ -215,21 +336,18 @@
         <w:pStyle w:val="Normal"/>
         <w:numPr>
           <w:ilvl w:val="0"/>
-          <w:numId w:val="2"/>
+          <w:numId w:val="0"/>
         </w:numPr>
         <w:bidi w:val="0"/>
-        <w:jc w:val="start"/>
-        <w:rPr>
-          <w:b w:val="false"/>
-          <w:bCs w:val="false"/>
-        </w:rPr>
-      </w:pPr>
-      <w:r>
-        <w:rPr>
-          <w:b w:val="false"/>
-          <w:bCs w:val="false"/>
-        </w:rPr>
-        <w:t>Admin – Configuration Settings</w:t>
+        <w:ind w:hanging="0" w:start="720"/>
+        <w:jc w:val="start"/>
+        <w:rPr>
+          <w:b w:val="false"/>
+          <w:bCs w:val="false"/>
+        </w:rPr>
+      </w:pPr>
+      <w:r>
+        <w:rPr/>
       </w:r>
     </w:p>
     <w:p>
@@ -270,29 +388,1816 @@
       <w:pPr>
         <w:pStyle w:val="Normal"/>
         <w:bidi w:val="0"/>
-        <w:jc w:val="start"/>
-        <w:rPr>
-          <w:b/>
-          <w:bCs/>
-        </w:rPr>
-      </w:pPr>
-      <w:r>
-        <w:rPr>
-          <w:b/>
-          <w:bCs/>
-        </w:rPr>
-        <w:t>1. Create New Proposal</w:t>
-      </w:r>
-    </w:p>
-    <w:p>
-      <w:pPr>
-        <w:pStyle w:val="Normal"/>
-        <w:bidi w:val="0"/>
-        <w:jc w:val="start"/>
-        <w:rPr/>
-      </w:pPr>
-      <w:r>
-        <w:rPr/>
+        <w:spacing w:before="0" w:after="0"/>
+        <w:jc w:val="start"/>
+        <w:rPr/>
+      </w:pPr>
+      <w:r>
+        <w:rPr>
+          <w:b/>
+          <w:bCs/>
+        </w:rPr>
+        <w:t>1</w:t>
+      </w:r>
+      <w:r>
+        <w:rPr>
+          <w:b/>
+          <w:bCs/>
+        </w:rPr>
+        <w:t xml:space="preserve">. </w:t>
+      </w:r>
+      <w:r>
+        <w:rPr>
+          <w:b/>
+          <w:bCs/>
+        </w:rPr>
+        <w:t>Roles</w:t>
+      </w:r>
+    </w:p>
+    <w:p>
+      <w:pPr>
+        <w:pStyle w:val="Normal"/>
+        <w:bidi w:val="0"/>
+        <w:spacing w:before="0" w:after="0"/>
+        <w:jc w:val="start"/>
+        <w:rPr>
+          <w:b/>
+          <w:bCs/>
+        </w:rPr>
+      </w:pPr>
+      <w:r>
+        <w:rPr/>
+      </w:r>
+    </w:p>
+    <w:p>
+      <w:pPr>
+        <w:pStyle w:val="Normal"/>
+        <w:bidi w:val="0"/>
+        <w:spacing w:before="0" w:after="0"/>
+        <w:jc w:val="start"/>
+        <w:rPr/>
+      </w:pPr>
+      <w:r>
+        <w:rPr>
+          <w:b w:val="false"/>
+          <w:bCs w:val="false"/>
+        </w:rPr>
+        <w:t>A Role can be added to a user by the ‘Silrec Admin’ user, from the Application Admin page. R</w:t>
+      </w:r>
+      <w:r>
+        <w:rPr>
+          <w:b w:val="false"/>
+          <w:bCs w:val="false"/>
+        </w:rPr>
+        <w:t xml:space="preserve">ole ‘Silrec Admin’ </w:t>
+      </w:r>
+      <w:r>
+        <w:rPr>
+          <w:b w:val="false"/>
+          <w:bCs w:val="false"/>
+        </w:rPr>
+        <w:t>can</w:t>
+      </w:r>
+      <w:r>
+        <w:rPr>
+          <w:b w:val="false"/>
+          <w:bCs w:val="false"/>
+        </w:rPr>
+        <w:t xml:space="preserve"> configure various functional components of the SILREC application.</w:t>
+      </w:r>
+    </w:p>
+    <w:p>
+      <w:pPr>
+        <w:pStyle w:val="Normal"/>
+        <w:bidi w:val="0"/>
+        <w:jc w:val="start"/>
+        <w:rPr>
+          <w:b/>
+          <w:bCs/>
+        </w:rPr>
+      </w:pPr>
+      <w:r>
+        <w:rPr>
+          <w:b/>
+          <w:bCs/>
+        </w:rPr>
+      </w:r>
+    </w:p>
+    <w:p>
+      <w:pPr>
+        <w:pStyle w:val="Normal"/>
+        <w:bidi w:val="0"/>
+        <w:jc w:val="start"/>
+        <w:rPr>
+          <w:b/>
+          <w:bCs/>
+        </w:rPr>
+      </w:pPr>
+      <w:r>
+        <w:rPr>
+          <w:b/>
+          <w:bCs/>
+        </w:rPr>
+        <w:t>How to add users to groups:</w:t>
+      </w:r>
+    </w:p>
+    <w:p>
+      <w:pPr>
+        <w:pStyle w:val="Normal"/>
+        <w:bidi w:val="0"/>
+        <w:jc w:val="start"/>
+        <w:rPr/>
+      </w:pPr>
+      <w:r>
+        <w:rPr/>
+        <w:t>a. Log in to the Django Admin page, ‘Options’ → ‘Admin’ (‘Silrec Admin’ user access required).</w:t>
+      </w:r>
+    </w:p>
+    <w:p>
+      <w:pPr>
+        <w:pStyle w:val="Normal"/>
+        <w:bidi w:val="0"/>
+        <w:jc w:val="start"/>
+        <w:rPr/>
+      </w:pPr>
+      <w:r>
+        <w:rPr/>
+        <w:drawing>
+          <wp:anchor behindDoc="0" distT="0" distB="0" distL="0" distR="0" simplePos="0" locked="0" layoutInCell="0" allowOverlap="1" relativeHeight="30">
+            <wp:simplePos x="0" y="0"/>
+            <wp:positionH relativeFrom="column">
+              <wp:posOffset>844550</wp:posOffset>
+            </wp:positionH>
+            <wp:positionV relativeFrom="paragraph">
+              <wp:posOffset>133350</wp:posOffset>
+            </wp:positionV>
+            <wp:extent cx="4431030" cy="1066800"/>
+            <wp:effectExtent l="0" t="0" r="0" b="0"/>
+            <wp:wrapSquare wrapText="largest"/>
+            <wp:docPr id="1" name="Image18 Copy 1" descr="" title=""/>
+            <wp:cNvGraphicFramePr>
+              <a:graphicFrameLocks xmlns:a="http://schemas.openxmlformats.org/drawingml/2006/main" noChangeAspect="1"/>
+            </wp:cNvGraphicFramePr>
+            <a:graphic xmlns:a="http://schemas.openxmlformats.org/drawingml/2006/main">
+              <a:graphicData uri="http://schemas.openxmlformats.org/drawingml/2006/picture">
+                <pic:pic xmlns:pic="http://schemas.openxmlformats.org/drawingml/2006/picture">
+                  <pic:nvPicPr>
+                    <pic:cNvPr id="1" name="Image18 Copy 1" descr="" title=""/>
+                    <pic:cNvPicPr>
+                      <a:picLocks noChangeAspect="1" noChangeArrowheads="1"/>
+                    </pic:cNvPicPr>
+                  </pic:nvPicPr>
+                  <pic:blipFill>
+                    <a:blip r:embed="rId2"/>
+                    <a:stretch>
+                      <a:fillRect/>
+                    </a:stretch>
+                  </pic:blipFill>
+                  <pic:spPr bwMode="auto">
+                    <a:xfrm>
+                      <a:off x="0" y="0"/>
+                      <a:ext cx="4431030" cy="1066800"/>
+                    </a:xfrm>
+                    <a:prstGeom prst="rect">
+                      <a:avLst/>
+                    </a:prstGeom>
+                  </pic:spPr>
+                </pic:pic>
+              </a:graphicData>
+            </a:graphic>
+          </wp:anchor>
+        </w:drawing>
+      </w:r>
+    </w:p>
+    <w:p>
+      <w:pPr>
+        <w:pStyle w:val="Normal"/>
+        <w:bidi w:val="0"/>
+        <w:jc w:val="start"/>
+        <w:rPr/>
+      </w:pPr>
+      <w:r>
+        <w:rPr/>
+      </w:r>
+    </w:p>
+    <w:p>
+      <w:pPr>
+        <w:pStyle w:val="Normal"/>
+        <w:bidi w:val="0"/>
+        <w:jc w:val="start"/>
+        <w:rPr/>
+      </w:pPr>
+      <w:r>
+        <w:rPr/>
+      </w:r>
+    </w:p>
+    <w:p>
+      <w:pPr>
+        <w:pStyle w:val="Normal"/>
+        <w:bidi w:val="0"/>
+        <w:jc w:val="start"/>
+        <w:rPr/>
+      </w:pPr>
+      <w:r>
+        <w:rPr/>
+        <mc:AlternateContent>
+          <mc:Choice Requires="wps">
+            <w:drawing>
+              <wp:anchor behindDoc="0" distT="27305" distB="35560" distL="0" distR="27305" simplePos="0" locked="0" layoutInCell="1" allowOverlap="1" relativeHeight="31">
+                <wp:simplePos x="0" y="0"/>
+                <wp:positionH relativeFrom="column">
+                  <wp:posOffset>4878705</wp:posOffset>
+                </wp:positionH>
+                <wp:positionV relativeFrom="paragraph">
+                  <wp:posOffset>22860</wp:posOffset>
+                </wp:positionV>
+                <wp:extent cx="695960" cy="174625"/>
+                <wp:effectExtent l="0" t="27305" r="27305" b="35560"/>
+                <wp:wrapNone/>
+                <wp:docPr id="2" name="Horizontal line 12"/>
+                <a:graphic xmlns:a="http://schemas.openxmlformats.org/drawingml/2006/main">
+                  <a:graphicData uri="http://schemas.microsoft.com/office/word/2010/wordprocessingShape">
+                    <wps:wsp>
+                      <wps:cNvSpPr/>
+                      <wps:spPr>
+                        <a:xfrm flipH="1">
+                          <a:off x="0" y="0"/>
+                          <a:ext cx="695880" cy="174600"/>
+                        </a:xfrm>
+                        <a:prstGeom prst="line">
+                          <a:avLst/>
+                        </a:prstGeom>
+                        <a:ln w="54720">
+                          <a:solidFill>
+                            <a:srgbClr val="ff0000"/>
+                          </a:solidFill>
+                          <a:round/>
+                          <a:tailEnd len="med" type="triangle" w="med"/>
+                        </a:ln>
+                      </wps:spPr>
+                      <wps:style>
+                        <a:lnRef idx="0"/>
+                        <a:fillRef idx="0"/>
+                        <a:effectRef idx="0"/>
+                        <a:fontRef idx="minor"/>
+                      </wps:style>
+                      <wps:bodyPr/>
+                    </wps:wsp>
+                  </a:graphicData>
+                </a:graphic>
+              </wp:anchor>
+            </w:drawing>
+          </mc:Choice>
+          <mc:Fallback>
+            <w:pict>
+              <v:line id="shape_0" from="384.15pt,1.8pt" to="438.9pt,15.5pt" ID="Horizontal line 12" stroked="t" o:allowincell="f" style="position:absolute;flip:x">
+                <v:stroke color="red" weight="54720" endarrow="block" endarrowwidth="medium" endarrowlength="medium" joinstyle="round" endcap="flat"/>
+                <v:fill o:detectmouseclick="t" on="false"/>
+                <w10:wrap type="none"/>
+              </v:line>
+            </w:pict>
+          </mc:Fallback>
+        </mc:AlternateContent>
+      </w:r>
+    </w:p>
+    <w:p>
+      <w:pPr>
+        <w:pStyle w:val="Normal"/>
+        <w:bidi w:val="0"/>
+        <w:jc w:val="start"/>
+        <w:rPr/>
+      </w:pPr>
+      <w:r>
+        <w:rPr/>
+      </w:r>
+    </w:p>
+    <w:p>
+      <w:pPr>
+        <w:pStyle w:val="Normal"/>
+        <w:bidi w:val="0"/>
+        <w:jc w:val="start"/>
+        <w:rPr/>
+      </w:pPr>
+      <w:r>
+        <w:rPr/>
+      </w:r>
+    </w:p>
+    <w:p>
+      <w:pPr>
+        <w:pStyle w:val="Normal"/>
+        <w:bidi w:val="0"/>
+        <w:jc w:val="start"/>
+        <w:rPr/>
+      </w:pPr>
+      <w:r>
+        <w:rPr/>
+      </w:r>
+    </w:p>
+    <w:p>
+      <w:pPr>
+        <w:pStyle w:val="Normal"/>
+        <w:bidi w:val="0"/>
+        <w:jc w:val="start"/>
+        <w:rPr/>
+      </w:pPr>
+      <w:r>
+        <w:rPr/>
+      </w:r>
+    </w:p>
+    <w:p>
+      <w:pPr>
+        <w:pStyle w:val="Normal"/>
+        <w:bidi w:val="0"/>
+        <w:jc w:val="start"/>
+        <w:rPr/>
+      </w:pPr>
+      <w:r>
+        <w:rPr/>
+        <w:t xml:space="preserve">b. Go to </w:t>
+      </w:r>
+      <w:r>
+        <w:rPr>
+          <w:b/>
+        </w:rPr>
+        <w:t>Authentication and Authorization &gt; Users</w:t>
+      </w:r>
+      <w:r>
+        <w:rPr/>
+        <w:t>.</w:t>
+      </w:r>
+    </w:p>
+    <w:p>
+      <w:pPr>
+        <w:pStyle w:val="Normal"/>
+        <w:bidi w:val="0"/>
+        <w:jc w:val="start"/>
+        <w:rPr/>
+      </w:pPr>
+      <w:r>
+        <w:rPr/>
+        <w:drawing>
+          <wp:anchor behindDoc="0" distT="0" distB="0" distL="0" distR="0" simplePos="0" locked="0" layoutInCell="0" allowOverlap="1" relativeHeight="32">
+            <wp:simplePos x="0" y="0"/>
+            <wp:positionH relativeFrom="column">
+              <wp:posOffset>791845</wp:posOffset>
+            </wp:positionH>
+            <wp:positionV relativeFrom="paragraph">
+              <wp:posOffset>128905</wp:posOffset>
+            </wp:positionV>
+            <wp:extent cx="4536440" cy="1057910"/>
+            <wp:effectExtent l="0" t="0" r="0" b="0"/>
+            <wp:wrapSquare wrapText="largest"/>
+            <wp:docPr id="3" name="Image19" descr="" title=""/>
+            <wp:cNvGraphicFramePr>
+              <a:graphicFrameLocks xmlns:a="http://schemas.openxmlformats.org/drawingml/2006/main" noChangeAspect="1"/>
+            </wp:cNvGraphicFramePr>
+            <a:graphic xmlns:a="http://schemas.openxmlformats.org/drawingml/2006/main">
+              <a:graphicData uri="http://schemas.openxmlformats.org/drawingml/2006/picture">
+                <pic:pic xmlns:pic="http://schemas.openxmlformats.org/drawingml/2006/picture">
+                  <pic:nvPicPr>
+                    <pic:cNvPr id="3" name="Image19" descr="" title=""/>
+                    <pic:cNvPicPr>
+                      <a:picLocks noChangeAspect="1" noChangeArrowheads="1"/>
+                    </pic:cNvPicPr>
+                  </pic:nvPicPr>
+                  <pic:blipFill>
+                    <a:blip r:embed="rId3"/>
+                    <a:stretch>
+                      <a:fillRect/>
+                    </a:stretch>
+                  </pic:blipFill>
+                  <pic:spPr bwMode="auto">
+                    <a:xfrm>
+                      <a:off x="0" y="0"/>
+                      <a:ext cx="4536440" cy="1057910"/>
+                    </a:xfrm>
+                    <a:prstGeom prst="rect">
+                      <a:avLst/>
+                    </a:prstGeom>
+                  </pic:spPr>
+                </pic:pic>
+              </a:graphicData>
+            </a:graphic>
+          </wp:anchor>
+        </w:drawing>
+      </w:r>
+    </w:p>
+    <w:p>
+      <w:pPr>
+        <w:pStyle w:val="Normal"/>
+        <w:bidi w:val="0"/>
+        <w:jc w:val="start"/>
+        <w:rPr/>
+      </w:pPr>
+      <w:r>
+        <w:rPr/>
+      </w:r>
+    </w:p>
+    <w:p>
+      <w:pPr>
+        <w:pStyle w:val="Normal"/>
+        <w:bidi w:val="0"/>
+        <w:jc w:val="start"/>
+        <w:rPr/>
+      </w:pPr>
+      <w:r>
+        <w:rPr/>
+      </w:r>
+    </w:p>
+    <w:p>
+      <w:pPr>
+        <w:pStyle w:val="Normal"/>
+        <w:bidi w:val="0"/>
+        <w:jc w:val="start"/>
+        <w:rPr/>
+      </w:pPr>
+      <w:r>
+        <w:rPr/>
+      </w:r>
+    </w:p>
+    <w:p>
+      <w:pPr>
+        <w:pStyle w:val="Normal"/>
+        <w:bidi w:val="0"/>
+        <w:jc w:val="start"/>
+        <w:rPr/>
+      </w:pPr>
+      <w:r>
+        <w:rPr/>
+        <mc:AlternateContent>
+          <mc:Choice Requires="wps">
+            <w:drawing>
+              <wp:anchor behindDoc="0" distT="27305" distB="35560" distL="0" distR="27305" simplePos="0" locked="0" layoutInCell="1" allowOverlap="1" relativeHeight="33">
+                <wp:simplePos x="0" y="0"/>
+                <wp:positionH relativeFrom="column">
+                  <wp:posOffset>2611755</wp:posOffset>
+                </wp:positionH>
+                <wp:positionV relativeFrom="paragraph">
+                  <wp:posOffset>170180</wp:posOffset>
+                </wp:positionV>
+                <wp:extent cx="695960" cy="174625"/>
+                <wp:effectExtent l="0" t="27305" r="27305" b="35560"/>
+                <wp:wrapNone/>
+                <wp:docPr id="4" name="Horizontal line 11"/>
+                <a:graphic xmlns:a="http://schemas.openxmlformats.org/drawingml/2006/main">
+                  <a:graphicData uri="http://schemas.microsoft.com/office/word/2010/wordprocessingShape">
+                    <wps:wsp>
+                      <wps:cNvSpPr/>
+                      <wps:spPr>
+                        <a:xfrm flipH="1">
+                          <a:off x="0" y="0"/>
+                          <a:ext cx="695880" cy="174600"/>
+                        </a:xfrm>
+                        <a:prstGeom prst="line">
+                          <a:avLst/>
+                        </a:prstGeom>
+                        <a:ln w="54720">
+                          <a:solidFill>
+                            <a:srgbClr val="ff0000"/>
+                          </a:solidFill>
+                          <a:round/>
+                          <a:tailEnd len="med" type="triangle" w="med"/>
+                        </a:ln>
+                      </wps:spPr>
+                      <wps:style>
+                        <a:lnRef idx="0"/>
+                        <a:fillRef idx="0"/>
+                        <a:effectRef idx="0"/>
+                        <a:fontRef idx="minor"/>
+                      </wps:style>
+                      <wps:bodyPr/>
+                    </wps:wsp>
+                  </a:graphicData>
+                </a:graphic>
+              </wp:anchor>
+            </w:drawing>
+          </mc:Choice>
+          <mc:Fallback>
+            <w:pict>
+              <v:line id="shape_0" from="205.65pt,13.4pt" to="260.4pt,27.1pt" ID="Horizontal line 11" stroked="t" o:allowincell="f" style="position:absolute;flip:x">
+                <v:stroke color="red" weight="54720" endarrow="block" endarrowwidth="medium" endarrowlength="medium" joinstyle="round" endcap="flat"/>
+                <v:fill o:detectmouseclick="t" on="false"/>
+                <w10:wrap type="none"/>
+              </v:line>
+            </w:pict>
+          </mc:Fallback>
+        </mc:AlternateContent>
+      </w:r>
+    </w:p>
+    <w:p>
+      <w:pPr>
+        <w:pStyle w:val="Normal"/>
+        <w:bidi w:val="0"/>
+        <w:jc w:val="start"/>
+        <w:rPr/>
+      </w:pPr>
+      <w:r>
+        <w:rPr/>
+      </w:r>
+    </w:p>
+    <w:p>
+      <w:pPr>
+        <w:pStyle w:val="Normal"/>
+        <w:bidi w:val="0"/>
+        <w:jc w:val="start"/>
+        <w:rPr/>
+      </w:pPr>
+      <w:r>
+        <w:rPr/>
+      </w:r>
+    </w:p>
+    <w:p>
+      <w:pPr>
+        <w:pStyle w:val="Normal"/>
+        <w:bidi w:val="0"/>
+        <w:jc w:val="start"/>
+        <w:rPr/>
+      </w:pPr>
+      <w:r>
+        <w:rPr/>
+      </w:r>
+    </w:p>
+    <w:p>
+      <w:pPr>
+        <w:pStyle w:val="Normal"/>
+        <w:bidi w:val="0"/>
+        <w:jc w:val="start"/>
+        <w:rPr/>
+      </w:pPr>
+      <w:r>
+        <w:rPr/>
+      </w:r>
+    </w:p>
+    <w:p>
+      <w:pPr>
+        <w:pStyle w:val="Normal"/>
+        <w:bidi w:val="0"/>
+        <w:jc w:val="start"/>
+        <w:rPr/>
+      </w:pPr>
+      <w:r>
+        <w:rPr/>
+      </w:r>
+    </w:p>
+    <w:p>
+      <w:pPr>
+        <w:pStyle w:val="Normal"/>
+        <w:bidi w:val="0"/>
+        <w:jc w:val="start"/>
+        <w:rPr/>
+      </w:pPr>
+      <w:r>
+        <w:rPr/>
+        <w:t xml:space="preserve">c. Select the </w:t>
+      </w:r>
+      <w:r>
+        <w:rPr>
+          <w:b/>
+          <w:bCs/>
+        </w:rPr>
+        <w:t>user</w:t>
+      </w:r>
+      <w:r>
+        <w:rPr/>
+        <w:t xml:space="preserve"> you want to configure.</w:t>
+      </w:r>
+    </w:p>
+    <w:p>
+      <w:pPr>
+        <w:pStyle w:val="Normal"/>
+        <w:bidi w:val="0"/>
+        <w:jc w:val="start"/>
+        <w:rPr/>
+      </w:pPr>
+      <w:r>
+        <w:rPr/>
+        <w:drawing>
+          <wp:anchor behindDoc="0" distT="0" distB="0" distL="0" distR="0" simplePos="0" locked="0" layoutInCell="0" allowOverlap="1" relativeHeight="34">
+            <wp:simplePos x="0" y="0"/>
+            <wp:positionH relativeFrom="column">
+              <wp:posOffset>759460</wp:posOffset>
+            </wp:positionH>
+            <wp:positionV relativeFrom="paragraph">
+              <wp:posOffset>149225</wp:posOffset>
+            </wp:positionV>
+            <wp:extent cx="4601210" cy="873125"/>
+            <wp:effectExtent l="0" t="0" r="0" b="0"/>
+            <wp:wrapSquare wrapText="largest"/>
+            <wp:docPr id="5" name="Image20" descr="" title=""/>
+            <wp:cNvGraphicFramePr>
+              <a:graphicFrameLocks xmlns:a="http://schemas.openxmlformats.org/drawingml/2006/main" noChangeAspect="1"/>
+            </wp:cNvGraphicFramePr>
+            <a:graphic xmlns:a="http://schemas.openxmlformats.org/drawingml/2006/main">
+              <a:graphicData uri="http://schemas.openxmlformats.org/drawingml/2006/picture">
+                <pic:pic xmlns:pic="http://schemas.openxmlformats.org/drawingml/2006/picture">
+                  <pic:nvPicPr>
+                    <pic:cNvPr id="5" name="Image20" descr="" title=""/>
+                    <pic:cNvPicPr>
+                      <a:picLocks noChangeAspect="1" noChangeArrowheads="1"/>
+                    </pic:cNvPicPr>
+                  </pic:nvPicPr>
+                  <pic:blipFill>
+                    <a:blip r:embed="rId4"/>
+                    <a:stretch>
+                      <a:fillRect/>
+                    </a:stretch>
+                  </pic:blipFill>
+                  <pic:spPr bwMode="auto">
+                    <a:xfrm>
+                      <a:off x="0" y="0"/>
+                      <a:ext cx="4601210" cy="873125"/>
+                    </a:xfrm>
+                    <a:prstGeom prst="rect">
+                      <a:avLst/>
+                    </a:prstGeom>
+                  </pic:spPr>
+                </pic:pic>
+              </a:graphicData>
+            </a:graphic>
+          </wp:anchor>
+        </w:drawing>
+      </w:r>
+    </w:p>
+    <w:p>
+      <w:pPr>
+        <w:pStyle w:val="Normal"/>
+        <w:bidi w:val="0"/>
+        <w:jc w:val="start"/>
+        <w:rPr/>
+      </w:pPr>
+      <w:r>
+        <w:rPr/>
+      </w:r>
+    </w:p>
+    <w:p>
+      <w:pPr>
+        <w:pStyle w:val="Normal"/>
+        <w:bidi w:val="0"/>
+        <w:jc w:val="start"/>
+        <w:rPr/>
+      </w:pPr>
+      <w:r>
+        <w:rPr/>
+        <mc:AlternateContent>
+          <mc:Choice Requires="wps">
+            <w:drawing>
+              <wp:anchor behindDoc="0" distT="27305" distB="0" distL="27305" distR="0" simplePos="0" locked="0" layoutInCell="1" allowOverlap="1" relativeHeight="35">
+                <wp:simplePos x="0" y="0"/>
+                <wp:positionH relativeFrom="column">
+                  <wp:posOffset>450215</wp:posOffset>
+                </wp:positionH>
+                <wp:positionV relativeFrom="paragraph">
+                  <wp:posOffset>29845</wp:posOffset>
+                </wp:positionV>
+                <wp:extent cx="489585" cy="414020"/>
+                <wp:effectExtent l="27305" t="27305" r="0" b="0"/>
+                <wp:wrapNone/>
+                <wp:docPr id="6" name="Horizontal line 13"/>
+                <a:graphic xmlns:a="http://schemas.openxmlformats.org/drawingml/2006/main">
+                  <a:graphicData uri="http://schemas.microsoft.com/office/word/2010/wordprocessingShape">
+                    <wps:wsp>
+                      <wps:cNvSpPr/>
+                      <wps:spPr>
+                        <a:xfrm>
+                          <a:off x="0" y="0"/>
+                          <a:ext cx="489600" cy="414000"/>
+                        </a:xfrm>
+                        <a:prstGeom prst="line">
+                          <a:avLst/>
+                        </a:prstGeom>
+                        <a:ln w="54720">
+                          <a:solidFill>
+                            <a:srgbClr val="ff0000"/>
+                          </a:solidFill>
+                          <a:round/>
+                          <a:tailEnd len="med" type="triangle" w="med"/>
+                        </a:ln>
+                      </wps:spPr>
+                      <wps:style>
+                        <a:lnRef idx="0"/>
+                        <a:fillRef idx="0"/>
+                        <a:effectRef idx="0"/>
+                        <a:fontRef idx="minor"/>
+                      </wps:style>
+                      <wps:bodyPr/>
+                    </wps:wsp>
+                  </a:graphicData>
+                </a:graphic>
+              </wp:anchor>
+            </w:drawing>
+          </mc:Choice>
+          <mc:Fallback>
+            <w:pict>
+              <v:line id="shape_0" from="35.45pt,2.35pt" to="73.95pt,34.9pt" ID="Horizontal line 13" stroked="t" o:allowincell="f" style="position:absolute">
+                <v:stroke color="red" weight="54720" endarrow="block" endarrowwidth="medium" endarrowlength="medium" joinstyle="round" endcap="flat"/>
+                <v:fill o:detectmouseclick="t" on="false"/>
+                <w10:wrap type="none"/>
+              </v:line>
+            </w:pict>
+          </mc:Fallback>
+        </mc:AlternateContent>
+      </w:r>
+    </w:p>
+    <w:p>
+      <w:pPr>
+        <w:pStyle w:val="Normal"/>
+        <w:bidi w:val="0"/>
+        <w:jc w:val="start"/>
+        <w:rPr/>
+      </w:pPr>
+      <w:r>
+        <w:rPr/>
+      </w:r>
+    </w:p>
+    <w:p>
+      <w:pPr>
+        <w:pStyle w:val="Normal"/>
+        <w:bidi w:val="0"/>
+        <w:jc w:val="start"/>
+        <w:rPr/>
+      </w:pPr>
+      <w:r>
+        <w:rPr/>
+      </w:r>
+    </w:p>
+    <w:p>
+      <w:pPr>
+        <w:pStyle w:val="Normal"/>
+        <w:bidi w:val="0"/>
+        <w:jc w:val="start"/>
+        <w:rPr/>
+      </w:pPr>
+      <w:r>
+        <w:rPr/>
+      </w:r>
+    </w:p>
+    <w:p>
+      <w:pPr>
+        <w:pStyle w:val="Normal"/>
+        <w:bidi w:val="0"/>
+        <w:jc w:val="start"/>
+        <w:rPr/>
+      </w:pPr>
+      <w:r>
+        <w:rPr/>
+      </w:r>
+    </w:p>
+    <w:p>
+      <w:pPr>
+        <w:pStyle w:val="Normal"/>
+        <w:bidi w:val="0"/>
+        <w:jc w:val="start"/>
+        <w:rPr/>
+      </w:pPr>
+      <w:r>
+        <w:rPr/>
+        <w:t xml:space="preserve">d. Under </w:t>
+      </w:r>
+      <w:r>
+        <w:rPr>
+          <w:b/>
+        </w:rPr>
+        <w:t>Groups</w:t>
+      </w:r>
+      <w:r>
+        <w:rPr/>
+        <w:t>, select one of: `User`, `Operator`, `Reviewer`, `Silrec Admin`.</w:t>
+      </w:r>
+    </w:p>
+    <w:p>
+      <w:pPr>
+        <w:pStyle w:val="Normal"/>
+        <w:bidi w:val="0"/>
+        <w:jc w:val="start"/>
+        <w:rPr/>
+      </w:pPr>
+      <w:r>
+        <w:rPr/>
+        <w:drawing>
+          <wp:anchor behindDoc="0" distT="0" distB="0" distL="0" distR="0" simplePos="0" locked="0" layoutInCell="0" allowOverlap="1" relativeHeight="29">
+            <wp:simplePos x="0" y="0"/>
+            <wp:positionH relativeFrom="column">
+              <wp:posOffset>788035</wp:posOffset>
+            </wp:positionH>
+            <wp:positionV relativeFrom="paragraph">
+              <wp:posOffset>137795</wp:posOffset>
+            </wp:positionV>
+            <wp:extent cx="4491990" cy="1217930"/>
+            <wp:effectExtent l="0" t="0" r="0" b="0"/>
+            <wp:wrapSquare wrapText="largest"/>
+            <wp:docPr id="7" name="Image2 Copy 1" descr="" title=""/>
+            <wp:cNvGraphicFramePr>
+              <a:graphicFrameLocks xmlns:a="http://schemas.openxmlformats.org/drawingml/2006/main" noChangeAspect="1"/>
+            </wp:cNvGraphicFramePr>
+            <a:graphic xmlns:a="http://schemas.openxmlformats.org/drawingml/2006/main">
+              <a:graphicData uri="http://schemas.openxmlformats.org/drawingml/2006/picture">
+                <pic:pic xmlns:pic="http://schemas.openxmlformats.org/drawingml/2006/picture">
+                  <pic:nvPicPr>
+                    <pic:cNvPr id="7" name="Image2 Copy 1" descr="" title=""/>
+                    <pic:cNvPicPr>
+                      <a:picLocks noChangeAspect="1" noChangeArrowheads="1"/>
+                    </pic:cNvPicPr>
+                  </pic:nvPicPr>
+                  <pic:blipFill>
+                    <a:blip r:embed="rId5"/>
+                    <a:stretch>
+                      <a:fillRect/>
+                    </a:stretch>
+                  </pic:blipFill>
+                  <pic:spPr bwMode="auto">
+                    <a:xfrm>
+                      <a:off x="0" y="0"/>
+                      <a:ext cx="4491990" cy="1217930"/>
+                    </a:xfrm>
+                    <a:prstGeom prst="rect">
+                      <a:avLst/>
+                    </a:prstGeom>
+                  </pic:spPr>
+                </pic:pic>
+              </a:graphicData>
+            </a:graphic>
+          </wp:anchor>
+        </w:drawing>
+      </w:r>
+    </w:p>
+    <w:p>
+      <w:pPr>
+        <w:pStyle w:val="Normal"/>
+        <w:bidi w:val="0"/>
+        <w:jc w:val="start"/>
+        <w:rPr/>
+      </w:pPr>
+      <w:r>
+        <w:rPr/>
+      </w:r>
+    </w:p>
+    <w:p>
+      <w:pPr>
+        <w:pStyle w:val="Normal"/>
+        <w:bidi w:val="0"/>
+        <w:jc w:val="start"/>
+        <w:rPr/>
+      </w:pPr>
+      <w:r>
+        <w:rPr/>
+      </w:r>
+    </w:p>
+    <w:p>
+      <w:pPr>
+        <w:pStyle w:val="Normal"/>
+        <w:bidi w:val="0"/>
+        <w:jc w:val="start"/>
+        <w:rPr/>
+      </w:pPr>
+      <w:r>
+        <w:rPr/>
+      </w:r>
+    </w:p>
+    <w:p>
+      <w:pPr>
+        <w:pStyle w:val="Normal"/>
+        <w:bidi w:val="0"/>
+        <w:jc w:val="center"/>
+        <w:rPr>
+          <w:i/>
+          <w:i/>
+          <w:color w:val="6C757D"/>
+          <w:sz w:val="20"/>
+        </w:rPr>
+      </w:pPr>
+      <w:r>
+        <w:rPr>
+          <w:i/>
+          <w:color w:val="6C757D"/>
+          <w:sz w:val="20"/>
+        </w:rPr>
+      </w:r>
+    </w:p>
+    <w:p>
+      <w:pPr>
+        <w:pStyle w:val="Normal"/>
+        <w:bidi w:val="0"/>
+        <w:jc w:val="center"/>
+        <w:rPr>
+          <w:b w:val="false"/>
+          <w:bCs w:val="false"/>
+          <w:i/>
+          <w:i/>
+          <w:color w:val="6C757D"/>
+          <w:sz w:val="20"/>
+        </w:rPr>
+      </w:pPr>
+      <w:r>
+        <w:rPr>
+          <w:b w:val="false"/>
+          <w:bCs w:val="false"/>
+          <w:i/>
+          <w:color w:val="6C757D"/>
+          <w:sz w:val="20"/>
+        </w:rPr>
+      </w:r>
+    </w:p>
+    <w:p>
+      <w:pPr>
+        <w:pStyle w:val="Normal"/>
+        <w:bidi w:val="0"/>
+        <w:jc w:val="start"/>
+        <w:rPr>
+          <w:b w:val="false"/>
+          <w:bCs w:val="false"/>
+        </w:rPr>
+      </w:pPr>
+      <w:r>
+        <w:rPr>
+          <w:b w:val="false"/>
+          <w:bCs w:val="false"/>
+        </w:rPr>
+      </w:r>
+    </w:p>
+    <w:p>
+      <w:pPr>
+        <w:pStyle w:val="Normal"/>
+        <w:bidi w:val="0"/>
+        <w:jc w:val="start"/>
+        <w:rPr>
+          <w:b w:val="false"/>
+          <w:bCs w:val="false"/>
+        </w:rPr>
+      </w:pPr>
+      <w:r>
+        <w:rPr>
+          <w:b w:val="false"/>
+          <w:bCs w:val="false"/>
+        </w:rPr>
+      </w:r>
+    </w:p>
+    <w:p>
+      <w:pPr>
+        <w:pStyle w:val="Normal"/>
+        <w:bidi w:val="0"/>
+        <w:jc w:val="start"/>
+        <w:rPr/>
+      </w:pPr>
+      <w:r>
+        <w:rPr/>
+      </w:r>
+    </w:p>
+    <w:p>
+      <w:pPr>
+        <w:pStyle w:val="Normal"/>
+        <w:bidi w:val="0"/>
+        <w:jc w:val="start"/>
+        <w:rPr/>
+      </w:pPr>
+      <w:r>
+        <w:rPr/>
+        <w:t xml:space="preserve">e. </w:t>
+      </w:r>
+      <w:r>
+        <w:rPr>
+          <w:b/>
+          <w:bCs/>
+        </w:rPr>
+        <w:t>Save</w:t>
+      </w:r>
+      <w:r>
+        <w:rPr/>
+        <w:t xml:space="preserve"> the user.</w:t>
+      </w:r>
+    </w:p>
+    <w:p>
+      <w:pPr>
+        <w:pStyle w:val="Normal"/>
+        <w:bidi w:val="0"/>
+        <w:jc w:val="start"/>
+        <w:rPr/>
+      </w:pPr>
+      <w:r>
+        <w:rPr/>
+        <w:drawing>
+          <wp:anchor behindDoc="0" distT="0" distB="0" distL="0" distR="0" simplePos="0" locked="0" layoutInCell="0" allowOverlap="1" relativeHeight="36">
+            <wp:simplePos x="0" y="0"/>
+            <wp:positionH relativeFrom="column">
+              <wp:posOffset>0</wp:posOffset>
+            </wp:positionH>
+            <wp:positionV relativeFrom="paragraph">
+              <wp:posOffset>38100</wp:posOffset>
+            </wp:positionV>
+            <wp:extent cx="6120130" cy="259080"/>
+            <wp:effectExtent l="0" t="0" r="0" b="0"/>
+            <wp:wrapSquare wrapText="largest"/>
+            <wp:docPr id="8" name="Image21" descr="" title=""/>
+            <wp:cNvGraphicFramePr>
+              <a:graphicFrameLocks xmlns:a="http://schemas.openxmlformats.org/drawingml/2006/main" noChangeAspect="1"/>
+            </wp:cNvGraphicFramePr>
+            <a:graphic xmlns:a="http://schemas.openxmlformats.org/drawingml/2006/main">
+              <a:graphicData uri="http://schemas.openxmlformats.org/drawingml/2006/picture">
+                <pic:pic xmlns:pic="http://schemas.openxmlformats.org/drawingml/2006/picture">
+                  <pic:nvPicPr>
+                    <pic:cNvPr id="8" name="Image21" descr="" title=""/>
+                    <pic:cNvPicPr>
+                      <a:picLocks noChangeAspect="1" noChangeArrowheads="1"/>
+                    </pic:cNvPicPr>
+                  </pic:nvPicPr>
+                  <pic:blipFill>
+                    <a:blip r:embed="rId6"/>
+                    <a:stretch>
+                      <a:fillRect/>
+                    </a:stretch>
+                  </pic:blipFill>
+                  <pic:spPr bwMode="auto">
+                    <a:xfrm>
+                      <a:off x="0" y="0"/>
+                      <a:ext cx="6120130" cy="259080"/>
+                    </a:xfrm>
+                    <a:prstGeom prst="rect">
+                      <a:avLst/>
+                    </a:prstGeom>
+                  </pic:spPr>
+                </pic:pic>
+              </a:graphicData>
+            </a:graphic>
+          </wp:anchor>
+        </w:drawing>
+      </w:r>
+    </w:p>
+    <w:p>
+      <w:pPr>
+        <w:pStyle w:val="Normal"/>
+        <w:bidi w:val="0"/>
+        <w:jc w:val="start"/>
+        <w:rPr/>
+      </w:pPr>
+      <w:r>
+        <w:rPr/>
+      </w:r>
+    </w:p>
+    <w:p>
+      <w:pPr>
+        <w:pStyle w:val="Normal"/>
+        <w:bidi w:val="0"/>
+        <w:jc w:val="start"/>
+        <w:rPr>
+          <w:b w:val="false"/>
+          <w:bCs w:val="false"/>
+        </w:rPr>
+      </w:pPr>
+      <w:r>
+        <w:rPr>
+          <w:b w:val="false"/>
+          <w:bCs w:val="false"/>
+        </w:rPr>
+      </w:r>
+    </w:p>
+    <w:p>
+      <w:pPr>
+        <w:pStyle w:val="Normal"/>
+        <w:bidi w:val="0"/>
+        <w:spacing w:before="0" w:after="0"/>
+        <w:jc w:val="start"/>
+        <w:rPr>
+          <w:b/>
+          <w:bCs/>
+        </w:rPr>
+      </w:pPr>
+      <w:r>
+        <w:rPr/>
+      </w:r>
+    </w:p>
+    <w:p>
+      <w:pPr>
+        <w:pStyle w:val="Normal"/>
+        <w:bidi w:val="0"/>
+        <w:spacing w:before="0" w:after="0"/>
+        <w:jc w:val="start"/>
+        <w:rPr>
+          <w:b/>
+          <w:bCs/>
+        </w:rPr>
+      </w:pPr>
+      <w:r>
+        <w:rPr/>
+      </w:r>
+      <w:r>
+        <w:br w:type="page"/>
+      </w:r>
+    </w:p>
+    <w:p>
+      <w:pPr>
+        <w:pStyle w:val="Normal"/>
+        <w:bidi w:val="0"/>
+        <w:spacing w:before="0" w:after="0"/>
+        <w:jc w:val="start"/>
+        <w:rPr>
+          <w:b/>
+          <w:bCs/>
+        </w:rPr>
+      </w:pPr>
+      <w:r>
+        <w:rPr>
+          <w:b/>
+          <w:bCs/>
+        </w:rPr>
+        <w:t>1.1 No User</w:t>
+      </w:r>
+    </w:p>
+    <w:p>
+      <w:pPr>
+        <w:pStyle w:val="Normal"/>
+        <w:bidi w:val="0"/>
+        <w:spacing w:before="0" w:after="0"/>
+        <w:jc w:val="start"/>
+        <w:rPr>
+          <w:b w:val="false"/>
+          <w:bCs w:val="false"/>
+        </w:rPr>
+      </w:pPr>
+      <w:r>
+        <w:rPr>
+          <w:b w:val="false"/>
+          <w:bCs w:val="false"/>
+        </w:rPr>
+        <w:t xml:space="preserve">A user that is not added to any group will be presented with the below landing page (from </w:t>
+      </w:r>
+      <w:hyperlink r:id="rId7">
+        <w:r>
+          <w:rPr>
+            <w:rStyle w:val="Hyperlink"/>
+            <w:b w:val="false"/>
+            <w:bCs w:val="false"/>
+          </w:rPr>
+          <w:t>https://silrec-uat.dbca.wa.gov.au</w:t>
+        </w:r>
+      </w:hyperlink>
+      <w:r>
+        <w:rPr>
+          <w:b w:val="false"/>
+          <w:bCs w:val="false"/>
+        </w:rPr>
+        <w:t xml:space="preserve">). </w:t>
+      </w:r>
+      <w:r>
+        <w:rPr>
+          <w:b w:val="false"/>
+          <w:bCs w:val="false"/>
+        </w:rPr>
+        <w:t>All DBCA employees will likely have access to this URL.</w:t>
+      </w:r>
+    </w:p>
+    <w:p>
+      <w:pPr>
+        <w:pStyle w:val="Normal"/>
+        <w:bidi w:val="0"/>
+        <w:spacing w:before="0" w:after="0"/>
+        <w:jc w:val="start"/>
+        <w:rPr>
+          <w:b w:val="false"/>
+          <w:bCs w:val="false"/>
+        </w:rPr>
+      </w:pPr>
+      <w:r>
+        <w:rPr>
+          <w:b w:val="false"/>
+          <w:bCs w:val="false"/>
+        </w:rPr>
+      </w:r>
+    </w:p>
+    <w:p>
+      <w:pPr>
+        <w:pStyle w:val="Normal"/>
+        <w:bidi w:val="0"/>
+        <w:spacing w:before="0" w:after="0"/>
+        <w:jc w:val="start"/>
+        <w:rPr>
+          <w:b w:val="false"/>
+          <w:bCs w:val="false"/>
+        </w:rPr>
+      </w:pPr>
+      <w:r>
+        <w:rPr>
+          <w:b w:val="false"/>
+          <w:bCs w:val="false"/>
+        </w:rPr>
+        <w:drawing>
+          <wp:anchor behindDoc="0" distT="0" distB="0" distL="0" distR="0" simplePos="0" locked="0" layoutInCell="0" allowOverlap="1" relativeHeight="37">
+            <wp:simplePos x="0" y="0"/>
+            <wp:positionH relativeFrom="column">
+              <wp:align>center</wp:align>
+            </wp:positionH>
+            <wp:positionV relativeFrom="paragraph">
+              <wp:posOffset>635</wp:posOffset>
+            </wp:positionV>
+            <wp:extent cx="4607560" cy="1762125"/>
+            <wp:effectExtent l="0" t="0" r="0" b="0"/>
+            <wp:wrapSquare wrapText="largest"/>
+            <wp:docPr id="9" name="Image22" descr="" title=""/>
+            <wp:cNvGraphicFramePr>
+              <a:graphicFrameLocks xmlns:a="http://schemas.openxmlformats.org/drawingml/2006/main" noChangeAspect="1"/>
+            </wp:cNvGraphicFramePr>
+            <a:graphic xmlns:a="http://schemas.openxmlformats.org/drawingml/2006/main">
+              <a:graphicData uri="http://schemas.openxmlformats.org/drawingml/2006/picture">
+                <pic:pic xmlns:pic="http://schemas.openxmlformats.org/drawingml/2006/picture">
+                  <pic:nvPicPr>
+                    <pic:cNvPr id="9" name="Image22" descr="" title=""/>
+                    <pic:cNvPicPr>
+                      <a:picLocks noChangeAspect="1" noChangeArrowheads="1"/>
+                    </pic:cNvPicPr>
+                  </pic:nvPicPr>
+                  <pic:blipFill>
+                    <a:blip r:embed="rId8"/>
+                    <a:stretch>
+                      <a:fillRect/>
+                    </a:stretch>
+                  </pic:blipFill>
+                  <pic:spPr bwMode="auto">
+                    <a:xfrm>
+                      <a:off x="0" y="0"/>
+                      <a:ext cx="4607560" cy="1762125"/>
+                    </a:xfrm>
+                    <a:prstGeom prst="rect">
+                      <a:avLst/>
+                    </a:prstGeom>
+                  </pic:spPr>
+                </pic:pic>
+              </a:graphicData>
+            </a:graphic>
+          </wp:anchor>
+        </w:drawing>
+      </w:r>
+    </w:p>
+    <w:p>
+      <w:pPr>
+        <w:pStyle w:val="Normal"/>
+        <w:bidi w:val="0"/>
+        <w:spacing w:before="0" w:after="0"/>
+        <w:jc w:val="start"/>
+        <w:rPr>
+          <w:b/>
+          <w:bCs/>
+        </w:rPr>
+      </w:pPr>
+      <w:r>
+        <w:rPr/>
+      </w:r>
+    </w:p>
+    <w:p>
+      <w:pPr>
+        <w:pStyle w:val="Normal"/>
+        <w:bidi w:val="0"/>
+        <w:spacing w:before="0" w:after="0"/>
+        <w:jc w:val="start"/>
+        <w:rPr>
+          <w:b/>
+          <w:bCs/>
+        </w:rPr>
+      </w:pPr>
+      <w:r>
+        <w:rPr/>
+      </w:r>
+    </w:p>
+    <w:p>
+      <w:pPr>
+        <w:pStyle w:val="Normal"/>
+        <w:bidi w:val="0"/>
+        <w:spacing w:before="0" w:after="0"/>
+        <w:jc w:val="start"/>
+        <w:rPr>
+          <w:b/>
+          <w:bCs/>
+        </w:rPr>
+      </w:pPr>
+      <w:r>
+        <w:rPr/>
+      </w:r>
+    </w:p>
+    <w:p>
+      <w:pPr>
+        <w:pStyle w:val="Normal"/>
+        <w:bidi w:val="0"/>
+        <w:spacing w:before="0" w:after="0"/>
+        <w:jc w:val="start"/>
+        <w:rPr>
+          <w:b/>
+          <w:bCs/>
+        </w:rPr>
+      </w:pPr>
+      <w:r>
+        <w:rPr/>
+      </w:r>
+    </w:p>
+    <w:p>
+      <w:pPr>
+        <w:pStyle w:val="Normal"/>
+        <w:bidi w:val="0"/>
+        <w:spacing w:before="0" w:after="0"/>
+        <w:jc w:val="start"/>
+        <w:rPr>
+          <w:b/>
+          <w:bCs/>
+        </w:rPr>
+      </w:pPr>
+      <w:r>
+        <w:rPr/>
+      </w:r>
+    </w:p>
+    <w:p>
+      <w:pPr>
+        <w:pStyle w:val="Normal"/>
+        <w:bidi w:val="0"/>
+        <w:spacing w:before="0" w:after="0"/>
+        <w:jc w:val="start"/>
+        <w:rPr>
+          <w:b/>
+          <w:bCs/>
+        </w:rPr>
+      </w:pPr>
+      <w:r>
+        <w:rPr/>
+      </w:r>
+    </w:p>
+    <w:p>
+      <w:pPr>
+        <w:pStyle w:val="Normal"/>
+        <w:bidi w:val="0"/>
+        <w:spacing w:before="0" w:after="0"/>
+        <w:jc w:val="start"/>
+        <w:rPr>
+          <w:b/>
+          <w:bCs/>
+        </w:rPr>
+      </w:pPr>
+      <w:r>
+        <w:rPr/>
+      </w:r>
+    </w:p>
+    <w:p>
+      <w:pPr>
+        <w:pStyle w:val="Normal"/>
+        <w:bidi w:val="0"/>
+        <w:spacing w:before="0" w:after="0"/>
+        <w:jc w:val="start"/>
+        <w:rPr>
+          <w:b/>
+          <w:bCs/>
+        </w:rPr>
+      </w:pPr>
+      <w:r>
+        <w:rPr/>
+      </w:r>
+    </w:p>
+    <w:p>
+      <w:pPr>
+        <w:pStyle w:val="Normal"/>
+        <w:bidi w:val="0"/>
+        <w:spacing w:before="0" w:after="0"/>
+        <w:jc w:val="start"/>
+        <w:rPr>
+          <w:b/>
+          <w:bCs/>
+        </w:rPr>
+      </w:pPr>
+      <w:r>
+        <w:rPr/>
+      </w:r>
+    </w:p>
+    <w:p>
+      <w:pPr>
+        <w:pStyle w:val="Normal"/>
+        <w:bidi w:val="0"/>
+        <w:spacing w:before="0" w:after="0"/>
+        <w:jc w:val="start"/>
+        <w:rPr>
+          <w:b/>
+          <w:bCs/>
+        </w:rPr>
+      </w:pPr>
+      <w:r>
+        <w:rPr/>
+      </w:r>
+    </w:p>
+    <w:p>
+      <w:pPr>
+        <w:pStyle w:val="Normal"/>
+        <w:bidi w:val="0"/>
+        <w:spacing w:before="0" w:after="0"/>
+        <w:jc w:val="start"/>
+        <w:rPr>
+          <w:b/>
+          <w:bCs/>
+        </w:rPr>
+      </w:pPr>
+      <w:r>
+        <w:rPr>
+          <w:b/>
+          <w:bCs/>
+        </w:rPr>
+      </w:r>
+    </w:p>
+    <w:p>
+      <w:pPr>
+        <w:pStyle w:val="Normal"/>
+        <w:bidi w:val="0"/>
+        <w:spacing w:before="0" w:after="0"/>
+        <w:jc w:val="start"/>
+        <w:rPr>
+          <w:b/>
+          <w:bCs/>
+        </w:rPr>
+      </w:pPr>
+      <w:r>
+        <w:rPr>
+          <w:b/>
+          <w:bCs/>
+        </w:rPr>
+        <w:t>1.2 User</w:t>
+      </w:r>
+    </w:p>
+    <w:p>
+      <w:pPr>
+        <w:pStyle w:val="Normal"/>
+        <w:bidi w:val="0"/>
+        <w:spacing w:before="0" w:after="0"/>
+        <w:jc w:val="start"/>
+        <w:rPr>
+          <w:b w:val="false"/>
+          <w:bCs w:val="false"/>
+        </w:rPr>
+      </w:pPr>
+      <w:r>
+        <w:rPr>
+          <w:b w:val="false"/>
+          <w:bCs w:val="false"/>
+        </w:rPr>
+        <w:t>A user with role ‘User’ – will have rea</w:t>
+      </w:r>
+      <w:r>
+        <w:rPr>
+          <w:b w:val="false"/>
+          <w:bCs w:val="false"/>
+        </w:rPr>
+        <w:t>d</w:t>
+      </w:r>
+      <w:r>
+        <w:rPr>
+          <w:b w:val="false"/>
+          <w:bCs w:val="false"/>
+        </w:rPr>
+        <w:t>-only access to the application</w:t>
+      </w:r>
+    </w:p>
+    <w:p>
+      <w:pPr>
+        <w:pStyle w:val="Normal"/>
+        <w:bidi w:val="0"/>
+        <w:spacing w:before="0" w:after="0"/>
+        <w:jc w:val="start"/>
+        <w:rPr>
+          <w:b w:val="false"/>
+          <w:bCs w:val="false"/>
+        </w:rPr>
+      </w:pPr>
+      <w:r>
+        <w:rPr>
+          <w:b w:val="false"/>
+          <w:bCs w:val="false"/>
+        </w:rPr>
+        <w:drawing>
+          <wp:anchor behindDoc="0" distT="0" distB="0" distL="0" distR="0" simplePos="0" locked="0" layoutInCell="0" allowOverlap="1" relativeHeight="38">
+            <wp:simplePos x="0" y="0"/>
+            <wp:positionH relativeFrom="column">
+              <wp:posOffset>716280</wp:posOffset>
+            </wp:positionH>
+            <wp:positionV relativeFrom="paragraph">
+              <wp:posOffset>133985</wp:posOffset>
+            </wp:positionV>
+            <wp:extent cx="4688205" cy="2146300"/>
+            <wp:effectExtent l="0" t="0" r="0" b="0"/>
+            <wp:wrapSquare wrapText="largest"/>
+            <wp:docPr id="10" name="Image23" descr="" title=""/>
+            <wp:cNvGraphicFramePr>
+              <a:graphicFrameLocks xmlns:a="http://schemas.openxmlformats.org/drawingml/2006/main" noChangeAspect="1"/>
+            </wp:cNvGraphicFramePr>
+            <a:graphic xmlns:a="http://schemas.openxmlformats.org/drawingml/2006/main">
+              <a:graphicData uri="http://schemas.openxmlformats.org/drawingml/2006/picture">
+                <pic:pic xmlns:pic="http://schemas.openxmlformats.org/drawingml/2006/picture">
+                  <pic:nvPicPr>
+                    <pic:cNvPr id="10" name="Image23" descr="" title=""/>
+                    <pic:cNvPicPr>
+                      <a:picLocks noChangeAspect="1" noChangeArrowheads="1"/>
+                    </pic:cNvPicPr>
+                  </pic:nvPicPr>
+                  <pic:blipFill>
+                    <a:blip r:embed="rId9"/>
+                    <a:stretch>
+                      <a:fillRect/>
+                    </a:stretch>
+                  </pic:blipFill>
+                  <pic:spPr bwMode="auto">
+                    <a:xfrm>
+                      <a:off x="0" y="0"/>
+                      <a:ext cx="4688205" cy="2146300"/>
+                    </a:xfrm>
+                    <a:prstGeom prst="rect">
+                      <a:avLst/>
+                    </a:prstGeom>
+                  </pic:spPr>
+                </pic:pic>
+              </a:graphicData>
+            </a:graphic>
+          </wp:anchor>
+        </w:drawing>
+      </w:r>
+    </w:p>
+    <w:p>
+      <w:pPr>
+        <w:pStyle w:val="Normal"/>
+        <w:bidi w:val="0"/>
+        <w:spacing w:before="0" w:after="0"/>
+        <w:jc w:val="start"/>
+        <w:rPr>
+          <w:b w:val="false"/>
+          <w:bCs w:val="false"/>
+        </w:rPr>
+      </w:pPr>
+      <w:r>
+        <w:rPr>
+          <w:b w:val="false"/>
+          <w:bCs w:val="false"/>
+        </w:rPr>
+      </w:r>
+    </w:p>
+    <w:p>
+      <w:pPr>
+        <w:pStyle w:val="Normal"/>
+        <w:bidi w:val="0"/>
+        <w:spacing w:before="0" w:after="0"/>
+        <w:jc w:val="start"/>
+        <w:rPr>
+          <w:b w:val="false"/>
+          <w:bCs w:val="false"/>
+        </w:rPr>
+      </w:pPr>
+      <w:r>
+        <w:rPr>
+          <w:b w:val="false"/>
+          <w:bCs w:val="false"/>
+        </w:rPr>
+      </w:r>
+    </w:p>
+    <w:p>
+      <w:pPr>
+        <w:pStyle w:val="Normal"/>
+        <w:bidi w:val="0"/>
+        <w:spacing w:before="0" w:after="0"/>
+        <w:jc w:val="start"/>
+        <w:rPr>
+          <w:b w:val="false"/>
+          <w:bCs w:val="false"/>
+        </w:rPr>
+      </w:pPr>
+      <w:r>
+        <w:rPr>
+          <w:b w:val="false"/>
+          <w:bCs w:val="false"/>
+        </w:rPr>
+      </w:r>
+    </w:p>
+    <w:p>
+      <w:pPr>
+        <w:pStyle w:val="Normal"/>
+        <w:bidi w:val="0"/>
+        <w:spacing w:before="0" w:after="0"/>
+        <w:jc w:val="start"/>
+        <w:rPr>
+          <w:b w:val="false"/>
+          <w:bCs w:val="false"/>
+        </w:rPr>
+      </w:pPr>
+      <w:r>
+        <w:rPr>
+          <w:b w:val="false"/>
+          <w:bCs w:val="false"/>
+        </w:rPr>
+      </w:r>
+    </w:p>
+    <w:p>
+      <w:pPr>
+        <w:pStyle w:val="Normal"/>
+        <w:bidi w:val="0"/>
+        <w:spacing w:before="0" w:after="0"/>
+        <w:jc w:val="start"/>
+        <w:rPr>
+          <w:b w:val="false"/>
+          <w:bCs w:val="false"/>
+        </w:rPr>
+      </w:pPr>
+      <w:r>
+        <w:rPr>
+          <w:b w:val="false"/>
+          <w:bCs w:val="false"/>
+        </w:rPr>
+        <mc:AlternateContent>
+          <mc:Choice Requires="wps">
+            <w:drawing>
+              <wp:anchor behindDoc="0" distT="27305" distB="0" distL="0" distR="27305" simplePos="0" locked="0" layoutInCell="1" allowOverlap="1" relativeHeight="39">
+                <wp:simplePos x="0" y="0"/>
+                <wp:positionH relativeFrom="column">
+                  <wp:posOffset>5041265</wp:posOffset>
+                </wp:positionH>
+                <wp:positionV relativeFrom="paragraph">
+                  <wp:posOffset>30480</wp:posOffset>
+                </wp:positionV>
+                <wp:extent cx="476250" cy="453390"/>
+                <wp:effectExtent l="0" t="27305" r="27305" b="0"/>
+                <wp:wrapNone/>
+                <wp:docPr id="11" name="Horizontal line 14"/>
+                <a:graphic xmlns:a="http://schemas.openxmlformats.org/drawingml/2006/main">
+                  <a:graphicData uri="http://schemas.microsoft.com/office/word/2010/wordprocessingShape">
+                    <wps:wsp>
+                      <wps:cNvSpPr/>
+                      <wps:spPr>
+                        <a:xfrm flipH="1">
+                          <a:off x="0" y="0"/>
+                          <a:ext cx="476280" cy="453240"/>
+                        </a:xfrm>
+                        <a:prstGeom prst="line">
+                          <a:avLst/>
+                        </a:prstGeom>
+                        <a:ln w="54720">
+                          <a:solidFill>
+                            <a:srgbClr val="ff0000"/>
+                          </a:solidFill>
+                          <a:round/>
+                          <a:tailEnd len="med" type="triangle" w="med"/>
+                        </a:ln>
+                      </wps:spPr>
+                      <wps:style>
+                        <a:lnRef idx="0"/>
+                        <a:fillRef idx="0"/>
+                        <a:effectRef idx="0"/>
+                        <a:fontRef idx="minor"/>
+                      </wps:style>
+                      <wps:bodyPr/>
+                    </wps:wsp>
+                  </a:graphicData>
+                </a:graphic>
+              </wp:anchor>
+            </w:drawing>
+          </mc:Choice>
+          <mc:Fallback>
+            <w:pict>
+              <v:line id="shape_0" from="396.95pt,2.4pt" to="434.4pt,38.05pt" ID="Horizontal line 14" stroked="t" o:allowincell="f" style="position:absolute;flip:x">
+                <v:stroke color="red" weight="54720" endarrow="block" endarrowwidth="medium" endarrowlength="medium" joinstyle="round" endcap="flat"/>
+                <v:fill o:detectmouseclick="t" on="false"/>
+                <w10:wrap type="none"/>
+              </v:line>
+            </w:pict>
+          </mc:Fallback>
+        </mc:AlternateContent>
+      </w:r>
+    </w:p>
+    <w:p>
+      <w:pPr>
+        <w:pStyle w:val="Normal"/>
+        <w:bidi w:val="0"/>
+        <w:spacing w:before="0" w:after="0"/>
+        <w:jc w:val="start"/>
+        <w:rPr>
+          <w:b w:val="false"/>
+          <w:bCs w:val="false"/>
+        </w:rPr>
+      </w:pPr>
+      <w:r>
+        <w:rPr>
+          <w:b w:val="false"/>
+          <w:bCs w:val="false"/>
+        </w:rPr>
+      </w:r>
+    </w:p>
+    <w:p>
+      <w:pPr>
+        <w:pStyle w:val="Normal"/>
+        <w:bidi w:val="0"/>
+        <w:spacing w:before="0" w:after="0"/>
+        <w:jc w:val="start"/>
+        <w:rPr>
+          <w:b w:val="false"/>
+          <w:bCs w:val="false"/>
+        </w:rPr>
+      </w:pPr>
+      <w:r>
+        <w:rPr>
+          <w:b w:val="false"/>
+          <w:bCs w:val="false"/>
+        </w:rPr>
+      </w:r>
+    </w:p>
+    <w:p>
+      <w:pPr>
+        <w:pStyle w:val="Normal"/>
+        <w:bidi w:val="0"/>
+        <w:spacing w:before="0" w:after="0"/>
+        <w:jc w:val="start"/>
+        <w:rPr>
+          <w:b w:val="false"/>
+          <w:bCs w:val="false"/>
+        </w:rPr>
+      </w:pPr>
+      <w:r>
+        <w:rPr>
+          <w:b w:val="false"/>
+          <w:bCs w:val="false"/>
+        </w:rPr>
+      </w:r>
+    </w:p>
+    <w:p>
+      <w:pPr>
+        <w:pStyle w:val="Normal"/>
+        <w:bidi w:val="0"/>
+        <w:spacing w:before="0" w:after="0"/>
+        <w:jc w:val="start"/>
+        <w:rPr>
+          <w:b/>
+          <w:bCs/>
+        </w:rPr>
+      </w:pPr>
+      <w:r>
+        <w:rPr/>
+      </w:r>
+      <w:r>
+        <w:br w:type="page"/>
+      </w:r>
+    </w:p>
+    <w:p>
+      <w:pPr>
+        <w:pStyle w:val="Normal"/>
+        <w:bidi w:val="0"/>
+        <w:spacing w:before="0" w:after="0"/>
+        <w:jc w:val="start"/>
+        <w:rPr>
+          <w:b/>
+          <w:bCs/>
+        </w:rPr>
+      </w:pPr>
+      <w:r>
+        <w:rPr>
+          <w:b/>
+          <w:bCs/>
+        </w:rPr>
+        <w:t>1.3 Operator</w:t>
+      </w:r>
+    </w:p>
+    <w:p>
+      <w:pPr>
+        <w:pStyle w:val="Normal"/>
+        <w:bidi w:val="0"/>
+        <w:spacing w:before="0" w:after="0"/>
+        <w:jc w:val="start"/>
+        <w:rPr>
+          <w:b w:val="false"/>
+          <w:bCs w:val="false"/>
+        </w:rPr>
+      </w:pPr>
+      <w:r>
+        <w:rPr>
+          <w:b w:val="false"/>
+          <w:bCs w:val="false"/>
+        </w:rPr>
+        <w:t>An Operator can Upload Shapefiles, Process Shapefiles and perform data entry</w:t>
+      </w:r>
+    </w:p>
+    <w:p>
+      <w:pPr>
+        <w:pStyle w:val="Normal"/>
+        <w:bidi w:val="0"/>
+        <w:spacing w:before="0" w:after="0"/>
+        <w:jc w:val="start"/>
+        <w:rPr>
+          <w:b/>
+          <w:bCs/>
+        </w:rPr>
+      </w:pPr>
+      <w:r>
+        <w:rPr/>
+      </w:r>
+    </w:p>
+    <w:p>
+      <w:pPr>
+        <w:pStyle w:val="Normal"/>
+        <w:bidi w:val="0"/>
+        <w:spacing w:before="0" w:after="0"/>
+        <w:jc w:val="start"/>
+        <w:rPr>
+          <w:b/>
+          <w:bCs/>
+        </w:rPr>
+      </w:pPr>
+      <w:r>
+        <w:rPr>
+          <w:b/>
+          <w:bCs/>
+        </w:rPr>
+        <w:t>Create New Proposal:</w:t>
       </w:r>
     </w:p>
     <w:p>
@@ -339,7 +2244,7 @@
             <wp:extent cx="4248785" cy="2595880"/>
             <wp:effectExtent l="0" t="0" r="0" b="0"/>
             <wp:wrapSquare wrapText="largest"/>
-            <wp:docPr id="1" name="Image7" descr="" title=""/>
+            <wp:docPr id="12" name="Image7" descr="" title=""/>
             <wp:cNvGraphicFramePr>
               <a:graphicFrameLocks xmlns:a="http://schemas.openxmlformats.org/drawingml/2006/main" noChangeAspect="1"/>
             </wp:cNvGraphicFramePr>
@@ -347,13 +2252,13 @@
               <a:graphicData uri="http://schemas.openxmlformats.org/drawingml/2006/picture">
                 <pic:pic xmlns:pic="http://schemas.openxmlformats.org/drawingml/2006/picture">
                   <pic:nvPicPr>
-                    <pic:cNvPr id="1" name="Image7" descr="" title=""/>
+                    <pic:cNvPr id="12" name="Image7" descr="" title=""/>
                     <pic:cNvPicPr>
                       <a:picLocks noChangeAspect="1" noChangeArrowheads="1"/>
                     </pic:cNvPicPr>
                   </pic:nvPicPr>
                   <pic:blipFill>
-                    <a:blip r:embed="rId2"/>
+                    <a:blip r:embed="rId10"/>
                     <a:stretch>
                       <a:fillRect/>
                     </a:stretch>
@@ -600,7 +2505,7 @@
             <wp:extent cx="4283710" cy="1069975"/>
             <wp:effectExtent l="0" t="0" r="0" b="0"/>
             <wp:wrapSquare wrapText="largest"/>
-            <wp:docPr id="2" name="Image1" descr="" title=""/>
+            <wp:docPr id="13" name="Image1" descr="" title=""/>
             <wp:cNvGraphicFramePr>
               <a:graphicFrameLocks xmlns:a="http://schemas.openxmlformats.org/drawingml/2006/main" noChangeAspect="1"/>
             </wp:cNvGraphicFramePr>
@@ -608,13 +2513,13 @@
               <a:graphicData uri="http://schemas.openxmlformats.org/drawingml/2006/picture">
                 <pic:pic xmlns:pic="http://schemas.openxmlformats.org/drawingml/2006/picture">
                   <pic:nvPicPr>
-                    <pic:cNvPr id="2" name="Image1" descr="" title=""/>
+                    <pic:cNvPr id="13" name="Image1" descr="" title=""/>
                     <pic:cNvPicPr>
                       <a:picLocks noChangeAspect="1" noChangeArrowheads="1"/>
                     </pic:cNvPicPr>
                   </pic:nvPicPr>
                   <pic:blipFill>
-                    <a:blip r:embed="rId3"/>
+                    <a:blip r:embed="rId11"/>
                     <a:stretch>
                       <a:fillRect/>
                     </a:stretch>
@@ -658,7 +2563,7 @@
                 <wp:extent cx="428625" cy="404495"/>
                 <wp:effectExtent l="27305" t="27305" r="0" b="0"/>
                 <wp:wrapNone/>
-                <wp:docPr id="3" name="Horizontal line 2"/>
+                <wp:docPr id="14" name="Horizontal line 2"/>
                 <a:graphic xmlns:a="http://schemas.openxmlformats.org/drawingml/2006/main">
                   <a:graphicData uri="http://schemas.microsoft.com/office/word/2010/wordprocessingShape">
                     <wps:wsp>
@@ -738,7 +2643,7 @@
                 <wp:extent cx="634365" cy="0"/>
                 <wp:effectExtent l="635" t="38100" r="0" b="38100"/>
                 <wp:wrapNone/>
-                <wp:docPr id="4" name="Horizontal line 1"/>
+                <wp:docPr id="15" name="Horizontal line 1"/>
                 <a:graphic xmlns:a="http://schemas.openxmlformats.org/drawingml/2006/main">
                   <a:graphicData uri="http://schemas.microsoft.com/office/word/2010/wordprocessingShape">
                     <wps:wsp>
@@ -853,7 +2758,19 @@
       <w:r>
         <w:rPr/>
         <w:tab/>
-        <w:t>a. Either .zip, .gpkg or all '.shp, .shx, .dbf, .prj'</w:t>
+        <w:t xml:space="preserve">a. Either .zip, .gpkg or all </w:t>
+      </w:r>
+      <w:r>
+        <w:rPr/>
+        <w:t>(</w:t>
+      </w:r>
+      <w:r>
+        <w:rPr/>
+        <w:t>'.shp, .shx, .dbf, .prj'</w:t>
+      </w:r>
+      <w:r>
+        <w:rPr/>
+        <w:t>)</w:t>
       </w:r>
     </w:p>
     <w:p>
@@ -888,7 +2805,7 @@
             <wp:extent cx="4486910" cy="1961515"/>
             <wp:effectExtent l="0" t="0" r="0" b="0"/>
             <wp:wrapSquare wrapText="largest"/>
-            <wp:docPr id="5" name="Image3" descr="" title=""/>
+            <wp:docPr id="16" name="Image3" descr="" title=""/>
             <wp:cNvGraphicFramePr>
               <a:graphicFrameLocks xmlns:a="http://schemas.openxmlformats.org/drawingml/2006/main" noChangeAspect="1"/>
             </wp:cNvGraphicFramePr>
@@ -896,13 +2813,13 @@
               <a:graphicData uri="http://schemas.openxmlformats.org/drawingml/2006/picture">
                 <pic:pic xmlns:pic="http://schemas.openxmlformats.org/drawingml/2006/picture">
                   <pic:nvPicPr>
-                    <pic:cNvPr id="5" name="Image3" descr="" title=""/>
+                    <pic:cNvPr id="16" name="Image3" descr="" title=""/>
                     <pic:cNvPicPr>
                       <a:picLocks noChangeAspect="1" noChangeArrowheads="1"/>
                     </pic:cNvPicPr>
                   </pic:nvPicPr>
                   <pic:blipFill>
-                    <a:blip r:embed="rId4"/>
+                    <a:blip r:embed="rId12"/>
                     <a:stretch>
                       <a:fillRect/>
                     </a:stretch>
@@ -990,7 +2907,7 @@
                 <wp:extent cx="476250" cy="453390"/>
                 <wp:effectExtent l="0" t="27305" r="27305" b="0"/>
                 <wp:wrapNone/>
-                <wp:docPr id="6" name="Horizontal line 3"/>
+                <wp:docPr id="17" name="Horizontal line 3"/>
                 <a:graphic xmlns:a="http://schemas.openxmlformats.org/drawingml/2006/main">
                   <a:graphicData uri="http://schemas.microsoft.com/office/word/2010/wordprocessingShape">
                     <wps:wsp>
@@ -1120,6 +3037,7 @@
       <w:pPr>
         <w:pStyle w:val="Normal"/>
         <w:bidi w:val="0"/>
+        <w:spacing w:before="0" w:after="0"/>
         <w:jc w:val="start"/>
         <w:rPr/>
       </w:pPr>
@@ -1160,7 +3078,7 @@
             <wp:extent cx="4364355" cy="1962785"/>
             <wp:effectExtent l="0" t="0" r="0" b="0"/>
             <wp:wrapSquare wrapText="largest"/>
-            <wp:docPr id="7" name="Image5" descr="" title=""/>
+            <wp:docPr id="18" name="Image5" descr="" title=""/>
             <wp:cNvGraphicFramePr>
               <a:graphicFrameLocks xmlns:a="http://schemas.openxmlformats.org/drawingml/2006/main" noChangeAspect="1"/>
             </wp:cNvGraphicFramePr>
@@ -1168,13 +3086,13 @@
               <a:graphicData uri="http://schemas.openxmlformats.org/drawingml/2006/picture">
                 <pic:pic xmlns:pic="http://schemas.openxmlformats.org/drawingml/2006/picture">
                   <pic:nvPicPr>
-                    <pic:cNvPr id="7" name="Image5" descr="" title=""/>
+                    <pic:cNvPr id="18" name="Image5" descr="" title=""/>
                     <pic:cNvPicPr>
                       <a:picLocks noChangeAspect="1" noChangeArrowheads="1"/>
                     </pic:cNvPicPr>
                   </pic:nvPicPr>
                   <pic:blipFill>
-                    <a:blip r:embed="rId5"/>
+                    <a:blip r:embed="rId13"/>
                     <a:stretch>
                       <a:fillRect/>
                     </a:stretch>
@@ -1262,7 +3180,7 @@
                 <wp:extent cx="428625" cy="404495"/>
                 <wp:effectExtent l="27305" t="27305" r="0" b="0"/>
                 <wp:wrapNone/>
-                <wp:docPr id="8" name="Horizontal line 4"/>
+                <wp:docPr id="19" name="Horizontal line 4"/>
                 <a:graphic xmlns:a="http://schemas.openxmlformats.org/drawingml/2006/main">
                   <a:graphicData uri="http://schemas.microsoft.com/office/word/2010/wordprocessingShape">
                     <wps:wsp>
@@ -1409,8 +3327,15 @@
         <w:rPr/>
       </w:pPr>
       <w:r>
-        <w:rPr/>
-        <w:t>Revert  -  If you are unhappy with the results of the ‘Process Shapefile’ action i.e. the resulting new cookie-cut geometries click ‘Revert’. This will ‘undo’ the ‘Process Shapefile’ action.</w:t>
+        <w:rPr>
+          <w:b/>
+          <w:bCs/>
+        </w:rPr>
+        <w:t>Revert</w:t>
+      </w:r>
+      <w:r>
+        <w:rPr/>
+        <w:t xml:space="preserve">  -  If you are unhappy with the results of the ‘Process Shapefile’ action i.e. the resulting new cookie-cut geometries click ‘Revert’. This will ‘undo’ the ‘Process Shapefile’ action.</w:t>
       </w:r>
     </w:p>
     <w:p>
@@ -1425,8 +3350,15 @@
         <w:rPr/>
       </w:pPr>
       <w:r>
-        <w:rPr/>
-        <w:t>Keep  -  If you are happy with the results of the ‘Process Shapefile’ action i.e. the resulting new cookie-cut geometries, click ‘Keep’. The Keep action will permanently save the new cookie-cut geometries to the Silrec database. NOTE: This action cannot be reverted/rolled-back.</w:t>
+        <w:rPr>
+          <w:b/>
+          <w:bCs/>
+        </w:rPr>
+        <w:t>Keep</w:t>
+      </w:r>
+      <w:r>
+        <w:rPr/>
+        <w:t xml:space="preserve">  -  If you are happy with the results of the ‘Process Shapefile’ action i.e. the resulting new cookie-cut geometries, click ‘Keep’. The Keep action will permanently save the new cookie-cut geometries to the Silrec database. NOTE: This action cannot be reverted/rolled-back.</w:t>
       </w:r>
     </w:p>
     <w:p>
@@ -1461,7 +3393,7 @@
             <wp:extent cx="4317365" cy="1941830"/>
             <wp:effectExtent l="0" t="0" r="0" b="0"/>
             <wp:wrapSquare wrapText="largest"/>
-            <wp:docPr id="9" name="Image6" descr="" title=""/>
+            <wp:docPr id="20" name="Image6" descr="" title=""/>
             <wp:cNvGraphicFramePr>
               <a:graphicFrameLocks xmlns:a="http://schemas.openxmlformats.org/drawingml/2006/main" noChangeAspect="1"/>
             </wp:cNvGraphicFramePr>
@@ -1469,13 +3401,13 @@
               <a:graphicData uri="http://schemas.openxmlformats.org/drawingml/2006/picture">
                 <pic:pic xmlns:pic="http://schemas.openxmlformats.org/drawingml/2006/picture">
                   <pic:nvPicPr>
-                    <pic:cNvPr id="9" name="Image6" descr="" title=""/>
+                    <pic:cNvPr id="20" name="Image6" descr="" title=""/>
                     <pic:cNvPicPr>
                       <a:picLocks noChangeAspect="1" noChangeArrowheads="1"/>
                     </pic:cNvPicPr>
                   </pic:nvPicPr>
                   <pic:blipFill>
-                    <a:blip r:embed="rId6"/>
+                    <a:blip r:embed="rId14"/>
                     <a:stretch>
                       <a:fillRect/>
                     </a:stretch>
@@ -1563,7 +3495,7 @@
                 <wp:extent cx="461645" cy="442595"/>
                 <wp:effectExtent l="27305" t="27305" r="0" b="0"/>
                 <wp:wrapNone/>
-                <wp:docPr id="10" name="Horizontal line 5"/>
+                <wp:docPr id="21" name="Horizontal line 5"/>
                 <a:graphic xmlns:a="http://schemas.openxmlformats.org/drawingml/2006/main">
                   <a:graphicData uri="http://schemas.microsoft.com/office/word/2010/wordprocessingShape">
                     <wps:wsp>
@@ -1621,7 +3553,7 @@
                 <wp:extent cx="386080" cy="461645"/>
                 <wp:effectExtent l="0" t="27305" r="27305" b="0"/>
                 <wp:wrapNone/>
-                <wp:docPr id="11" name="Horizontal line 6"/>
+                <wp:docPr id="22" name="Horizontal line 6"/>
                 <a:graphic xmlns:a="http://schemas.openxmlformats.org/drawingml/2006/main">
                   <a:graphicData uri="http://schemas.microsoft.com/office/word/2010/wordprocessingShape">
                     <wps:wsp>
@@ -1751,12 +3683,29 @@
       <w:pPr>
         <w:pStyle w:val="Normal"/>
         <w:bidi w:val="0"/>
-        <w:jc w:val="start"/>
-        <w:rPr/>
-      </w:pPr>
-      <w:r>
-        <w:rPr/>
-        <w:t>1.6) If ‘Keep’ action button is clicked, the new geometry topology is saved irreversibly to the Silrec database. These new geometries created can be studied from the Map component section and also from the Dashboard table:</w:t>
+        <w:spacing w:before="0" w:after="0"/>
+        <w:jc w:val="start"/>
+        <w:rPr/>
+      </w:pPr>
+      <w:r>
+        <w:rPr/>
+        <w:t xml:space="preserve">1.6) If ‘Keep’ action button is clicked, the new geometry topology is saved </w:t>
+      </w:r>
+      <w:r>
+        <w:rPr/>
+        <w:t>permanently</w:t>
+      </w:r>
+      <w:r>
+        <w:rPr/>
+        <w:t xml:space="preserve"> to the Silrec database. These new geometries created can be studied/</w:t>
+      </w:r>
+      <w:r>
+        <w:rPr/>
+        <w:t>viewed</w:t>
+      </w:r>
+      <w:r>
+        <w:rPr/>
+        <w:t xml:space="preserve"> from the Map section and also from the Dashboard table:</w:t>
       </w:r>
     </w:p>
     <w:p>
@@ -1791,7 +3740,7 @@
             <wp:extent cx="4792980" cy="2714625"/>
             <wp:effectExtent l="0" t="0" r="0" b="0"/>
             <wp:wrapSquare wrapText="largest"/>
-            <wp:docPr id="12" name="Image2" descr="" title=""/>
+            <wp:docPr id="23" name="Image2" descr="" title=""/>
             <wp:cNvGraphicFramePr>
               <a:graphicFrameLocks xmlns:a="http://schemas.openxmlformats.org/drawingml/2006/main" noChangeAspect="1"/>
             </wp:cNvGraphicFramePr>
@@ -1799,13 +3748,13 @@
               <a:graphicData uri="http://schemas.openxmlformats.org/drawingml/2006/picture">
                 <pic:pic xmlns:pic="http://schemas.openxmlformats.org/drawingml/2006/picture">
                   <pic:nvPicPr>
-                    <pic:cNvPr id="12" name="Image2" descr="" title=""/>
+                    <pic:cNvPr id="23" name="Image2" descr="" title=""/>
                     <pic:cNvPicPr>
                       <a:picLocks noChangeAspect="1" noChangeArrowheads="1"/>
                     </pic:cNvPicPr>
                   </pic:nvPicPr>
                   <pic:blipFill>
-                    <a:blip r:embed="rId7"/>
+                    <a:blip r:embed="rId15"/>
                     <a:stretch>
                       <a:fillRect/>
                     </a:stretch>
@@ -2012,7 +3961,7 @@
             <wp:extent cx="4792980" cy="3415030"/>
             <wp:effectExtent l="0" t="0" r="0" b="0"/>
             <wp:wrapSquare wrapText="largest"/>
-            <wp:docPr id="13" name="Image4" descr="" title=""/>
+            <wp:docPr id="24" name="Image4" descr="" title=""/>
             <wp:cNvGraphicFramePr>
               <a:graphicFrameLocks xmlns:a="http://schemas.openxmlformats.org/drawingml/2006/main" noChangeAspect="1"/>
             </wp:cNvGraphicFramePr>
@@ -2020,13 +3969,13 @@
               <a:graphicData uri="http://schemas.openxmlformats.org/drawingml/2006/picture">
                 <pic:pic xmlns:pic="http://schemas.openxmlformats.org/drawingml/2006/picture">
                   <pic:nvPicPr>
-                    <pic:cNvPr id="13" name="Image4" descr="" title=""/>
+                    <pic:cNvPr id="24" name="Image4" descr="" title=""/>
                     <pic:cNvPicPr>
                       <a:picLocks noChangeAspect="1" noChangeArrowheads="1"/>
                     </pic:cNvPicPr>
                   </pic:nvPicPr>
                   <pic:blipFill>
-                    <a:blip r:embed="rId8"/>
+                    <a:blip r:embed="rId16"/>
                     <a:stretch>
                       <a:fillRect/>
                     </a:stretch>
@@ -2285,6 +4234,7 @@
       <w:pPr>
         <w:pStyle w:val="Normal"/>
         <w:bidi w:val="0"/>
+        <w:spacing w:before="0" w:after="0"/>
         <w:jc w:val="start"/>
         <w:rPr/>
       </w:pPr>
@@ -2325,7 +4275,7 @@
             <wp:extent cx="4646930" cy="3841750"/>
             <wp:effectExtent l="0" t="0" r="0" b="0"/>
             <wp:wrapSquare wrapText="largest"/>
-            <wp:docPr id="14" name="Image8" descr="" title=""/>
+            <wp:docPr id="25" name="Image8" descr="" title=""/>
             <wp:cNvGraphicFramePr>
               <a:graphicFrameLocks xmlns:a="http://schemas.openxmlformats.org/drawingml/2006/main" noChangeAspect="1"/>
             </wp:cNvGraphicFramePr>
@@ -2333,13 +4283,13 @@
               <a:graphicData uri="http://schemas.openxmlformats.org/drawingml/2006/picture">
                 <pic:pic xmlns:pic="http://schemas.openxmlformats.org/drawingml/2006/picture">
                   <pic:nvPicPr>
-                    <pic:cNvPr id="14" name="Image8" descr="" title=""/>
+                    <pic:cNvPr id="25" name="Image8" descr="" title=""/>
                     <pic:cNvPicPr>
                       <a:picLocks noChangeAspect="1" noChangeArrowheads="1"/>
                     </pic:cNvPicPr>
                   </pic:nvPicPr>
                   <pic:blipFill>
-                    <a:blip r:embed="rId9"/>
+                    <a:blip r:embed="rId17"/>
                     <a:stretch>
                       <a:fillRect/>
                     </a:stretch>
@@ -2620,20 +4570,6 @@
           <w:bCs/>
         </w:rPr>
       </w:r>
-    </w:p>
-    <w:p>
-      <w:pPr>
-        <w:pStyle w:val="Normal"/>
-        <w:bidi w:val="0"/>
-        <w:jc w:val="start"/>
-        <w:rPr>
-          <w:b/>
-          <w:bCs/>
-        </w:rPr>
-      </w:pPr>
-      <w:r>
-        <w:rPr/>
-      </w:r>
       <w:r>
         <w:br w:type="page"/>
       </w:r>
@@ -2642,6 +4578,1233 @@
       <w:pPr>
         <w:pStyle w:val="Normal"/>
         <w:bidi w:val="0"/>
+        <w:spacing w:before="0" w:after="0"/>
+        <w:jc w:val="start"/>
+        <w:rPr/>
+      </w:pPr>
+      <w:r>
+        <w:rPr/>
+        <w:t>1.</w:t>
+      </w:r>
+      <w:r>
+        <w:rPr/>
+        <w:t>8</w:t>
+      </w:r>
+      <w:r>
+        <w:rPr/>
+        <w:t xml:space="preserve">) </w:t>
+      </w:r>
+      <w:r>
+        <w:rPr/>
+        <w:t xml:space="preserve">When Operator has completed all input, the Proposal can be submitted to the Reviewer role </w:t>
+      </w:r>
+      <w:r>
+        <w:rPr/>
+        <w:t>user</w:t>
+      </w:r>
+      <w:r>
+        <w:rPr/>
+        <w:t xml:space="preserve"> for review.</w:t>
+      </w:r>
+    </w:p>
+    <w:p>
+      <w:pPr>
+        <w:pStyle w:val="Normal"/>
+        <w:bidi w:val="0"/>
+        <w:spacing w:before="0" w:after="0"/>
+        <w:jc w:val="start"/>
+        <w:rPr/>
+      </w:pPr>
+      <w:r>
+        <w:rPr/>
+      </w:r>
+    </w:p>
+    <w:p>
+      <w:pPr>
+        <w:pStyle w:val="Normal"/>
+        <w:bidi w:val="0"/>
+        <w:spacing w:before="0" w:after="0"/>
+        <w:jc w:val="start"/>
+        <w:rPr/>
+      </w:pPr>
+      <w:r>
+        <w:rPr/>
+        <w:drawing>
+          <wp:anchor behindDoc="0" distT="0" distB="0" distL="0" distR="0" simplePos="0" locked="0" layoutInCell="0" allowOverlap="1" relativeHeight="40">
+            <wp:simplePos x="0" y="0"/>
+            <wp:positionH relativeFrom="column">
+              <wp:align>center</wp:align>
+            </wp:positionH>
+            <wp:positionV relativeFrom="paragraph">
+              <wp:posOffset>635</wp:posOffset>
+            </wp:positionV>
+            <wp:extent cx="4665345" cy="2334260"/>
+            <wp:effectExtent l="0" t="0" r="0" b="0"/>
+            <wp:wrapSquare wrapText="largest"/>
+            <wp:docPr id="26" name="Image24" descr="" title=""/>
+            <wp:cNvGraphicFramePr>
+              <a:graphicFrameLocks xmlns:a="http://schemas.openxmlformats.org/drawingml/2006/main" noChangeAspect="1"/>
+            </wp:cNvGraphicFramePr>
+            <a:graphic xmlns:a="http://schemas.openxmlformats.org/drawingml/2006/main">
+              <a:graphicData uri="http://schemas.openxmlformats.org/drawingml/2006/picture">
+                <pic:pic xmlns:pic="http://schemas.openxmlformats.org/drawingml/2006/picture">
+                  <pic:nvPicPr>
+                    <pic:cNvPr id="26" name="Image24" descr="" title=""/>
+                    <pic:cNvPicPr>
+                      <a:picLocks noChangeAspect="1" noChangeArrowheads="1"/>
+                    </pic:cNvPicPr>
+                  </pic:nvPicPr>
+                  <pic:blipFill>
+                    <a:blip r:embed="rId18"/>
+                    <a:stretch>
+                      <a:fillRect/>
+                    </a:stretch>
+                  </pic:blipFill>
+                  <pic:spPr bwMode="auto">
+                    <a:xfrm>
+                      <a:off x="0" y="0"/>
+                      <a:ext cx="4665345" cy="2334260"/>
+                    </a:xfrm>
+                    <a:prstGeom prst="rect">
+                      <a:avLst/>
+                    </a:prstGeom>
+                  </pic:spPr>
+                </pic:pic>
+              </a:graphicData>
+            </a:graphic>
+          </wp:anchor>
+        </w:drawing>
+      </w:r>
+    </w:p>
+    <w:p>
+      <w:pPr>
+        <w:pStyle w:val="Normal"/>
+        <w:bidi w:val="0"/>
+        <w:jc w:val="start"/>
+        <w:rPr>
+          <w:b/>
+          <w:bCs/>
+        </w:rPr>
+      </w:pPr>
+      <w:r>
+        <w:rPr>
+          <w:b/>
+          <w:bCs/>
+        </w:rPr>
+      </w:r>
+    </w:p>
+    <w:p>
+      <w:pPr>
+        <w:pStyle w:val="Normal"/>
+        <w:bidi w:val="0"/>
+        <w:jc w:val="start"/>
+        <w:rPr>
+          <w:b/>
+          <w:bCs/>
+        </w:rPr>
+      </w:pPr>
+      <w:r>
+        <w:rPr>
+          <w:b/>
+          <w:bCs/>
+        </w:rPr>
+      </w:r>
+    </w:p>
+    <w:p>
+      <w:pPr>
+        <w:pStyle w:val="Normal"/>
+        <w:bidi w:val="0"/>
+        <w:jc w:val="start"/>
+        <w:rPr>
+          <w:b/>
+          <w:bCs/>
+        </w:rPr>
+      </w:pPr>
+      <w:r>
+        <w:rPr>
+          <w:b/>
+          <w:bCs/>
+        </w:rPr>
+      </w:r>
+    </w:p>
+    <w:p>
+      <w:pPr>
+        <w:pStyle w:val="Normal"/>
+        <w:bidi w:val="0"/>
+        <w:jc w:val="start"/>
+        <w:rPr>
+          <w:b/>
+          <w:bCs/>
+        </w:rPr>
+      </w:pPr>
+      <w:r>
+        <w:rPr>
+          <w:b/>
+          <w:bCs/>
+        </w:rPr>
+      </w:r>
+    </w:p>
+    <w:p>
+      <w:pPr>
+        <w:pStyle w:val="Normal"/>
+        <w:bidi w:val="0"/>
+        <w:jc w:val="start"/>
+        <w:rPr>
+          <w:b/>
+          <w:bCs/>
+        </w:rPr>
+      </w:pPr>
+      <w:r>
+        <w:rPr>
+          <w:b/>
+          <w:bCs/>
+        </w:rPr>
+      </w:r>
+    </w:p>
+    <w:p>
+      <w:pPr>
+        <w:pStyle w:val="Normal"/>
+        <w:bidi w:val="0"/>
+        <w:jc w:val="start"/>
+        <w:rPr>
+          <w:b/>
+          <w:bCs/>
+        </w:rPr>
+      </w:pPr>
+      <w:r>
+        <w:rPr>
+          <w:b/>
+          <w:bCs/>
+        </w:rPr>
+      </w:r>
+    </w:p>
+    <w:p>
+      <w:pPr>
+        <w:pStyle w:val="Normal"/>
+        <w:bidi w:val="0"/>
+        <w:jc w:val="start"/>
+        <w:rPr>
+          <w:b/>
+          <w:bCs/>
+        </w:rPr>
+      </w:pPr>
+      <w:r>
+        <w:rPr>
+          <w:b/>
+          <w:bCs/>
+        </w:rPr>
+      </w:r>
+    </w:p>
+    <w:p>
+      <w:pPr>
+        <w:pStyle w:val="Normal"/>
+        <w:bidi w:val="0"/>
+        <w:jc w:val="start"/>
+        <w:rPr>
+          <w:b/>
+          <w:bCs/>
+        </w:rPr>
+      </w:pPr>
+      <w:r>
+        <w:rPr>
+          <w:b/>
+          <w:bCs/>
+        </w:rPr>
+      </w:r>
+    </w:p>
+    <w:p>
+      <w:pPr>
+        <w:pStyle w:val="Normal"/>
+        <w:bidi w:val="0"/>
+        <w:jc w:val="start"/>
+        <w:rPr>
+          <w:b/>
+          <w:bCs/>
+        </w:rPr>
+      </w:pPr>
+      <w:r>
+        <w:rPr>
+          <w:b/>
+          <w:bCs/>
+        </w:rPr>
+      </w:r>
+    </w:p>
+    <w:p>
+      <w:pPr>
+        <w:pStyle w:val="Normal"/>
+        <w:bidi w:val="0"/>
+        <w:jc w:val="start"/>
+        <w:rPr>
+          <w:b/>
+          <w:bCs/>
+        </w:rPr>
+      </w:pPr>
+      <w:r>
+        <w:rPr>
+          <w:b/>
+          <w:bCs/>
+        </w:rPr>
+        <mc:AlternateContent>
+          <mc:Choice Requires="wps">
+            <w:drawing>
+              <wp:anchor behindDoc="0" distT="27305" distB="0" distL="0" distR="27305" simplePos="0" locked="0" layoutInCell="1" allowOverlap="1" relativeHeight="41">
+                <wp:simplePos x="0" y="0"/>
+                <wp:positionH relativeFrom="column">
+                  <wp:posOffset>1521460</wp:posOffset>
+                </wp:positionH>
+                <wp:positionV relativeFrom="paragraph">
+                  <wp:posOffset>3175</wp:posOffset>
+                </wp:positionV>
+                <wp:extent cx="386080" cy="461645"/>
+                <wp:effectExtent l="0" t="27305" r="27305" b="0"/>
+                <wp:wrapNone/>
+                <wp:docPr id="27" name="Horizontal line 15"/>
+                <a:graphic xmlns:a="http://schemas.openxmlformats.org/drawingml/2006/main">
+                  <a:graphicData uri="http://schemas.microsoft.com/office/word/2010/wordprocessingShape">
+                    <wps:wsp>
+                      <wps:cNvSpPr/>
+                      <wps:spPr>
+                        <a:xfrm flipH="1">
+                          <a:off x="0" y="0"/>
+                          <a:ext cx="385920" cy="461520"/>
+                        </a:xfrm>
+                        <a:prstGeom prst="line">
+                          <a:avLst/>
+                        </a:prstGeom>
+                        <a:ln w="54720">
+                          <a:solidFill>
+                            <a:srgbClr val="ff0000"/>
+                          </a:solidFill>
+                          <a:round/>
+                          <a:tailEnd len="med" type="triangle" w="med"/>
+                        </a:ln>
+                      </wps:spPr>
+                      <wps:style>
+                        <a:lnRef idx="0"/>
+                        <a:fillRef idx="0"/>
+                        <a:effectRef idx="0"/>
+                        <a:fontRef idx="minor"/>
+                      </wps:style>
+                      <wps:bodyPr/>
+                    </wps:wsp>
+                  </a:graphicData>
+                </a:graphic>
+              </wp:anchor>
+            </w:drawing>
+          </mc:Choice>
+          <mc:Fallback>
+            <w:pict>
+              <v:line id="shape_0" from="119.8pt,0.25pt" to="150.15pt,36.55pt" ID="Horizontal line 15" stroked="t" o:allowincell="f" style="position:absolute;flip:x">
+                <v:stroke color="red" weight="54720" endarrow="block" endarrowwidth="medium" endarrowlength="medium" joinstyle="round" endcap="flat"/>
+                <v:fill o:detectmouseclick="t" on="false"/>
+                <w10:wrap type="none"/>
+              </v:line>
+            </w:pict>
+          </mc:Fallback>
+        </mc:AlternateContent>
+      </w:r>
+    </w:p>
+    <w:p>
+      <w:pPr>
+        <w:pStyle w:val="Normal"/>
+        <w:bidi w:val="0"/>
+        <w:jc w:val="start"/>
+        <w:rPr>
+          <w:b/>
+          <w:bCs/>
+        </w:rPr>
+      </w:pPr>
+      <w:r>
+        <w:rPr>
+          <w:b/>
+          <w:bCs/>
+        </w:rPr>
+      </w:r>
+    </w:p>
+    <w:p>
+      <w:pPr>
+        <w:pStyle w:val="Normal"/>
+        <w:bidi w:val="0"/>
+        <w:jc w:val="start"/>
+        <w:rPr>
+          <w:b/>
+          <w:bCs/>
+        </w:rPr>
+      </w:pPr>
+      <w:r>
+        <w:rPr>
+          <w:b/>
+          <w:bCs/>
+        </w:rPr>
+      </w:r>
+    </w:p>
+    <w:p>
+      <w:pPr>
+        <w:pStyle w:val="Normal"/>
+        <w:bidi w:val="0"/>
+        <w:jc w:val="start"/>
+        <w:rPr>
+          <w:b/>
+          <w:bCs/>
+        </w:rPr>
+      </w:pPr>
+      <w:r>
+        <w:rPr>
+          <w:b/>
+          <w:bCs/>
+        </w:rPr>
+      </w:r>
+    </w:p>
+    <w:p>
+      <w:pPr>
+        <w:pStyle w:val="Normal"/>
+        <w:bidi w:val="0"/>
+        <w:jc w:val="start"/>
+        <w:rPr>
+          <w:b/>
+          <w:bCs/>
+        </w:rPr>
+      </w:pPr>
+      <w:r>
+        <w:rPr>
+          <w:b/>
+          <w:bCs/>
+        </w:rPr>
+      </w:r>
+    </w:p>
+    <w:p>
+      <w:pPr>
+        <w:pStyle w:val="Normal"/>
+        <w:bidi w:val="0"/>
+        <w:jc w:val="start"/>
+        <w:rPr>
+          <w:b/>
+          <w:bCs/>
+        </w:rPr>
+      </w:pPr>
+      <w:r>
+        <w:rPr>
+          <w:b/>
+          <w:bCs/>
+        </w:rPr>
+      </w:r>
+      <w:r>
+        <w:br w:type="page"/>
+      </w:r>
+    </w:p>
+    <w:p>
+      <w:pPr>
+        <w:pStyle w:val="Normal"/>
+        <w:bidi w:val="0"/>
+        <w:jc w:val="start"/>
+        <w:rPr>
+          <w:b/>
+          <w:bCs/>
+        </w:rPr>
+      </w:pPr>
+      <w:r>
+        <w:rPr>
+          <w:b/>
+          <w:bCs/>
+        </w:rPr>
+        <w:t>1.4 Reviewer</w:t>
+      </w:r>
+    </w:p>
+    <w:p>
+      <w:pPr>
+        <w:pStyle w:val="Normal"/>
+        <w:bidi w:val="0"/>
+        <w:jc w:val="start"/>
+        <w:rPr>
+          <w:b w:val="false"/>
+          <w:bCs w:val="false"/>
+        </w:rPr>
+      </w:pPr>
+      <w:r>
+        <w:rPr>
+          <w:b w:val="false"/>
+          <w:bCs w:val="false"/>
+        </w:rPr>
+        <w:t xml:space="preserve">The Reviewer user has read-only access to the Proposal. If changes are needed the Reviewer must return the application to the Operator, this action will allow the Reviewer to add a message for the Operator. </w:t>
+      </w:r>
+    </w:p>
+    <w:p>
+      <w:pPr>
+        <w:pStyle w:val="Normal"/>
+        <w:bidi w:val="0"/>
+        <w:jc w:val="start"/>
+        <w:rPr>
+          <w:b w:val="false"/>
+          <w:bCs w:val="false"/>
+        </w:rPr>
+      </w:pPr>
+      <w:r>
+        <w:rPr>
+          <w:b w:val="false"/>
+          <w:bCs w:val="false"/>
+        </w:rPr>
+      </w:r>
+    </w:p>
+    <w:p>
+      <w:pPr>
+        <w:pStyle w:val="Normal"/>
+        <w:bidi w:val="0"/>
+        <w:jc w:val="start"/>
+        <w:rPr>
+          <w:b w:val="false"/>
+          <w:bCs w:val="false"/>
+        </w:rPr>
+      </w:pPr>
+      <w:r>
+        <w:rPr>
+          <w:b w:val="false"/>
+          <w:bCs w:val="false"/>
+        </w:rPr>
+        <w:t xml:space="preserve">If the review is satisfactory, the Reviewer can send to processing status ‘Review Completed’. ‘Review Completed’ locks the Proposal, and </w:t>
+      </w:r>
+      <w:r>
+        <w:rPr>
+          <w:b w:val="false"/>
+          <w:bCs w:val="false"/>
+        </w:rPr>
+        <w:t xml:space="preserve">the Proposal </w:t>
+      </w:r>
+      <w:r>
+        <w:rPr>
+          <w:b w:val="false"/>
+          <w:bCs w:val="false"/>
+        </w:rPr>
+        <w:t>can no longer be edited.</w:t>
+      </w:r>
+    </w:p>
+    <w:p>
+      <w:pPr>
+        <w:pStyle w:val="Normal"/>
+        <w:bidi w:val="0"/>
+        <w:jc w:val="start"/>
+        <w:rPr>
+          <w:b w:val="false"/>
+          <w:bCs w:val="false"/>
+        </w:rPr>
+      </w:pPr>
+      <w:r>
+        <w:rPr>
+          <w:b w:val="false"/>
+          <w:bCs w:val="false"/>
+        </w:rPr>
+      </w:r>
+    </w:p>
+    <w:p>
+      <w:pPr>
+        <w:pStyle w:val="Normal"/>
+        <w:bidi w:val="0"/>
+        <w:jc w:val="start"/>
+        <w:rPr>
+          <w:b/>
+          <w:bCs/>
+        </w:rPr>
+      </w:pPr>
+      <w:r>
+        <w:rPr>
+          <w:b/>
+          <w:bCs/>
+        </w:rPr>
+        <w:drawing>
+          <wp:anchor behindDoc="0" distT="0" distB="0" distL="0" distR="0" simplePos="0" locked="0" layoutInCell="0" allowOverlap="1" relativeHeight="42">
+            <wp:simplePos x="0" y="0"/>
+            <wp:positionH relativeFrom="column">
+              <wp:posOffset>755650</wp:posOffset>
+            </wp:positionH>
+            <wp:positionV relativeFrom="paragraph">
+              <wp:posOffset>57150</wp:posOffset>
+            </wp:positionV>
+            <wp:extent cx="4609465" cy="2758440"/>
+            <wp:effectExtent l="0" t="0" r="0" b="0"/>
+            <wp:wrapSquare wrapText="largest"/>
+            <wp:docPr id="28" name="Image25" descr="" title=""/>
+            <wp:cNvGraphicFramePr>
+              <a:graphicFrameLocks xmlns:a="http://schemas.openxmlformats.org/drawingml/2006/main" noChangeAspect="1"/>
+            </wp:cNvGraphicFramePr>
+            <a:graphic xmlns:a="http://schemas.openxmlformats.org/drawingml/2006/main">
+              <a:graphicData uri="http://schemas.openxmlformats.org/drawingml/2006/picture">
+                <pic:pic xmlns:pic="http://schemas.openxmlformats.org/drawingml/2006/picture">
+                  <pic:nvPicPr>
+                    <pic:cNvPr id="28" name="Image25" descr="" title=""/>
+                    <pic:cNvPicPr>
+                      <a:picLocks noChangeAspect="1" noChangeArrowheads="1"/>
+                    </pic:cNvPicPr>
+                  </pic:nvPicPr>
+                  <pic:blipFill>
+                    <a:blip r:embed="rId19"/>
+                    <a:stretch>
+                      <a:fillRect/>
+                    </a:stretch>
+                  </pic:blipFill>
+                  <pic:spPr bwMode="auto">
+                    <a:xfrm>
+                      <a:off x="0" y="0"/>
+                      <a:ext cx="4609465" cy="2758440"/>
+                    </a:xfrm>
+                    <a:prstGeom prst="rect">
+                      <a:avLst/>
+                    </a:prstGeom>
+                  </pic:spPr>
+                </pic:pic>
+              </a:graphicData>
+            </a:graphic>
+          </wp:anchor>
+        </w:drawing>
+      </w:r>
+    </w:p>
+    <w:p>
+      <w:pPr>
+        <w:pStyle w:val="Normal"/>
+        <w:bidi w:val="0"/>
+        <w:jc w:val="start"/>
+        <w:rPr>
+          <w:b/>
+          <w:bCs/>
+        </w:rPr>
+      </w:pPr>
+      <w:r>
+        <w:rPr>
+          <w:b/>
+          <w:bCs/>
+        </w:rPr>
+      </w:r>
+    </w:p>
+    <w:p>
+      <w:pPr>
+        <w:pStyle w:val="Normal"/>
+        <w:bidi w:val="0"/>
+        <w:jc w:val="start"/>
+        <w:rPr>
+          <w:b/>
+          <w:bCs/>
+        </w:rPr>
+      </w:pPr>
+      <w:r>
+        <w:rPr>
+          <w:b/>
+          <w:bCs/>
+        </w:rPr>
+      </w:r>
+    </w:p>
+    <w:p>
+      <w:pPr>
+        <w:pStyle w:val="Normal"/>
+        <w:bidi w:val="0"/>
+        <w:jc w:val="start"/>
+        <w:rPr>
+          <w:b/>
+          <w:bCs/>
+        </w:rPr>
+      </w:pPr>
+      <w:r>
+        <w:rPr>
+          <w:b/>
+          <w:bCs/>
+        </w:rPr>
+      </w:r>
+    </w:p>
+    <w:p>
+      <w:pPr>
+        <w:pStyle w:val="Normal"/>
+        <w:bidi w:val="0"/>
+        <w:jc w:val="start"/>
+        <w:rPr>
+          <w:b/>
+          <w:bCs/>
+        </w:rPr>
+      </w:pPr>
+      <w:r>
+        <w:rPr>
+          <w:b/>
+          <w:bCs/>
+        </w:rPr>
+      </w:r>
+    </w:p>
+    <w:p>
+      <w:pPr>
+        <w:pStyle w:val="Normal"/>
+        <w:bidi w:val="0"/>
+        <w:jc w:val="start"/>
+        <w:rPr>
+          <w:b/>
+          <w:bCs/>
+        </w:rPr>
+      </w:pPr>
+      <w:r>
+        <w:rPr>
+          <w:b/>
+          <w:bCs/>
+        </w:rPr>
+      </w:r>
+    </w:p>
+    <w:p>
+      <w:pPr>
+        <w:pStyle w:val="Normal"/>
+        <w:bidi w:val="0"/>
+        <w:jc w:val="start"/>
+        <w:rPr>
+          <w:b/>
+          <w:bCs/>
+        </w:rPr>
+      </w:pPr>
+      <w:r>
+        <w:rPr>
+          <w:b/>
+          <w:bCs/>
+        </w:rPr>
+      </w:r>
+    </w:p>
+    <w:p>
+      <w:pPr>
+        <w:pStyle w:val="Normal"/>
+        <w:bidi w:val="0"/>
+        <w:jc w:val="start"/>
+        <w:rPr>
+          <w:b/>
+          <w:bCs/>
+        </w:rPr>
+      </w:pPr>
+      <w:r>
+        <w:rPr>
+          <w:b/>
+          <w:bCs/>
+        </w:rPr>
+      </w:r>
+    </w:p>
+    <w:p>
+      <w:pPr>
+        <w:pStyle w:val="Normal"/>
+        <w:bidi w:val="0"/>
+        <w:jc w:val="start"/>
+        <w:rPr>
+          <w:b/>
+          <w:bCs/>
+        </w:rPr>
+      </w:pPr>
+      <w:r>
+        <w:rPr>
+          <w:b/>
+          <w:bCs/>
+        </w:rPr>
+      </w:r>
+    </w:p>
+    <w:p>
+      <w:pPr>
+        <w:pStyle w:val="Normal"/>
+        <w:bidi w:val="0"/>
+        <w:jc w:val="start"/>
+        <w:rPr>
+          <w:b/>
+          <w:bCs/>
+        </w:rPr>
+      </w:pPr>
+      <w:r>
+        <w:rPr>
+          <w:b/>
+          <w:bCs/>
+        </w:rPr>
+      </w:r>
+    </w:p>
+    <w:p>
+      <w:pPr>
+        <w:pStyle w:val="Normal"/>
+        <w:bidi w:val="0"/>
+        <w:jc w:val="start"/>
+        <w:rPr>
+          <w:b/>
+          <w:bCs/>
+        </w:rPr>
+      </w:pPr>
+      <w:r>
+        <w:rPr>
+          <w:b/>
+          <w:bCs/>
+        </w:rPr>
+      </w:r>
+    </w:p>
+    <w:p>
+      <w:pPr>
+        <w:pStyle w:val="Normal"/>
+        <w:bidi w:val="0"/>
+        <w:jc w:val="start"/>
+        <w:rPr>
+          <w:b/>
+          <w:bCs/>
+        </w:rPr>
+      </w:pPr>
+      <w:r>
+        <w:rPr>
+          <w:b/>
+          <w:bCs/>
+        </w:rPr>
+      </w:r>
+    </w:p>
+    <w:p>
+      <w:pPr>
+        <w:pStyle w:val="Normal"/>
+        <w:bidi w:val="0"/>
+        <w:jc w:val="start"/>
+        <w:rPr>
+          <w:b/>
+          <w:bCs/>
+        </w:rPr>
+      </w:pPr>
+      <w:r>
+        <w:rPr>
+          <w:b/>
+          <w:bCs/>
+        </w:rPr>
+        <mc:AlternateContent>
+          <mc:Choice Requires="wps">
+            <w:drawing>
+              <wp:anchor behindDoc="0" distT="27305" distB="0" distL="0" distR="27305" simplePos="0" locked="0" layoutInCell="1" allowOverlap="1" relativeHeight="46">
+                <wp:simplePos x="0" y="0"/>
+                <wp:positionH relativeFrom="column">
+                  <wp:posOffset>2047240</wp:posOffset>
+                </wp:positionH>
+                <wp:positionV relativeFrom="paragraph">
+                  <wp:posOffset>114935</wp:posOffset>
+                </wp:positionV>
+                <wp:extent cx="386080" cy="461645"/>
+                <wp:effectExtent l="0" t="27305" r="27305" b="0"/>
+                <wp:wrapNone/>
+                <wp:docPr id="29" name="Horizontal line 18"/>
+                <a:graphic xmlns:a="http://schemas.openxmlformats.org/drawingml/2006/main">
+                  <a:graphicData uri="http://schemas.microsoft.com/office/word/2010/wordprocessingShape">
+                    <wps:wsp>
+                      <wps:cNvSpPr/>
+                      <wps:spPr>
+                        <a:xfrm flipH="1">
+                          <a:off x="0" y="0"/>
+                          <a:ext cx="385920" cy="461520"/>
+                        </a:xfrm>
+                        <a:prstGeom prst="line">
+                          <a:avLst/>
+                        </a:prstGeom>
+                        <a:ln w="54720">
+                          <a:solidFill>
+                            <a:srgbClr val="ff0000"/>
+                          </a:solidFill>
+                          <a:round/>
+                          <a:tailEnd len="med" type="triangle" w="med"/>
+                        </a:ln>
+                      </wps:spPr>
+                      <wps:style>
+                        <a:lnRef idx="0"/>
+                        <a:fillRef idx="0"/>
+                        <a:effectRef idx="0"/>
+                        <a:fontRef idx="minor"/>
+                      </wps:style>
+                      <wps:bodyPr/>
+                    </wps:wsp>
+                  </a:graphicData>
+                </a:graphic>
+              </wp:anchor>
+            </w:drawing>
+          </mc:Choice>
+          <mc:Fallback>
+            <w:pict>
+              <v:line id="shape_0" from="161.2pt,9.05pt" to="191.55pt,45.35pt" ID="Horizontal line 18" stroked="t" o:allowincell="f" style="position:absolute;flip:x">
+                <v:stroke color="red" weight="54720" endarrow="block" endarrowwidth="medium" endarrowlength="medium" joinstyle="round" endcap="flat"/>
+                <v:fill o:detectmouseclick="t" on="false"/>
+                <w10:wrap type="none"/>
+              </v:line>
+            </w:pict>
+          </mc:Fallback>
+        </mc:AlternateContent>
+        <mc:AlternateContent>
+          <mc:Choice Requires="wps">
+            <w:drawing>
+              <wp:anchor behindDoc="0" distT="27305" distB="0" distL="0" distR="27305" simplePos="0" locked="0" layoutInCell="1" allowOverlap="1" relativeHeight="47">
+                <wp:simplePos x="0" y="0"/>
+                <wp:positionH relativeFrom="column">
+                  <wp:posOffset>528320</wp:posOffset>
+                </wp:positionH>
+                <wp:positionV relativeFrom="paragraph">
+                  <wp:posOffset>81280</wp:posOffset>
+                </wp:positionV>
+                <wp:extent cx="402590" cy="480060"/>
+                <wp:effectExtent l="27305" t="27305" r="0" b="0"/>
+                <wp:wrapNone/>
+                <wp:docPr id="30" name="Horizontal line 19"/>
+                <a:graphic xmlns:a="http://schemas.openxmlformats.org/drawingml/2006/main">
+                  <a:graphicData uri="http://schemas.microsoft.com/office/word/2010/wordprocessingShape">
+                    <wps:wsp>
+                      <wps:cNvSpPr/>
+                      <wps:spPr>
+                        <a:xfrm>
+                          <a:off x="0" y="0"/>
+                          <a:ext cx="402480" cy="480240"/>
+                        </a:xfrm>
+                        <a:prstGeom prst="line">
+                          <a:avLst/>
+                        </a:prstGeom>
+                        <a:ln w="54720">
+                          <a:solidFill>
+                            <a:srgbClr val="ff0000"/>
+                          </a:solidFill>
+                          <a:round/>
+                          <a:tailEnd len="med" type="triangle" w="med"/>
+                        </a:ln>
+                      </wps:spPr>
+                      <wps:style>
+                        <a:lnRef idx="0"/>
+                        <a:fillRef idx="0"/>
+                        <a:effectRef idx="0"/>
+                        <a:fontRef idx="minor"/>
+                      </wps:style>
+                      <wps:bodyPr/>
+                    </wps:wsp>
+                  </a:graphicData>
+                </a:graphic>
+              </wp:anchor>
+            </w:drawing>
+          </mc:Choice>
+          <mc:Fallback>
+            <w:pict>
+              <v:line id="shape_0" from="41.6pt,6.4pt" to="73.25pt,44.15pt" ID="Horizontal line 19" stroked="t" o:allowincell="f" style="position:absolute">
+                <v:stroke color="red" weight="54720" endarrow="block" endarrowwidth="medium" endarrowlength="medium" joinstyle="round" endcap="flat"/>
+                <v:fill o:detectmouseclick="t" on="false"/>
+                <w10:wrap type="none"/>
+              </v:line>
+            </w:pict>
+          </mc:Fallback>
+        </mc:AlternateContent>
+      </w:r>
+    </w:p>
+    <w:p>
+      <w:pPr>
+        <w:pStyle w:val="Normal"/>
+        <w:bidi w:val="0"/>
+        <w:jc w:val="start"/>
+        <w:rPr>
+          <w:b/>
+          <w:bCs/>
+        </w:rPr>
+      </w:pPr>
+      <w:r>
+        <w:rPr>
+          <w:b/>
+          <w:bCs/>
+        </w:rPr>
+      </w:r>
+    </w:p>
+    <w:p>
+      <w:pPr>
+        <w:pStyle w:val="Normal"/>
+        <w:bidi w:val="0"/>
+        <w:jc w:val="start"/>
+        <w:rPr>
+          <w:b/>
+          <w:bCs/>
+        </w:rPr>
+      </w:pPr>
+      <w:r>
+        <w:rPr>
+          <w:b/>
+          <w:bCs/>
+        </w:rPr>
+      </w:r>
+    </w:p>
+    <w:p>
+      <w:pPr>
+        <w:pStyle w:val="Normal"/>
+        <w:bidi w:val="0"/>
+        <w:jc w:val="start"/>
+        <w:rPr>
+          <w:b/>
+          <w:bCs/>
+        </w:rPr>
+      </w:pPr>
+      <w:r>
+        <w:rPr>
+          <w:b/>
+          <w:bCs/>
+        </w:rPr>
+      </w:r>
+    </w:p>
+    <w:p>
+      <w:pPr>
+        <w:pStyle w:val="Normal"/>
+        <w:bidi w:val="0"/>
+        <w:jc w:val="start"/>
+        <w:rPr>
+          <w:b/>
+          <w:bCs/>
+        </w:rPr>
+      </w:pPr>
+      <w:r>
+        <w:rPr>
+          <w:b/>
+          <w:bCs/>
+        </w:rPr>
+      </w:r>
+    </w:p>
+    <w:p>
+      <w:pPr>
+        <w:pStyle w:val="Normal"/>
+        <w:bidi w:val="0"/>
+        <w:jc w:val="start"/>
+        <w:rPr>
+          <w:b/>
+          <w:bCs/>
+        </w:rPr>
+      </w:pPr>
+      <w:r>
+        <w:rPr>
+          <w:b/>
+          <w:bCs/>
+        </w:rPr>
+      </w:r>
+      <w:r>
+        <w:br w:type="page"/>
+      </w:r>
+    </w:p>
+    <w:p>
+      <w:pPr>
+        <w:pStyle w:val="Normal"/>
+        <w:bidi w:val="0"/>
+        <w:jc w:val="start"/>
+        <w:rPr>
+          <w:b/>
+          <w:bCs/>
+        </w:rPr>
+      </w:pPr>
+      <w:r>
+        <mc:AlternateContent>
+          <mc:Choice Requires="wps">
+            <w:drawing>
+              <wp:anchor behindDoc="0" distT="27305" distB="0" distL="0" distR="27305" simplePos="0" locked="0" layoutInCell="1" allowOverlap="1" relativeHeight="43">
+                <wp:simplePos x="0" y="0"/>
+                <wp:positionH relativeFrom="column">
+                  <wp:posOffset>2435860</wp:posOffset>
+                </wp:positionH>
+                <wp:positionV relativeFrom="paragraph">
+                  <wp:posOffset>2209165</wp:posOffset>
+                </wp:positionV>
+                <wp:extent cx="386080" cy="461645"/>
+                <wp:effectExtent l="0" t="27305" r="27305" b="0"/>
+                <wp:wrapNone/>
+                <wp:docPr id="31" name="Horizontal line 16"/>
+                <a:graphic xmlns:a="http://schemas.openxmlformats.org/drawingml/2006/main">
+                  <a:graphicData uri="http://schemas.microsoft.com/office/word/2010/wordprocessingShape">
+                    <wps:wsp>
+                      <wps:cNvSpPr/>
+                      <wps:spPr>
+                        <a:xfrm flipH="1">
+                          <a:off x="0" y="0"/>
+                          <a:ext cx="385920" cy="461520"/>
+                        </a:xfrm>
+                        <a:prstGeom prst="line">
+                          <a:avLst/>
+                        </a:prstGeom>
+                        <a:ln w="54720">
+                          <a:solidFill>
+                            <a:srgbClr val="ff0000"/>
+                          </a:solidFill>
+                          <a:round/>
+                          <a:tailEnd len="med" type="triangle" w="med"/>
+                        </a:ln>
+                      </wps:spPr>
+                      <wps:style>
+                        <a:lnRef idx="0"/>
+                        <a:fillRef idx="0"/>
+                        <a:effectRef idx="0"/>
+                        <a:fontRef idx="minor"/>
+                      </wps:style>
+                      <wps:bodyPr/>
+                    </wps:wsp>
+                  </a:graphicData>
+                </a:graphic>
+              </wp:anchor>
+            </w:drawing>
+          </mc:Choice>
+          <mc:Fallback>
+            <w:pict>
+              <v:line id="shape_0" from="191.8pt,173.95pt" to="222.15pt,210.25pt" ID="Horizontal line 16" stroked="t" o:allowincell="f" style="position:absolute;flip:x">
+                <v:stroke color="red" weight="54720" endarrow="block" endarrowwidth="medium" endarrowlength="medium" joinstyle="round" endcap="flat"/>
+                <v:fill o:detectmouseclick="t" on="false"/>
+                <w10:wrap type="none"/>
+              </v:line>
+            </w:pict>
+          </mc:Fallback>
+        </mc:AlternateContent>
+      </w:r>
+      <w:r>
+        <w:rPr>
+          <w:b/>
+          <w:bCs/>
+        </w:rPr>
+        <w:t>1.5 Silrec Admin</w:t>
+      </w:r>
+    </w:p>
+    <w:p>
+      <w:pPr>
+        <w:pStyle w:val="Normal"/>
+        <w:bidi w:val="0"/>
+        <w:jc w:val="start"/>
+        <w:rPr>
+          <w:b w:val="false"/>
+          <w:bCs w:val="false"/>
+        </w:rPr>
+      </w:pPr>
+      <w:r>
+        <w:rPr>
+          <w:b w:val="false"/>
+          <w:bCs w:val="false"/>
+        </w:rPr>
+        <w:t>Only the Silrec Admin can ‘unlock’ a ‘Review Completed’ Proposal.</w:t>
+      </w:r>
+    </w:p>
+    <w:p>
+      <w:pPr>
+        <w:pStyle w:val="Normal"/>
+        <w:bidi w:val="0"/>
+        <w:jc w:val="start"/>
+        <w:rPr>
+          <w:b w:val="false"/>
+          <w:bCs w:val="false"/>
+        </w:rPr>
+      </w:pPr>
+      <w:r>
+        <w:rPr>
+          <w:b w:val="false"/>
+          <w:bCs w:val="false"/>
+        </w:rPr>
+      </w:r>
+    </w:p>
+    <w:p>
+      <w:pPr>
+        <w:pStyle w:val="Normal"/>
+        <w:bidi w:val="0"/>
+        <w:jc w:val="start"/>
+        <w:rPr>
+          <w:b w:val="false"/>
+          <w:bCs w:val="false"/>
+        </w:rPr>
+      </w:pPr>
+      <w:r>
+        <w:rPr>
+          <w:b w:val="false"/>
+          <w:bCs w:val="false"/>
+        </w:rPr>
+        <w:drawing>
+          <wp:anchor behindDoc="0" distT="0" distB="0" distL="0" distR="0" simplePos="0" locked="0" layoutInCell="0" allowOverlap="1" relativeHeight="44">
+            <wp:simplePos x="0" y="0"/>
+            <wp:positionH relativeFrom="column">
+              <wp:align>center</wp:align>
+            </wp:positionH>
+            <wp:positionV relativeFrom="paragraph">
+              <wp:posOffset>635</wp:posOffset>
+            </wp:positionV>
+            <wp:extent cx="4528820" cy="2944495"/>
+            <wp:effectExtent l="0" t="0" r="0" b="0"/>
+            <wp:wrapSquare wrapText="largest"/>
+            <wp:docPr id="32" name="Image26" descr="" title=""/>
+            <wp:cNvGraphicFramePr>
+              <a:graphicFrameLocks xmlns:a="http://schemas.openxmlformats.org/drawingml/2006/main" noChangeAspect="1"/>
+            </wp:cNvGraphicFramePr>
+            <a:graphic xmlns:a="http://schemas.openxmlformats.org/drawingml/2006/main">
+              <a:graphicData uri="http://schemas.openxmlformats.org/drawingml/2006/picture">
+                <pic:pic xmlns:pic="http://schemas.openxmlformats.org/drawingml/2006/picture">
+                  <pic:nvPicPr>
+                    <pic:cNvPr id="32" name="Image26" descr="" title=""/>
+                    <pic:cNvPicPr>
+                      <a:picLocks noChangeAspect="1" noChangeArrowheads="1"/>
+                    </pic:cNvPicPr>
+                  </pic:nvPicPr>
+                  <pic:blipFill>
+                    <a:blip r:embed="rId20"/>
+                    <a:stretch>
+                      <a:fillRect/>
+                    </a:stretch>
+                  </pic:blipFill>
+                  <pic:spPr bwMode="auto">
+                    <a:xfrm>
+                      <a:off x="0" y="0"/>
+                      <a:ext cx="4528820" cy="2944495"/>
+                    </a:xfrm>
+                    <a:prstGeom prst="rect">
+                      <a:avLst/>
+                    </a:prstGeom>
+                  </pic:spPr>
+                </pic:pic>
+              </a:graphicData>
+            </a:graphic>
+          </wp:anchor>
+        </w:drawing>
+        <mc:AlternateContent>
+          <mc:Choice Requires="wps">
+            <w:drawing>
+              <wp:anchor behindDoc="0" distT="27305" distB="0" distL="0" distR="27305" simplePos="0" locked="0" layoutInCell="1" allowOverlap="1" relativeHeight="45">
+                <wp:simplePos x="0" y="0"/>
+                <wp:positionH relativeFrom="column">
+                  <wp:posOffset>1129030</wp:posOffset>
+                </wp:positionH>
+                <wp:positionV relativeFrom="paragraph">
+                  <wp:posOffset>2320925</wp:posOffset>
+                </wp:positionV>
+                <wp:extent cx="386080" cy="461645"/>
+                <wp:effectExtent l="0" t="27305" r="27305" b="0"/>
+                <wp:wrapNone/>
+                <wp:docPr id="33" name="Horizontal line 17"/>
+                <a:graphic xmlns:a="http://schemas.openxmlformats.org/drawingml/2006/main">
+                  <a:graphicData uri="http://schemas.microsoft.com/office/word/2010/wordprocessingShape">
+                    <wps:wsp>
+                      <wps:cNvSpPr/>
+                      <wps:spPr>
+                        <a:xfrm flipH="1">
+                          <a:off x="0" y="0"/>
+                          <a:ext cx="385920" cy="461520"/>
+                        </a:xfrm>
+                        <a:prstGeom prst="line">
+                          <a:avLst/>
+                        </a:prstGeom>
+                        <a:ln w="54720">
+                          <a:solidFill>
+                            <a:srgbClr val="ff0000"/>
+                          </a:solidFill>
+                          <a:round/>
+                          <a:tailEnd len="med" type="triangle" w="med"/>
+                        </a:ln>
+                      </wps:spPr>
+                      <wps:style>
+                        <a:lnRef idx="0"/>
+                        <a:fillRef idx="0"/>
+                        <a:effectRef idx="0"/>
+                        <a:fontRef idx="minor"/>
+                      </wps:style>
+                      <wps:bodyPr/>
+                    </wps:wsp>
+                  </a:graphicData>
+                </a:graphic>
+              </wp:anchor>
+            </w:drawing>
+          </mc:Choice>
+          <mc:Fallback>
+            <w:pict>
+              <v:line id="shape_0" from="88.9pt,182.75pt" to="119.25pt,219.05pt" ID="Horizontal line 17" stroked="t" o:allowincell="f" style="position:absolute;flip:x">
+                <v:stroke color="red" weight="54720" endarrow="block" endarrowwidth="medium" endarrowlength="medium" joinstyle="round" endcap="flat"/>
+                <v:fill o:detectmouseclick="t" on="false"/>
+                <w10:wrap type="none"/>
+              </v:line>
+            </w:pict>
+          </mc:Fallback>
+        </mc:AlternateContent>
+      </w:r>
+      <w:r>
+        <w:br w:type="page"/>
+      </w:r>
+    </w:p>
+    <w:p>
+      <w:pPr>
+        <w:pStyle w:val="Normal"/>
+        <w:bidi w:val="0"/>
+        <w:spacing w:before="0" w:after="0"/>
         <w:jc w:val="start"/>
         <w:rPr/>
       </w:pPr>
@@ -2731,7 +5894,7 @@
             <wp:extent cx="4519930" cy="3736340"/>
             <wp:effectExtent l="0" t="0" r="0" b="0"/>
             <wp:wrapSquare wrapText="largest"/>
-            <wp:docPr id="15" name="Image9" descr="" title=""/>
+            <wp:docPr id="34" name="Image9" descr="" title=""/>
             <wp:cNvGraphicFramePr>
               <a:graphicFrameLocks xmlns:a="http://schemas.openxmlformats.org/drawingml/2006/main" noChangeAspect="1"/>
             </wp:cNvGraphicFramePr>
@@ -2739,13 +5902,13 @@
               <a:graphicData uri="http://schemas.openxmlformats.org/drawingml/2006/picture">
                 <pic:pic xmlns:pic="http://schemas.openxmlformats.org/drawingml/2006/picture">
                   <pic:nvPicPr>
-                    <pic:cNvPr id="15" name="Image9" descr="" title=""/>
+                    <pic:cNvPr id="34" name="Image9" descr="" title=""/>
                     <pic:cNvPicPr>
                       <a:picLocks noChangeAspect="1" noChangeArrowheads="1"/>
                     </pic:cNvPicPr>
                   </pic:nvPicPr>
                   <pic:blipFill>
-                    <a:blip r:embed="rId10"/>
+                    <a:blip r:embed="rId21"/>
                     <a:stretch>
                       <a:fillRect/>
                     </a:stretch>
@@ -3019,7 +6182,10 @@
         </w:rPr>
       </w:pPr>
       <w:r>
-        <w:rPr/>
+        <w:rPr>
+          <w:b/>
+          <w:bCs/>
+        </w:rPr>
       </w:r>
       <w:r>
         <w:br w:type="page"/>
@@ -3029,6 +6195,7 @@
       <w:pPr>
         <w:pStyle w:val="Normal"/>
         <w:bidi w:val="0"/>
+        <w:spacing w:before="0" w:after="0"/>
         <w:jc w:val="start"/>
         <w:rPr>
           <w:b/>
@@ -3075,36 +6242,43 @@
           <w:b w:val="false"/>
           <w:bCs w:val="false"/>
         </w:rPr>
-        <w:t>The Map menu item allows the user to search geometries/polygons and their associated records for viewing, reviewing or editing (for Operator role), together with a visual representation of the filtered dataset returned in the Map component section. The filter section allows the user to select specific details that they want to search and the resulting records are displayed in the Map component and the Dashboard table section.</w:t>
-      </w:r>
-    </w:p>
-    <w:p>
-      <w:pPr>
-        <w:pStyle w:val="Normal"/>
-        <w:bidi w:val="0"/>
-        <w:jc w:val="start"/>
-        <w:rPr/>
-      </w:pPr>
-      <w:r>
-        <w:rPr/>
-      </w:r>
-    </w:p>
-    <w:p>
-      <w:pPr>
-        <w:pStyle w:val="Normal"/>
-        <w:bidi w:val="0"/>
-        <w:jc w:val="start"/>
-        <w:rPr>
-          <w:b w:val="false"/>
-          <w:bCs w:val="false"/>
-        </w:rPr>
-      </w:pPr>
-      <w:r>
-        <w:rPr>
-          <w:b w:val="false"/>
-          <w:bCs w:val="false"/>
-        </w:rPr>
-        <w:t>The user can the view or edit the records by clicking the appropriate action button in the table ‘Actions’ column:</w:t>
+        <w:t>The Map menu item allows the user to search geometries/polygons and their associated records for viewing, reviewing or editing (for Operator role), together with a visual representation of the filtered dataset returned in the Map section. The filter section allows the user to select specific details that they want to search and the resulting records are displayed in the Map and the Dashboard table section.</w:t>
+      </w:r>
+    </w:p>
+    <w:p>
+      <w:pPr>
+        <w:pStyle w:val="Normal"/>
+        <w:bidi w:val="0"/>
+        <w:jc w:val="start"/>
+        <w:rPr/>
+      </w:pPr>
+      <w:r>
+        <w:rPr/>
+      </w:r>
+    </w:p>
+    <w:p>
+      <w:pPr>
+        <w:pStyle w:val="Normal"/>
+        <w:bidi w:val="0"/>
+        <w:jc w:val="start"/>
+        <w:rPr>
+          <w:b w:val="false"/>
+          <w:bCs w:val="false"/>
+        </w:rPr>
+      </w:pPr>
+      <w:r>
+        <w:rPr>
+          <w:b w:val="false"/>
+          <w:bCs w:val="false"/>
+        </w:rPr>
+        <w:t xml:space="preserve">The user can view or edit the records by clicking the appropriate action button in the table ‘Actions’ column: </w:t>
+      </w:r>
+      <w:r>
+        <w:rPr>
+          <w:b w:val="false"/>
+          <w:bCs w:val="false"/>
+        </w:rPr>
+        <w:t>(ckick on the row expander, if ‘Actions’ is not visible)</w:t>
       </w:r>
     </w:p>
     <w:p>
@@ -3151,7 +6325,7 @@
             <wp:extent cx="4288155" cy="3232150"/>
             <wp:effectExtent l="0" t="0" r="0" b="0"/>
             <wp:wrapSquare wrapText="largest"/>
-            <wp:docPr id="16" name="Image10" descr="" title=""/>
+            <wp:docPr id="35" name="Image10" descr="" title=""/>
             <wp:cNvGraphicFramePr>
               <a:graphicFrameLocks xmlns:a="http://schemas.openxmlformats.org/drawingml/2006/main" noChangeAspect="1"/>
             </wp:cNvGraphicFramePr>
@@ -3159,13 +6333,13 @@
               <a:graphicData uri="http://schemas.openxmlformats.org/drawingml/2006/picture">
                 <pic:pic xmlns:pic="http://schemas.openxmlformats.org/drawingml/2006/picture">
                   <pic:nvPicPr>
-                    <pic:cNvPr id="16" name="Image10" descr="" title=""/>
+                    <pic:cNvPr id="35" name="Image10" descr="" title=""/>
                     <pic:cNvPicPr>
                       <a:picLocks noChangeAspect="1" noChangeArrowheads="1"/>
                     </pic:cNvPicPr>
                   </pic:nvPicPr>
                   <pic:blipFill>
-                    <a:blip r:embed="rId11"/>
+                    <a:blip r:embed="rId22"/>
                     <a:stretch>
                       <a:fillRect/>
                     </a:stretch>
@@ -3519,7 +6693,7 @@
             <wp:extent cx="4371975" cy="2793365"/>
             <wp:effectExtent l="0" t="0" r="0" b="0"/>
             <wp:wrapSquare wrapText="largest"/>
-            <wp:docPr id="17" name="Image11" descr="" title=""/>
+            <wp:docPr id="36" name="Image11" descr="" title=""/>
             <wp:cNvGraphicFramePr>
               <a:graphicFrameLocks xmlns:a="http://schemas.openxmlformats.org/drawingml/2006/main" noChangeAspect="1"/>
             </wp:cNvGraphicFramePr>
@@ -3527,13 +6701,13 @@
               <a:graphicData uri="http://schemas.openxmlformats.org/drawingml/2006/picture">
                 <pic:pic xmlns:pic="http://schemas.openxmlformats.org/drawingml/2006/picture">
                   <pic:nvPicPr>
-                    <pic:cNvPr id="17" name="Image11" descr="" title=""/>
+                    <pic:cNvPr id="36" name="Image11" descr="" title=""/>
                     <pic:cNvPicPr>
                       <a:picLocks noChangeAspect="1" noChangeArrowheads="1"/>
                     </pic:cNvPicPr>
                   </pic:nvPicPr>
                   <pic:blipFill>
-                    <a:blip r:embed="rId12"/>
+                    <a:blip r:embed="rId23"/>
                     <a:stretch>
                       <a:fillRect/>
                     </a:stretch>
@@ -3837,7 +7011,10 @@
         </w:rPr>
       </w:pPr>
       <w:r>
-        <w:rPr/>
+        <w:rPr>
+          <w:b/>
+          <w:bCs/>
+        </w:rPr>
       </w:r>
       <w:r>
         <w:br w:type="page"/>
@@ -3847,6 +7024,7 @@
       <w:pPr>
         <w:pStyle w:val="Normal"/>
         <w:bidi w:val="0"/>
+        <w:spacing w:before="0" w:after="0"/>
         <w:jc w:val="start"/>
         <w:rPr>
           <w:b/>
@@ -3986,7 +7164,7 @@
             <wp:extent cx="4707890" cy="2907030"/>
             <wp:effectExtent l="0" t="0" r="0" b="0"/>
             <wp:wrapSquare wrapText="largest"/>
-            <wp:docPr id="18" name="Image12" descr="" title=""/>
+            <wp:docPr id="37" name="Image12" descr="" title=""/>
             <wp:cNvGraphicFramePr>
               <a:graphicFrameLocks xmlns:a="http://schemas.openxmlformats.org/drawingml/2006/main" noChangeAspect="1"/>
             </wp:cNvGraphicFramePr>
@@ -3994,13 +7172,13 @@
               <a:graphicData uri="http://schemas.openxmlformats.org/drawingml/2006/picture">
                 <pic:pic xmlns:pic="http://schemas.openxmlformats.org/drawingml/2006/picture">
                   <pic:nvPicPr>
-                    <pic:cNvPr id="18" name="Image12" descr="" title=""/>
+                    <pic:cNvPr id="37" name="Image12" descr="" title=""/>
                     <pic:cNvPicPr>
                       <a:picLocks noChangeAspect="1" noChangeArrowheads="1"/>
                     </pic:cNvPicPr>
                   </pic:nvPicPr>
                   <pic:blipFill>
-                    <a:blip r:embed="rId13"/>
+                    <a:blip r:embed="rId24"/>
                     <a:stretch>
                       <a:fillRect/>
                     </a:stretch>
@@ -4044,7 +7222,7 @@
             <wp:extent cx="2517775" cy="1417955"/>
             <wp:effectExtent l="0" t="0" r="0" b="0"/>
             <wp:wrapSquare wrapText="largest"/>
-            <wp:docPr id="19" name="Image13" descr="" title=""/>
+            <wp:docPr id="38" name="Image13" descr="" title=""/>
             <wp:cNvGraphicFramePr>
               <a:graphicFrameLocks xmlns:a="http://schemas.openxmlformats.org/drawingml/2006/main" noChangeAspect="1"/>
             </wp:cNvGraphicFramePr>
@@ -4052,13 +7230,13 @@
               <a:graphicData uri="http://schemas.openxmlformats.org/drawingml/2006/picture">
                 <pic:pic xmlns:pic="http://schemas.openxmlformats.org/drawingml/2006/picture">
                   <pic:nvPicPr>
-                    <pic:cNvPr id="19" name="Image13" descr="" title=""/>
+                    <pic:cNvPr id="38" name="Image13" descr="" title=""/>
                     <pic:cNvPicPr>
                       <a:picLocks noChangeAspect="1" noChangeArrowheads="1"/>
                     </pic:cNvPicPr>
                   </pic:nvPicPr>
                   <pic:blipFill>
-                    <a:blip r:embed="rId14"/>
+                    <a:blip r:embed="rId25"/>
                     <a:stretch>
                       <a:fillRect/>
                     </a:stretch>
@@ -4404,7 +7582,10 @@
         </w:rPr>
       </w:pPr>
       <w:r>
-        <w:rPr/>
+        <w:rPr>
+          <w:b w:val="false"/>
+          <w:bCs w:val="false"/>
+        </w:rPr>
       </w:r>
       <w:r>
         <w:br w:type="page"/>
@@ -4414,6 +7595,7 @@
       <w:pPr>
         <w:pStyle w:val="Normal"/>
         <w:bidi w:val="0"/>
+        <w:spacing w:before="0" w:after="0"/>
         <w:jc w:val="start"/>
         <w:rPr>
           <w:b w:val="false"/>
@@ -4489,7 +7671,7 @@
             <wp:extent cx="4598035" cy="1206500"/>
             <wp:effectExtent l="0" t="0" r="0" b="0"/>
             <wp:wrapSquare wrapText="largest"/>
-            <wp:docPr id="20" name="Image14" descr="" title=""/>
+            <wp:docPr id="39" name="Image14" descr="" title=""/>
             <wp:cNvGraphicFramePr>
               <a:graphicFrameLocks xmlns:a="http://schemas.openxmlformats.org/drawingml/2006/main" noChangeAspect="1"/>
             </wp:cNvGraphicFramePr>
@@ -4497,13 +7679,13 @@
               <a:graphicData uri="http://schemas.openxmlformats.org/drawingml/2006/picture">
                 <pic:pic xmlns:pic="http://schemas.openxmlformats.org/drawingml/2006/picture">
                   <pic:nvPicPr>
-                    <pic:cNvPr id="20" name="Image14" descr="" title=""/>
+                    <pic:cNvPr id="39" name="Image14" descr="" title=""/>
                     <pic:cNvPicPr>
                       <a:picLocks noChangeAspect="1" noChangeArrowheads="1"/>
                     </pic:cNvPicPr>
                   </pic:nvPicPr>
                   <pic:blipFill>
-                    <a:blip r:embed="rId15"/>
+                    <a:blip r:embed="rId26"/>
                     <a:stretch>
                       <a:fillRect/>
                     </a:stretch>
@@ -4570,7 +7752,7 @@
                 <wp:extent cx="386080" cy="461645"/>
                 <wp:effectExtent l="0" t="27305" r="27305" b="0"/>
                 <wp:wrapNone/>
-                <wp:docPr id="21" name="Horizontal line 7"/>
+                <wp:docPr id="40" name="Horizontal line 7"/>
                 <a:graphic xmlns:a="http://schemas.openxmlformats.org/drawingml/2006/main">
                   <a:graphicData uri="http://schemas.microsoft.com/office/word/2010/wordprocessingShape">
                     <wps:wsp>
@@ -4728,7 +7910,7 @@
             <wp:extent cx="4598670" cy="3621405"/>
             <wp:effectExtent l="0" t="0" r="0" b="0"/>
             <wp:wrapSquare wrapText="largest"/>
-            <wp:docPr id="22" name="Image15" descr="" title=""/>
+            <wp:docPr id="41" name="Image15" descr="" title=""/>
             <wp:cNvGraphicFramePr>
               <a:graphicFrameLocks xmlns:a="http://schemas.openxmlformats.org/drawingml/2006/main" noChangeAspect="1"/>
             </wp:cNvGraphicFramePr>
@@ -4736,13 +7918,13 @@
               <a:graphicData uri="http://schemas.openxmlformats.org/drawingml/2006/picture">
                 <pic:pic xmlns:pic="http://schemas.openxmlformats.org/drawingml/2006/picture">
                   <pic:nvPicPr>
-                    <pic:cNvPr id="22" name="Image15" descr="" title=""/>
+                    <pic:cNvPr id="41" name="Image15" descr="" title=""/>
                     <pic:cNvPicPr>
                       <a:picLocks noChangeAspect="1" noChangeArrowheads="1"/>
                     </pic:cNvPicPr>
                   </pic:nvPicPr>
                   <pic:blipFill>
-                    <a:blip r:embed="rId16"/>
+                    <a:blip r:embed="rId27"/>
                     <a:stretch>
                       <a:fillRect/>
                     </a:stretch>
@@ -5131,7 +8313,10 @@
         </w:rPr>
       </w:pPr>
       <w:r>
-        <w:rPr/>
+        <w:rPr>
+          <w:b/>
+          <w:bCs/>
+        </w:rPr>
       </w:r>
       <w:r>
         <w:br w:type="page"/>
@@ -5141,6 +8326,7 @@
       <w:pPr>
         <w:pStyle w:val="Normal"/>
         <w:bidi w:val="0"/>
+        <w:spacing w:before="0" w:after="0"/>
         <w:jc w:val="start"/>
         <w:rPr>
           <w:b/>
@@ -5231,7 +8417,7 @@
             <wp:extent cx="4544695" cy="2907030"/>
             <wp:effectExtent l="0" t="0" r="0" b="0"/>
             <wp:wrapSquare wrapText="largest"/>
-            <wp:docPr id="23" name="Image16" descr="" title=""/>
+            <wp:docPr id="42" name="Image16" descr="" title=""/>
             <wp:cNvGraphicFramePr>
               <a:graphicFrameLocks xmlns:a="http://schemas.openxmlformats.org/drawingml/2006/main" noChangeAspect="1"/>
             </wp:cNvGraphicFramePr>
@@ -5239,13 +8425,13 @@
               <a:graphicData uri="http://schemas.openxmlformats.org/drawingml/2006/picture">
                 <pic:pic xmlns:pic="http://schemas.openxmlformats.org/drawingml/2006/picture">
                   <pic:nvPicPr>
-                    <pic:cNvPr id="23" name="Image16" descr="" title=""/>
+                    <pic:cNvPr id="42" name="Image16" descr="" title=""/>
                     <pic:cNvPicPr>
                       <a:picLocks noChangeAspect="1" noChangeArrowheads="1"/>
                     </pic:cNvPicPr>
                   </pic:nvPicPr>
                   <pic:blipFill>
-                    <a:blip r:embed="rId17"/>
+                    <a:blip r:embed="rId28"/>
                     <a:stretch>
                       <a:fillRect/>
                     </a:stretch>
@@ -5346,7 +8532,7 @@
                 <wp:extent cx="438150" cy="540385"/>
                 <wp:effectExtent l="27305" t="27305" r="0" b="0"/>
                 <wp:wrapNone/>
-                <wp:docPr id="24" name="Horizontal line 8"/>
+                <wp:docPr id="43" name="Horizontal line 8"/>
                 <a:graphic xmlns:a="http://schemas.openxmlformats.org/drawingml/2006/main">
                   <a:graphicData uri="http://schemas.microsoft.com/office/word/2010/wordprocessingShape">
                     <wps:wsp>
@@ -5540,7 +8726,7 @@
                 <wp:extent cx="395605" cy="506730"/>
                 <wp:effectExtent l="0" t="27305" r="27305" b="0"/>
                 <wp:wrapNone/>
-                <wp:docPr id="25" name="Horizontal line 9"/>
+                <wp:docPr id="44" name="Horizontal line 9"/>
                 <a:graphic xmlns:a="http://schemas.openxmlformats.org/drawingml/2006/main">
                   <a:graphicData uri="http://schemas.microsoft.com/office/word/2010/wordprocessingShape">
                     <wps:wsp>
@@ -5698,7 +8884,7 @@
             <wp:extent cx="4612640" cy="3528695"/>
             <wp:effectExtent l="0" t="0" r="0" b="0"/>
             <wp:wrapSquare wrapText="largest"/>
-            <wp:docPr id="26" name="Image17" descr="" title=""/>
+            <wp:docPr id="45" name="Image17" descr="" title=""/>
             <wp:cNvGraphicFramePr>
               <a:graphicFrameLocks xmlns:a="http://schemas.openxmlformats.org/drawingml/2006/main" noChangeAspect="1"/>
             </wp:cNvGraphicFramePr>
@@ -5706,13 +8892,13 @@
               <a:graphicData uri="http://schemas.openxmlformats.org/drawingml/2006/picture">
                 <pic:pic xmlns:pic="http://schemas.openxmlformats.org/drawingml/2006/picture">
                   <pic:nvPicPr>
-                    <pic:cNvPr id="26" name="Image17" descr="" title=""/>
+                    <pic:cNvPr id="45" name="Image17" descr="" title=""/>
                     <pic:cNvPicPr>
                       <a:picLocks noChangeAspect="1" noChangeArrowheads="1"/>
                     </pic:cNvPicPr>
                   </pic:nvPicPr>
                   <pic:blipFill>
-                    <a:blip r:embed="rId18"/>
+                    <a:blip r:embed="rId29"/>
                     <a:stretch>
                       <a:fillRect/>
                     </a:stretch>
@@ -5796,7 +8982,7 @@
                 <wp:extent cx="395605" cy="506730"/>
                 <wp:effectExtent l="0" t="27305" r="27305" b="0"/>
                 <wp:wrapNone/>
-                <wp:docPr id="27" name="Horizontal line 10"/>
+                <wp:docPr id="46" name="Horizontal line 10"/>
                 <a:graphic xmlns:a="http://schemas.openxmlformats.org/drawingml/2006/main">
                   <a:graphicData uri="http://schemas.microsoft.com/office/word/2010/wordprocessingShape">
                     <wps:wsp>
@@ -6129,1083 +9315,6 @@
           <w:b w:val="false"/>
           <w:bCs w:val="false"/>
         </w:rPr>
-      </w:r>
-    </w:p>
-    <w:p>
-      <w:pPr>
-        <w:pStyle w:val="Normal"/>
-        <w:bidi w:val="0"/>
-        <w:jc w:val="start"/>
-        <w:rPr>
-          <w:b w:val="false"/>
-          <w:bCs w:val="false"/>
-        </w:rPr>
-      </w:pPr>
-      <w:r>
-        <w:rPr>
-          <w:b w:val="false"/>
-          <w:bCs w:val="false"/>
-        </w:rPr>
-      </w:r>
-    </w:p>
-    <w:p>
-      <w:pPr>
-        <w:pStyle w:val="Normal"/>
-        <w:bidi w:val="0"/>
-        <w:jc w:val="start"/>
-        <w:rPr>
-          <w:b/>
-          <w:bCs/>
-        </w:rPr>
-      </w:pPr>
-      <w:r>
-        <w:rPr/>
-      </w:r>
-      <w:r>
-        <w:br w:type="page"/>
-      </w:r>
-    </w:p>
-    <w:p>
-      <w:pPr>
-        <w:pStyle w:val="Normal"/>
-        <w:bidi w:val="0"/>
-        <w:jc w:val="start"/>
-        <w:rPr/>
-      </w:pPr>
-      <w:r>
-        <w:rPr>
-          <w:b/>
-          <w:bCs/>
-        </w:rPr>
-        <w:t>6. Admin</w:t>
-      </w:r>
-    </w:p>
-    <w:p>
-      <w:pPr>
-        <w:pStyle w:val="Normal"/>
-        <w:bidi w:val="0"/>
-        <w:jc w:val="start"/>
-        <w:rPr>
-          <w:b/>
-          <w:bCs/>
-        </w:rPr>
-      </w:pPr>
-      <w:r>
-        <w:rPr>
-          <w:b/>
-          <w:bCs/>
-        </w:rPr>
-      </w:r>
-    </w:p>
-    <w:p>
-      <w:pPr>
-        <w:pStyle w:val="Normal"/>
-        <w:bidi w:val="0"/>
-        <w:jc w:val="start"/>
-        <w:rPr>
-          <w:b w:val="false"/>
-          <w:bCs w:val="false"/>
-        </w:rPr>
-      </w:pPr>
-      <w:r>
-        <w:rPr>
-          <w:b w:val="false"/>
-          <w:bCs w:val="false"/>
-        </w:rPr>
-        <w:t>SILREC Admin section allows a user with role ‘Silrec Admin’ to configure various functional components of the SILREC application.</w:t>
-      </w:r>
-    </w:p>
-    <w:p>
-      <w:pPr>
-        <w:pStyle w:val="Normal"/>
-        <w:bidi w:val="0"/>
-        <w:jc w:val="start"/>
-        <w:rPr/>
-      </w:pPr>
-      <w:r>
-        <w:rPr/>
-      </w:r>
-      <w:bookmarkStart w:id="0" w:name="__RefHeading___Toc1962_522515111"/>
-      <w:bookmarkStart w:id="1" w:name="__RefHeading___Toc1962_522515111"/>
-      <w:bookmarkEnd w:id="1"/>
-    </w:p>
-    <w:p>
-      <w:pPr>
-        <w:pStyle w:val="Normal"/>
-        <w:bidi w:val="0"/>
-        <w:jc w:val="start"/>
-        <w:rPr>
-          <w:b/>
-          <w:bCs/>
-        </w:rPr>
-      </w:pPr>
-      <w:r>
-        <w:rPr>
-          <w:b/>
-          <w:bCs/>
-        </w:rPr>
-        <w:t>6.1) User Group Configuration</w:t>
-      </w:r>
-    </w:p>
-    <w:p>
-      <w:pPr>
-        <w:pStyle w:val="Normal"/>
-        <w:bidi w:val="0"/>
-        <w:jc w:val="start"/>
-        <w:rPr>
-          <w:b/>
-          <w:bCs/>
-        </w:rPr>
-      </w:pPr>
-      <w:r>
-        <w:rPr>
-          <w:b/>
-          <w:bCs/>
-        </w:rPr>
-      </w:r>
-    </w:p>
-    <w:p>
-      <w:pPr>
-        <w:pStyle w:val="Normal"/>
-        <w:bidi w:val="0"/>
-        <w:jc w:val="start"/>
-        <w:rPr/>
-      </w:pPr>
-      <w:r>
-        <w:rPr/>
-        <w:t>How to add users to groups:</w:t>
-      </w:r>
-    </w:p>
-    <w:p>
-      <w:pPr>
-        <w:pStyle w:val="Normal"/>
-        <w:bidi w:val="0"/>
-        <w:jc w:val="start"/>
-        <w:rPr/>
-      </w:pPr>
-      <w:r>
-        <w:rPr/>
-        <w:t>a. Log in to the Django Admin page, ‘Options’ → ‘Admin’ (‘Silrec Admin’ user access required).</w:t>
-      </w:r>
-    </w:p>
-    <w:p>
-      <w:pPr>
-        <w:pStyle w:val="Normal"/>
-        <w:bidi w:val="0"/>
-        <w:jc w:val="start"/>
-        <w:rPr/>
-      </w:pPr>
-      <w:r>
-        <w:rPr/>
-        <w:drawing>
-          <wp:anchor behindDoc="0" distT="0" distB="0" distL="0" distR="0" simplePos="0" locked="0" layoutInCell="0" allowOverlap="1" relativeHeight="30">
-            <wp:simplePos x="0" y="0"/>
-            <wp:positionH relativeFrom="column">
-              <wp:posOffset>844550</wp:posOffset>
-            </wp:positionH>
-            <wp:positionV relativeFrom="paragraph">
-              <wp:posOffset>133350</wp:posOffset>
-            </wp:positionV>
-            <wp:extent cx="4431030" cy="1066800"/>
-            <wp:effectExtent l="0" t="0" r="0" b="0"/>
-            <wp:wrapSquare wrapText="largest"/>
-            <wp:docPr id="28" name="Image18 Copy 1" descr="" title=""/>
-            <wp:cNvGraphicFramePr>
-              <a:graphicFrameLocks xmlns:a="http://schemas.openxmlformats.org/drawingml/2006/main" noChangeAspect="1"/>
-            </wp:cNvGraphicFramePr>
-            <a:graphic xmlns:a="http://schemas.openxmlformats.org/drawingml/2006/main">
-              <a:graphicData uri="http://schemas.openxmlformats.org/drawingml/2006/picture">
-                <pic:pic xmlns:pic="http://schemas.openxmlformats.org/drawingml/2006/picture">
-                  <pic:nvPicPr>
-                    <pic:cNvPr id="28" name="Image18 Copy 1" descr="" title=""/>
-                    <pic:cNvPicPr>
-                      <a:picLocks noChangeAspect="1" noChangeArrowheads="1"/>
-                    </pic:cNvPicPr>
-                  </pic:nvPicPr>
-                  <pic:blipFill>
-                    <a:blip r:embed="rId19"/>
-                    <a:stretch>
-                      <a:fillRect/>
-                    </a:stretch>
-                  </pic:blipFill>
-                  <pic:spPr bwMode="auto">
-                    <a:xfrm>
-                      <a:off x="0" y="0"/>
-                      <a:ext cx="4431030" cy="1066800"/>
-                    </a:xfrm>
-                    <a:prstGeom prst="rect">
-                      <a:avLst/>
-                    </a:prstGeom>
-                  </pic:spPr>
-                </pic:pic>
-              </a:graphicData>
-            </a:graphic>
-          </wp:anchor>
-        </w:drawing>
-      </w:r>
-    </w:p>
-    <w:p>
-      <w:pPr>
-        <w:pStyle w:val="Normal"/>
-        <w:bidi w:val="0"/>
-        <w:jc w:val="start"/>
-        <w:rPr/>
-      </w:pPr>
-      <w:r>
-        <w:rPr/>
-      </w:r>
-    </w:p>
-    <w:p>
-      <w:pPr>
-        <w:pStyle w:val="Normal"/>
-        <w:bidi w:val="0"/>
-        <w:jc w:val="start"/>
-        <w:rPr/>
-      </w:pPr>
-      <w:r>
-        <w:rPr/>
-      </w:r>
-    </w:p>
-    <w:p>
-      <w:pPr>
-        <w:pStyle w:val="Normal"/>
-        <w:bidi w:val="0"/>
-        <w:jc w:val="start"/>
-        <w:rPr/>
-      </w:pPr>
-      <w:r>
-        <w:rPr/>
-        <mc:AlternateContent>
-          <mc:Choice Requires="wps">
-            <w:drawing>
-              <wp:anchor behindDoc="0" distT="27305" distB="35560" distL="0" distR="27305" simplePos="0" locked="0" layoutInCell="1" allowOverlap="1" relativeHeight="31">
-                <wp:simplePos x="0" y="0"/>
-                <wp:positionH relativeFrom="column">
-                  <wp:posOffset>4878705</wp:posOffset>
-                </wp:positionH>
-                <wp:positionV relativeFrom="paragraph">
-                  <wp:posOffset>22860</wp:posOffset>
-                </wp:positionV>
-                <wp:extent cx="695960" cy="174625"/>
-                <wp:effectExtent l="0" t="27305" r="27305" b="35560"/>
-                <wp:wrapNone/>
-                <wp:docPr id="29" name="Horizontal line 12"/>
-                <a:graphic xmlns:a="http://schemas.openxmlformats.org/drawingml/2006/main">
-                  <a:graphicData uri="http://schemas.microsoft.com/office/word/2010/wordprocessingShape">
-                    <wps:wsp>
-                      <wps:cNvSpPr/>
-                      <wps:spPr>
-                        <a:xfrm flipH="1">
-                          <a:off x="0" y="0"/>
-                          <a:ext cx="695880" cy="174600"/>
-                        </a:xfrm>
-                        <a:prstGeom prst="line">
-                          <a:avLst/>
-                        </a:prstGeom>
-                        <a:ln w="54720">
-                          <a:solidFill>
-                            <a:srgbClr val="ff0000"/>
-                          </a:solidFill>
-                          <a:round/>
-                          <a:tailEnd len="med" type="triangle" w="med"/>
-                        </a:ln>
-                      </wps:spPr>
-                      <wps:style>
-                        <a:lnRef idx="0"/>
-                        <a:fillRef idx="0"/>
-                        <a:effectRef idx="0"/>
-                        <a:fontRef idx="minor"/>
-                      </wps:style>
-                      <wps:bodyPr/>
-                    </wps:wsp>
-                  </a:graphicData>
-                </a:graphic>
-              </wp:anchor>
-            </w:drawing>
-          </mc:Choice>
-          <mc:Fallback>
-            <w:pict>
-              <v:line id="shape_0" from="384.15pt,1.8pt" to="438.9pt,15.5pt" ID="Horizontal line 12" stroked="t" o:allowincell="f" style="position:absolute;flip:x">
-                <v:stroke color="red" weight="54720" endarrow="block" endarrowwidth="medium" endarrowlength="medium" joinstyle="round" endcap="flat"/>
-                <v:fill o:detectmouseclick="t" on="false"/>
-                <w10:wrap type="none"/>
-              </v:line>
-            </w:pict>
-          </mc:Fallback>
-        </mc:AlternateContent>
-      </w:r>
-    </w:p>
-    <w:p>
-      <w:pPr>
-        <w:pStyle w:val="Normal"/>
-        <w:bidi w:val="0"/>
-        <w:jc w:val="start"/>
-        <w:rPr/>
-      </w:pPr>
-      <w:r>
-        <w:rPr/>
-      </w:r>
-    </w:p>
-    <w:p>
-      <w:pPr>
-        <w:pStyle w:val="Normal"/>
-        <w:bidi w:val="0"/>
-        <w:jc w:val="start"/>
-        <w:rPr/>
-      </w:pPr>
-      <w:r>
-        <w:rPr/>
-      </w:r>
-    </w:p>
-    <w:p>
-      <w:pPr>
-        <w:pStyle w:val="Normal"/>
-        <w:bidi w:val="0"/>
-        <w:jc w:val="start"/>
-        <w:rPr/>
-      </w:pPr>
-      <w:r>
-        <w:rPr/>
-      </w:r>
-    </w:p>
-    <w:p>
-      <w:pPr>
-        <w:pStyle w:val="Normal"/>
-        <w:bidi w:val="0"/>
-        <w:jc w:val="start"/>
-        <w:rPr/>
-      </w:pPr>
-      <w:r>
-        <w:rPr/>
-      </w:r>
-    </w:p>
-    <w:p>
-      <w:pPr>
-        <w:pStyle w:val="Normal"/>
-        <w:bidi w:val="0"/>
-        <w:jc w:val="start"/>
-        <w:rPr/>
-      </w:pPr>
-      <w:r>
-        <w:rPr/>
-        <w:t xml:space="preserve">b. Go to </w:t>
-      </w:r>
-      <w:r>
-        <w:rPr>
-          <w:b/>
-        </w:rPr>
-        <w:t>Authentication and Authorization &gt; Users</w:t>
-      </w:r>
-      <w:r>
-        <w:rPr/>
-        <w:t>.</w:t>
-      </w:r>
-    </w:p>
-    <w:p>
-      <w:pPr>
-        <w:pStyle w:val="Normal"/>
-        <w:bidi w:val="0"/>
-        <w:jc w:val="start"/>
-        <w:rPr/>
-      </w:pPr>
-      <w:r>
-        <w:rPr/>
-        <w:drawing>
-          <wp:anchor behindDoc="0" distT="0" distB="0" distL="0" distR="0" simplePos="0" locked="0" layoutInCell="0" allowOverlap="1" relativeHeight="32">
-            <wp:simplePos x="0" y="0"/>
-            <wp:positionH relativeFrom="column">
-              <wp:posOffset>791845</wp:posOffset>
-            </wp:positionH>
-            <wp:positionV relativeFrom="paragraph">
-              <wp:posOffset>128905</wp:posOffset>
-            </wp:positionV>
-            <wp:extent cx="4536440" cy="1057910"/>
-            <wp:effectExtent l="0" t="0" r="0" b="0"/>
-            <wp:wrapSquare wrapText="largest"/>
-            <wp:docPr id="30" name="Image19" descr="" title=""/>
-            <wp:cNvGraphicFramePr>
-              <a:graphicFrameLocks xmlns:a="http://schemas.openxmlformats.org/drawingml/2006/main" noChangeAspect="1"/>
-            </wp:cNvGraphicFramePr>
-            <a:graphic xmlns:a="http://schemas.openxmlformats.org/drawingml/2006/main">
-              <a:graphicData uri="http://schemas.openxmlformats.org/drawingml/2006/picture">
-                <pic:pic xmlns:pic="http://schemas.openxmlformats.org/drawingml/2006/picture">
-                  <pic:nvPicPr>
-                    <pic:cNvPr id="30" name="Image19" descr="" title=""/>
-                    <pic:cNvPicPr>
-                      <a:picLocks noChangeAspect="1" noChangeArrowheads="1"/>
-                    </pic:cNvPicPr>
-                  </pic:nvPicPr>
-                  <pic:blipFill>
-                    <a:blip r:embed="rId20"/>
-                    <a:stretch>
-                      <a:fillRect/>
-                    </a:stretch>
-                  </pic:blipFill>
-                  <pic:spPr bwMode="auto">
-                    <a:xfrm>
-                      <a:off x="0" y="0"/>
-                      <a:ext cx="4536440" cy="1057910"/>
-                    </a:xfrm>
-                    <a:prstGeom prst="rect">
-                      <a:avLst/>
-                    </a:prstGeom>
-                  </pic:spPr>
-                </pic:pic>
-              </a:graphicData>
-            </a:graphic>
-          </wp:anchor>
-        </w:drawing>
-      </w:r>
-    </w:p>
-    <w:p>
-      <w:pPr>
-        <w:pStyle w:val="Normal"/>
-        <w:bidi w:val="0"/>
-        <w:jc w:val="start"/>
-        <w:rPr/>
-      </w:pPr>
-      <w:r>
-        <w:rPr/>
-      </w:r>
-    </w:p>
-    <w:p>
-      <w:pPr>
-        <w:pStyle w:val="Normal"/>
-        <w:bidi w:val="0"/>
-        <w:jc w:val="start"/>
-        <w:rPr/>
-      </w:pPr>
-      <w:r>
-        <w:rPr/>
-      </w:r>
-    </w:p>
-    <w:p>
-      <w:pPr>
-        <w:pStyle w:val="Normal"/>
-        <w:bidi w:val="0"/>
-        <w:jc w:val="start"/>
-        <w:rPr/>
-      </w:pPr>
-      <w:r>
-        <w:rPr/>
-      </w:r>
-    </w:p>
-    <w:p>
-      <w:pPr>
-        <w:pStyle w:val="Normal"/>
-        <w:bidi w:val="0"/>
-        <w:jc w:val="start"/>
-        <w:rPr/>
-      </w:pPr>
-      <w:r>
-        <w:rPr/>
-        <mc:AlternateContent>
-          <mc:Choice Requires="wps">
-            <w:drawing>
-              <wp:anchor behindDoc="0" distT="27305" distB="35560" distL="0" distR="27305" simplePos="0" locked="0" layoutInCell="1" allowOverlap="1" relativeHeight="33">
-                <wp:simplePos x="0" y="0"/>
-                <wp:positionH relativeFrom="column">
-                  <wp:posOffset>2611755</wp:posOffset>
-                </wp:positionH>
-                <wp:positionV relativeFrom="paragraph">
-                  <wp:posOffset>170180</wp:posOffset>
-                </wp:positionV>
-                <wp:extent cx="695960" cy="174625"/>
-                <wp:effectExtent l="0" t="27305" r="27305" b="35560"/>
-                <wp:wrapNone/>
-                <wp:docPr id="31" name="Horizontal line 11"/>
-                <a:graphic xmlns:a="http://schemas.openxmlformats.org/drawingml/2006/main">
-                  <a:graphicData uri="http://schemas.microsoft.com/office/word/2010/wordprocessingShape">
-                    <wps:wsp>
-                      <wps:cNvSpPr/>
-                      <wps:spPr>
-                        <a:xfrm flipH="1">
-                          <a:off x="0" y="0"/>
-                          <a:ext cx="695880" cy="174600"/>
-                        </a:xfrm>
-                        <a:prstGeom prst="line">
-                          <a:avLst/>
-                        </a:prstGeom>
-                        <a:ln w="54720">
-                          <a:solidFill>
-                            <a:srgbClr val="ff0000"/>
-                          </a:solidFill>
-                          <a:round/>
-                          <a:tailEnd len="med" type="triangle" w="med"/>
-                        </a:ln>
-                      </wps:spPr>
-                      <wps:style>
-                        <a:lnRef idx="0"/>
-                        <a:fillRef idx="0"/>
-                        <a:effectRef idx="0"/>
-                        <a:fontRef idx="minor"/>
-                      </wps:style>
-                      <wps:bodyPr/>
-                    </wps:wsp>
-                  </a:graphicData>
-                </a:graphic>
-              </wp:anchor>
-            </w:drawing>
-          </mc:Choice>
-          <mc:Fallback>
-            <w:pict>
-              <v:line id="shape_0" from="205.65pt,13.4pt" to="260.4pt,27.1pt" ID="Horizontal line 11" stroked="t" o:allowincell="f" style="position:absolute;flip:x">
-                <v:stroke color="red" weight="54720" endarrow="block" endarrowwidth="medium" endarrowlength="medium" joinstyle="round" endcap="flat"/>
-                <v:fill o:detectmouseclick="t" on="false"/>
-                <w10:wrap type="none"/>
-              </v:line>
-            </w:pict>
-          </mc:Fallback>
-        </mc:AlternateContent>
-      </w:r>
-    </w:p>
-    <w:p>
-      <w:pPr>
-        <w:pStyle w:val="Normal"/>
-        <w:bidi w:val="0"/>
-        <w:jc w:val="start"/>
-        <w:rPr/>
-      </w:pPr>
-      <w:r>
-        <w:rPr/>
-      </w:r>
-    </w:p>
-    <w:p>
-      <w:pPr>
-        <w:pStyle w:val="Normal"/>
-        <w:bidi w:val="0"/>
-        <w:jc w:val="start"/>
-        <w:rPr/>
-      </w:pPr>
-      <w:r>
-        <w:rPr/>
-      </w:r>
-    </w:p>
-    <w:p>
-      <w:pPr>
-        <w:pStyle w:val="Normal"/>
-        <w:bidi w:val="0"/>
-        <w:jc w:val="start"/>
-        <w:rPr/>
-      </w:pPr>
-      <w:r>
-        <w:rPr/>
-      </w:r>
-    </w:p>
-    <w:p>
-      <w:pPr>
-        <w:pStyle w:val="Normal"/>
-        <w:bidi w:val="0"/>
-        <w:jc w:val="start"/>
-        <w:rPr/>
-      </w:pPr>
-      <w:r>
-        <w:rPr/>
-      </w:r>
-    </w:p>
-    <w:p>
-      <w:pPr>
-        <w:pStyle w:val="Normal"/>
-        <w:bidi w:val="0"/>
-        <w:jc w:val="start"/>
-        <w:rPr/>
-      </w:pPr>
-      <w:r>
-        <w:rPr/>
-      </w:r>
-    </w:p>
-    <w:p>
-      <w:pPr>
-        <w:pStyle w:val="Normal"/>
-        <w:bidi w:val="0"/>
-        <w:jc w:val="start"/>
-        <w:rPr/>
-      </w:pPr>
-      <w:r>
-        <w:rPr/>
-        <w:t xml:space="preserve">c. Select the </w:t>
-      </w:r>
-      <w:r>
-        <w:rPr>
-          <w:b/>
-          <w:bCs/>
-        </w:rPr>
-        <w:t>user</w:t>
-      </w:r>
-      <w:r>
-        <w:rPr/>
-        <w:t xml:space="preserve"> you want to configure.</w:t>
-      </w:r>
-    </w:p>
-    <w:p>
-      <w:pPr>
-        <w:pStyle w:val="Normal"/>
-        <w:bidi w:val="0"/>
-        <w:jc w:val="start"/>
-        <w:rPr/>
-      </w:pPr>
-      <w:r>
-        <w:rPr/>
-        <w:drawing>
-          <wp:anchor behindDoc="0" distT="0" distB="0" distL="0" distR="0" simplePos="0" locked="0" layoutInCell="0" allowOverlap="1" relativeHeight="34">
-            <wp:simplePos x="0" y="0"/>
-            <wp:positionH relativeFrom="column">
-              <wp:posOffset>759460</wp:posOffset>
-            </wp:positionH>
-            <wp:positionV relativeFrom="paragraph">
-              <wp:posOffset>149225</wp:posOffset>
-            </wp:positionV>
-            <wp:extent cx="4601210" cy="873125"/>
-            <wp:effectExtent l="0" t="0" r="0" b="0"/>
-            <wp:wrapSquare wrapText="largest"/>
-            <wp:docPr id="32" name="Image20" descr="" title=""/>
-            <wp:cNvGraphicFramePr>
-              <a:graphicFrameLocks xmlns:a="http://schemas.openxmlformats.org/drawingml/2006/main" noChangeAspect="1"/>
-            </wp:cNvGraphicFramePr>
-            <a:graphic xmlns:a="http://schemas.openxmlformats.org/drawingml/2006/main">
-              <a:graphicData uri="http://schemas.openxmlformats.org/drawingml/2006/picture">
-                <pic:pic xmlns:pic="http://schemas.openxmlformats.org/drawingml/2006/picture">
-                  <pic:nvPicPr>
-                    <pic:cNvPr id="32" name="Image20" descr="" title=""/>
-                    <pic:cNvPicPr>
-                      <a:picLocks noChangeAspect="1" noChangeArrowheads="1"/>
-                    </pic:cNvPicPr>
-                  </pic:nvPicPr>
-                  <pic:blipFill>
-                    <a:blip r:embed="rId21"/>
-                    <a:stretch>
-                      <a:fillRect/>
-                    </a:stretch>
-                  </pic:blipFill>
-                  <pic:spPr bwMode="auto">
-                    <a:xfrm>
-                      <a:off x="0" y="0"/>
-                      <a:ext cx="4601210" cy="873125"/>
-                    </a:xfrm>
-                    <a:prstGeom prst="rect">
-                      <a:avLst/>
-                    </a:prstGeom>
-                  </pic:spPr>
-                </pic:pic>
-              </a:graphicData>
-            </a:graphic>
-          </wp:anchor>
-        </w:drawing>
-      </w:r>
-    </w:p>
-    <w:p>
-      <w:pPr>
-        <w:pStyle w:val="Normal"/>
-        <w:bidi w:val="0"/>
-        <w:jc w:val="start"/>
-        <w:rPr/>
-      </w:pPr>
-      <w:r>
-        <w:rPr/>
-      </w:r>
-    </w:p>
-    <w:p>
-      <w:pPr>
-        <w:pStyle w:val="Normal"/>
-        <w:bidi w:val="0"/>
-        <w:jc w:val="start"/>
-        <w:rPr/>
-      </w:pPr>
-      <w:r>
-        <w:rPr/>
-        <mc:AlternateContent>
-          <mc:Choice Requires="wps">
-            <w:drawing>
-              <wp:anchor behindDoc="0" distT="27305" distB="0" distL="27305" distR="0" simplePos="0" locked="0" layoutInCell="1" allowOverlap="1" relativeHeight="35">
-                <wp:simplePos x="0" y="0"/>
-                <wp:positionH relativeFrom="column">
-                  <wp:posOffset>450215</wp:posOffset>
-                </wp:positionH>
-                <wp:positionV relativeFrom="paragraph">
-                  <wp:posOffset>29845</wp:posOffset>
-                </wp:positionV>
-                <wp:extent cx="489585" cy="414020"/>
-                <wp:effectExtent l="27305" t="27305" r="0" b="0"/>
-                <wp:wrapNone/>
-                <wp:docPr id="33" name="Horizontal line 13"/>
-                <a:graphic xmlns:a="http://schemas.openxmlformats.org/drawingml/2006/main">
-                  <a:graphicData uri="http://schemas.microsoft.com/office/word/2010/wordprocessingShape">
-                    <wps:wsp>
-                      <wps:cNvSpPr/>
-                      <wps:spPr>
-                        <a:xfrm>
-                          <a:off x="0" y="0"/>
-                          <a:ext cx="489600" cy="414000"/>
-                        </a:xfrm>
-                        <a:prstGeom prst="line">
-                          <a:avLst/>
-                        </a:prstGeom>
-                        <a:ln w="54720">
-                          <a:solidFill>
-                            <a:srgbClr val="ff0000"/>
-                          </a:solidFill>
-                          <a:round/>
-                          <a:tailEnd len="med" type="triangle" w="med"/>
-                        </a:ln>
-                      </wps:spPr>
-                      <wps:style>
-                        <a:lnRef idx="0"/>
-                        <a:fillRef idx="0"/>
-                        <a:effectRef idx="0"/>
-                        <a:fontRef idx="minor"/>
-                      </wps:style>
-                      <wps:bodyPr/>
-                    </wps:wsp>
-                  </a:graphicData>
-                </a:graphic>
-              </wp:anchor>
-            </w:drawing>
-          </mc:Choice>
-          <mc:Fallback>
-            <w:pict>
-              <v:line id="shape_0" from="35.45pt,2.35pt" to="73.95pt,34.9pt" ID="Horizontal line 13" stroked="t" o:allowincell="f" style="position:absolute">
-                <v:stroke color="red" weight="54720" endarrow="block" endarrowwidth="medium" endarrowlength="medium" joinstyle="round" endcap="flat"/>
-                <v:fill o:detectmouseclick="t" on="false"/>
-                <w10:wrap type="none"/>
-              </v:line>
-            </w:pict>
-          </mc:Fallback>
-        </mc:AlternateContent>
-      </w:r>
-    </w:p>
-    <w:p>
-      <w:pPr>
-        <w:pStyle w:val="Normal"/>
-        <w:bidi w:val="0"/>
-        <w:jc w:val="start"/>
-        <w:rPr/>
-      </w:pPr>
-      <w:r>
-        <w:rPr/>
-      </w:r>
-    </w:p>
-    <w:p>
-      <w:pPr>
-        <w:pStyle w:val="Normal"/>
-        <w:bidi w:val="0"/>
-        <w:jc w:val="start"/>
-        <w:rPr/>
-      </w:pPr>
-      <w:r>
-        <w:rPr/>
-      </w:r>
-    </w:p>
-    <w:p>
-      <w:pPr>
-        <w:pStyle w:val="Normal"/>
-        <w:bidi w:val="0"/>
-        <w:jc w:val="start"/>
-        <w:rPr/>
-      </w:pPr>
-      <w:r>
-        <w:rPr/>
-      </w:r>
-    </w:p>
-    <w:p>
-      <w:pPr>
-        <w:pStyle w:val="Normal"/>
-        <w:bidi w:val="0"/>
-        <w:jc w:val="start"/>
-        <w:rPr/>
-      </w:pPr>
-      <w:r>
-        <w:rPr/>
-      </w:r>
-    </w:p>
-    <w:p>
-      <w:pPr>
-        <w:pStyle w:val="Normal"/>
-        <w:bidi w:val="0"/>
-        <w:jc w:val="start"/>
-        <w:rPr/>
-      </w:pPr>
-      <w:r>
-        <w:rPr/>
-        <w:t xml:space="preserve">d. Under </w:t>
-      </w:r>
-      <w:r>
-        <w:rPr>
-          <w:b/>
-        </w:rPr>
-        <w:t>Groups</w:t>
-      </w:r>
-      <w:r>
-        <w:rPr/>
-        <w:t>, select one of: `User`, `Operator`, `Reviewer`, `Silrec Admin`.</w:t>
-      </w:r>
-    </w:p>
-    <w:p>
-      <w:pPr>
-        <w:pStyle w:val="Normal"/>
-        <w:bidi w:val="0"/>
-        <w:jc w:val="start"/>
-        <w:rPr/>
-      </w:pPr>
-      <w:r>
-        <w:rPr/>
-        <w:drawing>
-          <wp:anchor behindDoc="0" distT="0" distB="0" distL="0" distR="0" simplePos="0" locked="0" layoutInCell="0" allowOverlap="1" relativeHeight="29">
-            <wp:simplePos x="0" y="0"/>
-            <wp:positionH relativeFrom="column">
-              <wp:posOffset>788035</wp:posOffset>
-            </wp:positionH>
-            <wp:positionV relativeFrom="paragraph">
-              <wp:posOffset>137795</wp:posOffset>
-            </wp:positionV>
-            <wp:extent cx="4491990" cy="1217930"/>
-            <wp:effectExtent l="0" t="0" r="0" b="0"/>
-            <wp:wrapSquare wrapText="largest"/>
-            <wp:docPr id="34" name="Image2 Copy 1" descr="" title=""/>
-            <wp:cNvGraphicFramePr>
-              <a:graphicFrameLocks xmlns:a="http://schemas.openxmlformats.org/drawingml/2006/main" noChangeAspect="1"/>
-            </wp:cNvGraphicFramePr>
-            <a:graphic xmlns:a="http://schemas.openxmlformats.org/drawingml/2006/main">
-              <a:graphicData uri="http://schemas.openxmlformats.org/drawingml/2006/picture">
-                <pic:pic xmlns:pic="http://schemas.openxmlformats.org/drawingml/2006/picture">
-                  <pic:nvPicPr>
-                    <pic:cNvPr id="34" name="Image2 Copy 1" descr="" title=""/>
-                    <pic:cNvPicPr>
-                      <a:picLocks noChangeAspect="1" noChangeArrowheads="1"/>
-                    </pic:cNvPicPr>
-                  </pic:nvPicPr>
-                  <pic:blipFill>
-                    <a:blip r:embed="rId22"/>
-                    <a:stretch>
-                      <a:fillRect/>
-                    </a:stretch>
-                  </pic:blipFill>
-                  <pic:spPr bwMode="auto">
-                    <a:xfrm>
-                      <a:off x="0" y="0"/>
-                      <a:ext cx="4491990" cy="1217930"/>
-                    </a:xfrm>
-                    <a:prstGeom prst="rect">
-                      <a:avLst/>
-                    </a:prstGeom>
-                  </pic:spPr>
-                </pic:pic>
-              </a:graphicData>
-            </a:graphic>
-          </wp:anchor>
-        </w:drawing>
-      </w:r>
-    </w:p>
-    <w:p>
-      <w:pPr>
-        <w:pStyle w:val="Normal"/>
-        <w:bidi w:val="0"/>
-        <w:jc w:val="start"/>
-        <w:rPr/>
-      </w:pPr>
-      <w:r>
-        <w:rPr/>
-      </w:r>
-    </w:p>
-    <w:p>
-      <w:pPr>
-        <w:pStyle w:val="Normal"/>
-        <w:bidi w:val="0"/>
-        <w:jc w:val="start"/>
-        <w:rPr/>
-      </w:pPr>
-      <w:r>
-        <w:rPr/>
-      </w:r>
-    </w:p>
-    <w:p>
-      <w:pPr>
-        <w:pStyle w:val="Normal"/>
-        <w:bidi w:val="0"/>
-        <w:jc w:val="start"/>
-        <w:rPr/>
-      </w:pPr>
-      <w:r>
-        <w:rPr/>
-      </w:r>
-    </w:p>
-    <w:p>
-      <w:pPr>
-        <w:pStyle w:val="Normal"/>
-        <w:bidi w:val="0"/>
-        <w:jc w:val="center"/>
-        <w:rPr>
-          <w:i/>
-          <w:i/>
-          <w:color w:val="6C757D"/>
-          <w:sz w:val="20"/>
-        </w:rPr>
-      </w:pPr>
-      <w:r>
-        <w:rPr>
-          <w:i/>
-          <w:color w:val="6C757D"/>
-          <w:sz w:val="20"/>
-        </w:rPr>
-      </w:r>
-    </w:p>
-    <w:p>
-      <w:pPr>
-        <w:pStyle w:val="Normal"/>
-        <w:bidi w:val="0"/>
-        <w:jc w:val="center"/>
-        <w:rPr>
-          <w:b w:val="false"/>
-          <w:bCs w:val="false"/>
-          <w:i/>
-          <w:i/>
-          <w:color w:val="6C757D"/>
-          <w:sz w:val="20"/>
-        </w:rPr>
-      </w:pPr>
-      <w:r>
-        <w:rPr>
-          <w:b w:val="false"/>
-          <w:bCs w:val="false"/>
-          <w:i/>
-          <w:color w:val="6C757D"/>
-          <w:sz w:val="20"/>
-        </w:rPr>
-      </w:r>
-    </w:p>
-    <w:p>
-      <w:pPr>
-        <w:pStyle w:val="Normal"/>
-        <w:bidi w:val="0"/>
-        <w:jc w:val="start"/>
-        <w:rPr>
-          <w:b w:val="false"/>
-          <w:bCs w:val="false"/>
-        </w:rPr>
-      </w:pPr>
-      <w:r>
-        <w:rPr>
-          <w:b w:val="false"/>
-          <w:bCs w:val="false"/>
-        </w:rPr>
-      </w:r>
-    </w:p>
-    <w:p>
-      <w:pPr>
-        <w:pStyle w:val="Normal"/>
-        <w:bidi w:val="0"/>
-        <w:jc w:val="start"/>
-        <w:rPr>
-          <w:b w:val="false"/>
-          <w:bCs w:val="false"/>
-        </w:rPr>
-      </w:pPr>
-      <w:r>
-        <w:rPr>
-          <w:b w:val="false"/>
-          <w:bCs w:val="false"/>
-        </w:rPr>
-      </w:r>
-    </w:p>
-    <w:p>
-      <w:pPr>
-        <w:pStyle w:val="Normal"/>
-        <w:bidi w:val="0"/>
-        <w:jc w:val="start"/>
-        <w:rPr/>
-      </w:pPr>
-      <w:r>
-        <w:rPr/>
-      </w:r>
-    </w:p>
-    <w:p>
-      <w:pPr>
-        <w:pStyle w:val="Normal"/>
-        <w:bidi w:val="0"/>
-        <w:jc w:val="start"/>
-        <w:rPr/>
-      </w:pPr>
-      <w:r>
-        <w:rPr/>
-        <w:t xml:space="preserve">e. </w:t>
-      </w:r>
-      <w:r>
-        <w:rPr>
-          <w:b/>
-          <w:bCs/>
-        </w:rPr>
-        <w:t>Save</w:t>
-      </w:r>
-      <w:r>
-        <w:rPr/>
-        <w:t xml:space="preserve"> the user.</w:t>
-      </w:r>
-    </w:p>
-    <w:p>
-      <w:pPr>
-        <w:pStyle w:val="Normal"/>
-        <w:bidi w:val="0"/>
-        <w:jc w:val="start"/>
-        <w:rPr/>
-      </w:pPr>
-      <w:r>
-        <w:rPr/>
-        <w:drawing>
-          <wp:anchor behindDoc="0" distT="0" distB="0" distL="0" distR="0" simplePos="0" locked="0" layoutInCell="0" allowOverlap="1" relativeHeight="36">
-            <wp:simplePos x="0" y="0"/>
-            <wp:positionH relativeFrom="column">
-              <wp:posOffset>0</wp:posOffset>
-            </wp:positionH>
-            <wp:positionV relativeFrom="paragraph">
-              <wp:posOffset>38100</wp:posOffset>
-            </wp:positionV>
-            <wp:extent cx="6120130" cy="259080"/>
-            <wp:effectExtent l="0" t="0" r="0" b="0"/>
-            <wp:wrapSquare wrapText="largest"/>
-            <wp:docPr id="35" name="Image21" descr="" title=""/>
-            <wp:cNvGraphicFramePr>
-              <a:graphicFrameLocks xmlns:a="http://schemas.openxmlformats.org/drawingml/2006/main" noChangeAspect="1"/>
-            </wp:cNvGraphicFramePr>
-            <a:graphic xmlns:a="http://schemas.openxmlformats.org/drawingml/2006/main">
-              <a:graphicData uri="http://schemas.openxmlformats.org/drawingml/2006/picture">
-                <pic:pic xmlns:pic="http://schemas.openxmlformats.org/drawingml/2006/picture">
-                  <pic:nvPicPr>
-                    <pic:cNvPr id="35" name="Image21" descr="" title=""/>
-                    <pic:cNvPicPr>
-                      <a:picLocks noChangeAspect="1" noChangeArrowheads="1"/>
-                    </pic:cNvPicPr>
-                  </pic:nvPicPr>
-                  <pic:blipFill>
-                    <a:blip r:embed="rId23"/>
-                    <a:stretch>
-                      <a:fillRect/>
-                    </a:stretch>
-                  </pic:blipFill>
-                  <pic:spPr bwMode="auto">
-                    <a:xfrm>
-                      <a:off x="0" y="0"/>
-                      <a:ext cx="6120130" cy="259080"/>
-                    </a:xfrm>
-                    <a:prstGeom prst="rect">
-                      <a:avLst/>
-                    </a:prstGeom>
-                  </pic:spPr>
-                </pic:pic>
-              </a:graphicData>
-            </a:graphic>
-          </wp:anchor>
-        </w:drawing>
-      </w:r>
-    </w:p>
-    <w:p>
-      <w:pPr>
-        <w:pStyle w:val="Normal"/>
-        <w:bidi w:val="0"/>
-        <w:jc w:val="start"/>
-        <w:rPr/>
-      </w:pPr>
-      <w:r>
-        <w:rPr/>
-        <w:t>**Note:** A user can belong to multiple groups. For example, an Operator who also reviews can be assigned both `Operator` and `Reviewer`.</w:t>
       </w:r>
     </w:p>
     <w:p>
@@ -7689,6 +9798,13 @@
     <w:qFormat/>
     <w:rPr>
       <w:rFonts w:ascii="OpenSymbol" w:hAnsi="OpenSymbol" w:eastAsia="OpenSymbol" w:cs="OpenSymbol"/>
+    </w:rPr>
+  </w:style>
+  <w:style w:type="character" w:styleId="Hyperlink">
+    <w:name w:val="Hyperlink"/>
+    <w:rPr>
+      <w:color w:val="000080"/>
+      <w:u w:val="single"/>
     </w:rPr>
   </w:style>
   <w:style w:type="paragraph" w:styleId="Heading">

--- a/silrec/templates/docs/silrec_demo.docx
+++ b/silrec/templates/docs/silrec_demo.docx
@@ -16,16 +16,8 @@
           <w:sz w:val="28"/>
           <w:szCs w:val="28"/>
         </w:rPr>
-        <w:t>SILREC User Guide</w:t>
-      </w:r>
-    </w:p>
-    <w:p>
-      <w:pPr>
-        <w:pStyle w:val="Normal"/>
-        <w:bidi w:val="0"/>
-        <w:jc w:val="center"/>
-        <w:rPr/>
-      </w:pPr>
+        <w:t xml:space="preserve">SILREC </w:t>
+      </w:r>
       <w:r>
         <w:rPr>
           <w:b/>
@@ -33,7 +25,32 @@
           <w:sz w:val="28"/>
           <w:szCs w:val="28"/>
         </w:rPr>
-        <w:t>(Demo)</w:t>
+        <w:t>Demo</w:t>
+      </w:r>
+      <w:r>
+        <w:rPr>
+          <w:b/>
+          <w:bCs/>
+          <w:sz w:val="28"/>
+          <w:szCs w:val="28"/>
+        </w:rPr>
+        <w:t xml:space="preserve"> Guide</w:t>
+      </w:r>
+    </w:p>
+    <w:p>
+      <w:pPr>
+        <w:pStyle w:val="Normal"/>
+        <w:bidi w:val="0"/>
+        <w:jc w:val="center"/>
+        <w:rPr>
+          <w:b/>
+          <w:bCs/>
+          <w:sz w:val="28"/>
+          <w:szCs w:val="28"/>
+        </w:rPr>
+      </w:pPr>
+      <w:r>
+        <w:rPr/>
       </w:r>
     </w:p>
     <w:p>
@@ -142,14 +159,7 @@
           <w:b w:val="false"/>
           <w:bCs w:val="false"/>
         </w:rPr>
-        <w:t xml:space="preserve">1.1 </w:t>
-      </w:r>
-      <w:r>
-        <w:rPr>
-          <w:b w:val="false"/>
-          <w:bCs w:val="false"/>
-        </w:rPr>
-        <w:t>No User</w:t>
+        <w:t>1.1 No User</w:t>
       </w:r>
     </w:p>
     <w:p>
@@ -172,14 +182,7 @@
           <w:b w:val="false"/>
           <w:bCs w:val="false"/>
         </w:rPr>
-        <w:t>1.</w:t>
-      </w:r>
-      <w:r>
-        <w:rPr>
-          <w:b w:val="false"/>
-          <w:bCs w:val="false"/>
-        </w:rPr>
-        <w:t>2 User</w:t>
+        <w:t>1.2 User</w:t>
       </w:r>
     </w:p>
     <w:p>
@@ -347,38 +350,44 @@
         </w:rPr>
       </w:pPr>
       <w:r>
-        <w:rPr/>
-      </w:r>
-    </w:p>
-    <w:p>
-      <w:pPr>
-        <w:pStyle w:val="Normal"/>
-        <w:bidi w:val="0"/>
-        <w:jc w:val="start"/>
-        <w:rPr>
-          <w:b w:val="false"/>
-          <w:bCs w:val="false"/>
-        </w:rPr>
-      </w:pPr>
-      <w:r>
-        <w:rPr>
-          <w:b w:val="false"/>
-          <w:bCs w:val="false"/>
-        </w:rPr>
-      </w:r>
-    </w:p>
-    <w:p>
-      <w:pPr>
-        <w:pStyle w:val="Normal"/>
-        <w:bidi w:val="0"/>
-        <w:jc w:val="start"/>
-        <w:rPr>
-          <w:b/>
-          <w:bCs/>
-        </w:rPr>
-      </w:pPr>
-      <w:r>
-        <w:rPr/>
+        <w:rPr>
+          <w:b w:val="false"/>
+          <w:bCs w:val="false"/>
+        </w:rPr>
+      </w:r>
+    </w:p>
+    <w:p>
+      <w:pPr>
+        <w:pStyle w:val="Normal"/>
+        <w:bidi w:val="0"/>
+        <w:jc w:val="start"/>
+        <w:rPr>
+          <w:b w:val="false"/>
+          <w:bCs w:val="false"/>
+        </w:rPr>
+      </w:pPr>
+      <w:r>
+        <w:rPr>
+          <w:b w:val="false"/>
+          <w:bCs w:val="false"/>
+        </w:rPr>
+      </w:r>
+    </w:p>
+    <w:p>
+      <w:pPr>
+        <w:pStyle w:val="Normal"/>
+        <w:bidi w:val="0"/>
+        <w:jc w:val="start"/>
+        <w:rPr>
+          <w:b/>
+          <w:bCs/>
+        </w:rPr>
+      </w:pPr>
+      <w:r>
+        <w:rPr>
+          <w:b/>
+          <w:bCs/>
+        </w:rPr>
       </w:r>
       <w:r>
         <w:br w:type="page"/>
@@ -397,21 +406,7 @@
           <w:b/>
           <w:bCs/>
         </w:rPr>
-        <w:t>1</w:t>
-      </w:r>
-      <w:r>
-        <w:rPr>
-          <w:b/>
-          <w:bCs/>
-        </w:rPr>
-        <w:t xml:space="preserve">. </w:t>
-      </w:r>
-      <w:r>
-        <w:rPr>
-          <w:b/>
-          <w:bCs/>
-        </w:rPr>
-        <w:t>Roles</w:t>
+        <w:t>1. Roles</w:t>
       </w:r>
     </w:p>
     <w:p>
@@ -426,7 +421,10 @@
         </w:rPr>
       </w:pPr>
       <w:r>
-        <w:rPr/>
+        <w:rPr>
+          <w:b/>
+          <w:bCs/>
+        </w:rPr>
       </w:r>
     </w:p>
     <w:p>
@@ -442,28 +440,7 @@
           <w:b w:val="false"/>
           <w:bCs w:val="false"/>
         </w:rPr>
-        <w:t>A Role can be added to a user by the ‘Silrec Admin’ user, from the Application Admin page. R</w:t>
-      </w:r>
-      <w:r>
-        <w:rPr>
-          <w:b w:val="false"/>
-          <w:bCs w:val="false"/>
-        </w:rPr>
-        <w:t xml:space="preserve">ole ‘Silrec Admin’ </w:t>
-      </w:r>
-      <w:r>
-        <w:rPr>
-          <w:b w:val="false"/>
-          <w:bCs w:val="false"/>
-        </w:rPr>
-        <w:t>can</w:t>
-      </w:r>
-      <w:r>
-        <w:rPr>
-          <w:b w:val="false"/>
-          <w:bCs w:val="false"/>
-        </w:rPr>
-        <w:t xml:space="preserve"> configure various functional components of the SILREC application.</w:t>
+        <w:t>A Role can be added to a user by the ‘Silrec Admin’ user, from the Application Admin page. Role ‘Silrec Admin’ can configure various functional components of the SILREC application.</w:t>
       </w:r>
     </w:p>
     <w:p>
@@ -1461,7 +1438,10 @@
         </w:rPr>
       </w:pPr>
       <w:r>
-        <w:rPr/>
+        <w:rPr>
+          <w:b/>
+          <w:bCs/>
+        </w:rPr>
       </w:r>
     </w:p>
     <w:p>
@@ -1476,7 +1456,10 @@
         </w:rPr>
       </w:pPr>
       <w:r>
-        <w:rPr/>
+        <w:rPr>
+          <w:b/>
+          <w:bCs/>
+        </w:rPr>
       </w:r>
       <w:r>
         <w:br w:type="page"/>
@@ -1534,14 +1517,7 @@
           <w:b w:val="false"/>
           <w:bCs w:val="false"/>
         </w:rPr>
-        <w:t xml:space="preserve">). </w:t>
-      </w:r>
-      <w:r>
-        <w:rPr>
-          <w:b w:val="false"/>
-          <w:bCs w:val="false"/>
-        </w:rPr>
-        <w:t>All DBCA employees will likely have access to this URL.</w:t>
+        <w:t>). All DBCA employees will likely have access to this URL.</w:t>
       </w:r>
     </w:p>
     <w:p>
@@ -1637,7 +1613,10 @@
         </w:rPr>
       </w:pPr>
       <w:r>
-        <w:rPr/>
+        <w:rPr>
+          <w:b/>
+          <w:bCs/>
+        </w:rPr>
       </w:r>
     </w:p>
     <w:p>
@@ -1652,7 +1631,10 @@
         </w:rPr>
       </w:pPr>
       <w:r>
-        <w:rPr/>
+        <w:rPr>
+          <w:b/>
+          <w:bCs/>
+        </w:rPr>
       </w:r>
     </w:p>
     <w:p>
@@ -1667,7 +1649,10 @@
         </w:rPr>
       </w:pPr>
       <w:r>
-        <w:rPr/>
+        <w:rPr>
+          <w:b/>
+          <w:bCs/>
+        </w:rPr>
       </w:r>
     </w:p>
     <w:p>
@@ -1682,7 +1667,10 @@
         </w:rPr>
       </w:pPr>
       <w:r>
-        <w:rPr/>
+        <w:rPr>
+          <w:b/>
+          <w:bCs/>
+        </w:rPr>
       </w:r>
     </w:p>
     <w:p>
@@ -1697,7 +1685,10 @@
         </w:rPr>
       </w:pPr>
       <w:r>
-        <w:rPr/>
+        <w:rPr>
+          <w:b/>
+          <w:bCs/>
+        </w:rPr>
       </w:r>
     </w:p>
     <w:p>
@@ -1712,7 +1703,10 @@
         </w:rPr>
       </w:pPr>
       <w:r>
-        <w:rPr/>
+        <w:rPr>
+          <w:b/>
+          <w:bCs/>
+        </w:rPr>
       </w:r>
     </w:p>
     <w:p>
@@ -1727,7 +1721,10 @@
         </w:rPr>
       </w:pPr>
       <w:r>
-        <w:rPr/>
+        <w:rPr>
+          <w:b/>
+          <w:bCs/>
+        </w:rPr>
       </w:r>
     </w:p>
     <w:p>
@@ -1742,7 +1739,10 @@
         </w:rPr>
       </w:pPr>
       <w:r>
-        <w:rPr/>
+        <w:rPr>
+          <w:b/>
+          <w:bCs/>
+        </w:rPr>
       </w:r>
     </w:p>
     <w:p>
@@ -1757,7 +1757,10 @@
         </w:rPr>
       </w:pPr>
       <w:r>
-        <w:rPr/>
+        <w:rPr>
+          <w:b/>
+          <w:bCs/>
+        </w:rPr>
       </w:r>
     </w:p>
     <w:p>
@@ -1772,7 +1775,10 @@
         </w:rPr>
       </w:pPr>
       <w:r>
-        <w:rPr/>
+        <w:rPr>
+          <w:b/>
+          <w:bCs/>
+        </w:rPr>
       </w:r>
     </w:p>
     <w:p>
@@ -1828,21 +1834,7 @@
           <w:b w:val="false"/>
           <w:bCs w:val="false"/>
         </w:rPr>
-        <w:t>A user with role ‘User’ – will have rea</w:t>
-      </w:r>
-      <w:r>
-        <w:rPr>
-          <w:b w:val="false"/>
-          <w:bCs w:val="false"/>
-        </w:rPr>
-        <w:t>d</w:t>
-      </w:r>
-      <w:r>
-        <w:rPr>
-          <w:b w:val="false"/>
-          <w:bCs w:val="false"/>
-        </w:rPr>
-        <w:t>-only access to the application</w:t>
+        <w:t>A user with role ‘User’ – will have read-only access to the application</w:t>
       </w:r>
     </w:p>
     <w:p>
@@ -2122,7 +2114,10 @@
         </w:rPr>
       </w:pPr>
       <w:r>
-        <w:rPr/>
+        <w:rPr>
+          <w:b/>
+          <w:bCs/>
+        </w:rPr>
       </w:r>
       <w:r>
         <w:br w:type="page"/>
@@ -2178,7 +2173,10 @@
         </w:rPr>
       </w:pPr>
       <w:r>
-        <w:rPr/>
+        <w:rPr>
+          <w:b/>
+          <w:bCs/>
+        </w:rPr>
       </w:r>
     </w:p>
     <w:p>
@@ -2758,19 +2756,7 @@
       <w:r>
         <w:rPr/>
         <w:tab/>
-        <w:t xml:space="preserve">a. Either .zip, .gpkg or all </w:t>
-      </w:r>
-      <w:r>
-        <w:rPr/>
-        <w:t>(</w:t>
-      </w:r>
-      <w:r>
-        <w:rPr/>
-        <w:t>'.shp, .shx, .dbf, .prj'</w:t>
-      </w:r>
-      <w:r>
-        <w:rPr/>
-        <w:t>)</w:t>
+        <w:t>a. Either .zip, .gpkg or all ('.shp, .shx, .dbf, .prj')</w:t>
       </w:r>
     </w:p>
     <w:p>
@@ -3689,23 +3675,7 @@
       </w:pPr>
       <w:r>
         <w:rPr/>
-        <w:t xml:space="preserve">1.6) If ‘Keep’ action button is clicked, the new geometry topology is saved </w:t>
-      </w:r>
-      <w:r>
-        <w:rPr/>
-        <w:t>permanently</w:t>
-      </w:r>
-      <w:r>
-        <w:rPr/>
-        <w:t xml:space="preserve"> to the Silrec database. These new geometries created can be studied/</w:t>
-      </w:r>
-      <w:r>
-        <w:rPr/>
-        <w:t>viewed</w:t>
-      </w:r>
-      <w:r>
-        <w:rPr/>
-        <w:t xml:space="preserve"> from the Map section and also from the Dashboard table:</w:t>
+        <w:t>1.6) If ‘Keep’ action button is clicked, the new geometry topology is saved permanently to the Silrec database. These new geometries created can be studied/viewed from the Map section and also from the Dashboard table:</w:t>
       </w:r>
     </w:p>
     <w:p>
@@ -4584,27 +4554,7 @@
       </w:pPr>
       <w:r>
         <w:rPr/>
-        <w:t>1.</w:t>
-      </w:r>
-      <w:r>
-        <w:rPr/>
-        <w:t>8</w:t>
-      </w:r>
-      <w:r>
-        <w:rPr/>
-        <w:t xml:space="preserve">) </w:t>
-      </w:r>
-      <w:r>
-        <w:rPr/>
-        <w:t xml:space="preserve">When Operator has completed all input, the Proposal can be submitted to the Reviewer role </w:t>
-      </w:r>
-      <w:r>
-        <w:rPr/>
-        <w:t>user</w:t>
-      </w:r>
-      <w:r>
-        <w:rPr/>
-        <w:t xml:space="preserve"> for review.</w:t>
+        <w:t>1.8) When Operator has completed all input, the Proposal can be submitted to the Reviewer role user for review.</w:t>
       </w:r>
     </w:p>
     <w:p>
@@ -4996,6 +4946,7 @@
       <w:pPr>
         <w:pStyle w:val="Normal"/>
         <w:bidi w:val="0"/>
+        <w:spacing w:before="0" w:after="0"/>
         <w:jc w:val="start"/>
         <w:rPr>
           <w:b/>
@@ -5060,21 +5011,7 @@
           <w:b w:val="false"/>
           <w:bCs w:val="false"/>
         </w:rPr>
-        <w:t xml:space="preserve">If the review is satisfactory, the Reviewer can send to processing status ‘Review Completed’. ‘Review Completed’ locks the Proposal, and </w:t>
-      </w:r>
-      <w:r>
-        <w:rPr>
-          <w:b w:val="false"/>
-          <w:bCs w:val="false"/>
-        </w:rPr>
-        <w:t xml:space="preserve">the Proposal </w:t>
-      </w:r>
-      <w:r>
-        <w:rPr>
-          <w:b w:val="false"/>
-          <w:bCs w:val="false"/>
-        </w:rPr>
-        <w:t>can no longer be edited.</w:t>
+        <w:t>If the review is satisfactory, the Reviewer can send to processing status ‘Review Completed’. ‘Review Completed’ locks the Proposal, and the Proposal can no longer be edited.</w:t>
       </w:r>
     </w:p>
     <w:p>
@@ -5419,7 +5356,7 @@
         <mc:AlternateContent>
           <mc:Choice Requires="wps">
             <w:drawing>
-              <wp:anchor behindDoc="0" distT="27305" distB="0" distL="0" distR="27305" simplePos="0" locked="0" layoutInCell="1" allowOverlap="1" relativeHeight="47">
+              <wp:anchor behindDoc="0" distT="27305" distB="0" distL="27305" distR="0" simplePos="0" locked="0" layoutInCell="1" allowOverlap="1" relativeHeight="47">
                 <wp:simplePos x="0" y="0"/>
                 <wp:positionH relativeFrom="column">
                   <wp:posOffset>528320</wp:posOffset>
@@ -5568,6 +5505,7 @@
       <w:pPr>
         <w:pStyle w:val="Normal"/>
         <w:bidi w:val="0"/>
+        <w:spacing w:before="0" w:after="0"/>
         <w:jc w:val="start"/>
         <w:rPr>
           <w:b/>
@@ -6271,14 +6209,7 @@
           <w:b w:val="false"/>
           <w:bCs w:val="false"/>
         </w:rPr>
-        <w:t xml:space="preserve">The user can view or edit the records by clicking the appropriate action button in the table ‘Actions’ column: </w:t>
-      </w:r>
-      <w:r>
-        <w:rPr>
-          <w:b w:val="false"/>
-          <w:bCs w:val="false"/>
-        </w:rPr>
-        <w:t>(ckick on the row expander, if ‘Actions’ is not visible)</w:t>
+        <w:t>The user can view or edit the records by clicking the appropriate action button in the table ‘Actions’ column: (ckick on the row expander, if ‘Actions’ is not visible)</w:t>
       </w:r>
     </w:p>
     <w:p>

--- a/silrec/templates/docs/silrec_demo.docx
+++ b/silrec/templates/docs/silrec_demo.docx
@@ -16,17 +16,21 @@
           <w:sz w:val="28"/>
           <w:szCs w:val="28"/>
         </w:rPr>
-        <w:t xml:space="preserve">SILREC </w:t>
-      </w:r>
-      <w:r>
+        <w:t>SILREC Demo Guide</w:t>
+      </w:r>
+    </w:p>
+    <w:p>
+      <w:pPr>
+        <w:pStyle w:val="Normal"/>
+        <w:bidi w:val="0"/>
+        <w:jc w:val="center"/>
         <w:rPr>
           <w:b/>
           <w:bCs/>
           <w:sz w:val="28"/>
           <w:szCs w:val="28"/>
         </w:rPr>
-        <w:t>Demo</w:t>
-      </w:r>
+      </w:pPr>
       <w:r>
         <w:rPr>
           <w:b/>
@@ -34,23 +38,6 @@
           <w:sz w:val="28"/>
           <w:szCs w:val="28"/>
         </w:rPr>
-        <w:t xml:space="preserve"> Guide</w:t>
-      </w:r>
-    </w:p>
-    <w:p>
-      <w:pPr>
-        <w:pStyle w:val="Normal"/>
-        <w:bidi w:val="0"/>
-        <w:jc w:val="center"/>
-        <w:rPr>
-          <w:b/>
-          <w:bCs/>
-          <w:sz w:val="28"/>
-          <w:szCs w:val="28"/>
-        </w:rPr>
-      </w:pPr>
-      <w:r>
-        <w:rPr/>
       </w:r>
     </w:p>
     <w:p>
@@ -2207,7 +2194,15 @@
       </w:pPr>
       <w:r>
         <w:rPr/>
-        <w:t>1.1) Go to URL https://silrec-uat.dbca.wa.gov.au --&gt; This will take the user to the main landing page (menu item 'Home'), showing main Dashboard of all Proposals in the system.</w:t>
+        <w:t>1.</w:t>
+      </w:r>
+      <w:r>
+        <w:rPr/>
+        <w:t>3.</w:t>
+      </w:r>
+      <w:r>
+        <w:rPr/>
+        <w:t>1) Go to URL https://silrec-uat.dbca.wa.gov.au --&gt; This will take the user to the main landing page (menu item 'Home'), showing main Dashboard of all Proposals in the system.</w:t>
       </w:r>
     </w:p>
     <w:p>
@@ -2451,7 +2446,15 @@
       </w:pPr>
       <w:r>
         <w:rPr/>
-        <w:t>1.2) click 'Create New Proposal' (or open an existing one from the Dashboard)</w:t>
+        <w:t>1.</w:t>
+      </w:r>
+      <w:r>
+        <w:rPr/>
+        <w:t>3.</w:t>
+      </w:r>
+      <w:r>
+        <w:rPr/>
+        <w:t>2) click 'Create New Proposal' (or open an existing one from the Dashboard)</w:t>
       </w:r>
     </w:p>
     <w:p>
@@ -2739,7 +2742,15 @@
       </w:pPr>
       <w:r>
         <w:rPr/>
-        <w:t>1.3) click 'Upload Shapefile'</w:t>
+        <w:t>1.</w:t>
+      </w:r>
+      <w:r>
+        <w:rPr/>
+        <w:t>3.</w:t>
+      </w:r>
+      <w:r>
+        <w:rPr/>
+        <w:t>3) click 'Upload Shapefile'</w:t>
       </w:r>
     </w:p>
     <w:p>
@@ -3029,7 +3040,15 @@
       </w:pPr>
       <w:r>
         <w:rPr/>
-        <w:t>1.4) click 'Process Shapefile' (Assuming successful Shapefile Upload)</w:t>
+        <w:t>1.</w:t>
+      </w:r>
+      <w:r>
+        <w:rPr/>
+        <w:t>3.</w:t>
+      </w:r>
+      <w:r>
+        <w:rPr/>
+        <w:t>4) click 'Process Shapefile' (Assuming successful Shapefile Upload)</w:t>
       </w:r>
     </w:p>
     <w:p>
@@ -3298,7 +3317,15 @@
       </w:pPr>
       <w:r>
         <w:rPr/>
-        <w:t>1.5) (Assuming ‘Process Shapefile’ succeeded) the Revert/Keep buttons become enabled.</w:t>
+        <w:t>1.</w:t>
+      </w:r>
+      <w:r>
+        <w:rPr/>
+        <w:t>3.</w:t>
+      </w:r>
+      <w:r>
+        <w:rPr/>
+        <w:t>5) (Assuming ‘Process Shapefile’ succeeded) the Revert/Keep buttons become enabled.</w:t>
       </w:r>
     </w:p>
     <w:p>
@@ -3675,7 +3702,15 @@
       </w:pPr>
       <w:r>
         <w:rPr/>
-        <w:t>1.6) If ‘Keep’ action button is clicked, the new geometry topology is saved permanently to the Silrec database. These new geometries created can be studied/viewed from the Map section and also from the Dashboard table:</w:t>
+        <w:t>1.</w:t>
+      </w:r>
+      <w:r>
+        <w:rPr/>
+        <w:t>3.</w:t>
+      </w:r>
+      <w:r>
+        <w:rPr/>
+        <w:t>6) If ‘Keep’ action button is clicked, the new geometry topology is saved permanently to the Silrec database. These new geometries created can be studied/viewed from the Map section and also from the Dashboard table:</w:t>
       </w:r>
     </w:p>
     <w:p>
@@ -4210,7 +4245,15 @@
       </w:pPr>
       <w:r>
         <w:rPr/>
-        <w:t>1.7) The Operator role user can click on the Dashboard table ‘Edit’ action to edit data related to that given geometry/polygon, and repeat for each row/polygon in the table:</w:t>
+        <w:t>1.</w:t>
+      </w:r>
+      <w:r>
+        <w:rPr/>
+        <w:t>3.</w:t>
+      </w:r>
+      <w:r>
+        <w:rPr/>
+        <w:t>7) The Operator role user can click on the Dashboard table ‘Edit’ action to edit data related to that given geometry/polygon, and repeat for each row/polygon in the table:</w:t>
       </w:r>
     </w:p>
     <w:p>
@@ -4554,7 +4597,15 @@
       </w:pPr>
       <w:r>
         <w:rPr/>
-        <w:t>1.8) When Operator has completed all input, the Proposal can be submitted to the Reviewer role user for review.</w:t>
+        <w:t>1.</w:t>
+      </w:r>
+      <w:r>
+        <w:rPr/>
+        <w:t>3.</w:t>
+      </w:r>
+      <w:r>
+        <w:rPr/>
+        <w:t>8) When Operator has completed all input, the Proposal can be submitted to the Reviewer role user for review.</w:t>
       </w:r>
     </w:p>
     <w:p>
